--- a/CS3185/HW6/HW6.docx
+++ b/CS3185/HW6/HW6.docx
@@ -30,6 +30,8 @@
         <w:rPr>
           <w:b/>
           <w:bCs/>
+          <w:sz w:val="32"/>
+          <w:szCs w:val="32"/>
           <w:u w:val="single"/>
         </w:rPr>
       </w:pPr>
@@ -37,6 +39,8 @@
         <w:rPr>
           <w:b/>
           <w:bCs/>
+          <w:sz w:val="32"/>
+          <w:szCs w:val="32"/>
           <w:u w:val="single"/>
         </w:rPr>
         <w:t>Section 9.1:</w:t>
@@ -46,182 +50,124 @@
     <w:p>
       <w:pPr>
         <w:rPr>
-          <w:b/>
-          <w:bCs/>
-        </w:rPr>
-      </w:pPr>
-      <w:r>
-        <w:rPr>
-          <w:b/>
-          <w:bCs/>
-        </w:rPr>
-        <w:t>4)</w:t>
-      </w:r>
-      <w:r>
-        <w:rPr>
-          <w:b/>
-          <w:bCs/>
-        </w:rPr>
-        <w:t xml:space="preserve">  Construct a TM that accepts: L = </w:t>
+          <w:sz w:val="28"/>
+          <w:szCs w:val="28"/>
+        </w:rPr>
+      </w:pPr>
+      <w:r>
+        <w:rPr>
+          <w:b/>
+          <w:bCs/>
+          <w:sz w:val="28"/>
+          <w:szCs w:val="28"/>
+        </w:rPr>
+        <w:t>4</w:t>
       </w:r>
       <w:proofErr w:type="gramStart"/>
       <w:r>
         <w:rPr>
           <w:b/>
           <w:bCs/>
-        </w:rPr>
-        <w:t>{ a</w:t>
+          <w:sz w:val="28"/>
+          <w:szCs w:val="28"/>
+        </w:rPr>
+        <w:t>)</w:t>
+      </w:r>
+      <w:r>
+        <w:rPr>
+          <w:b/>
+          <w:bCs/>
+          <w:sz w:val="28"/>
+          <w:szCs w:val="28"/>
+        </w:rPr>
+        <w:t xml:space="preserve">  </w:t>
+      </w:r>
+      <w:r>
+        <w:rPr>
+          <w:b/>
+          <w:bCs/>
+          <w:sz w:val="28"/>
+          <w:szCs w:val="28"/>
+        </w:rPr>
+        <w:t>Determine</w:t>
       </w:r>
       <w:proofErr w:type="gramEnd"/>
       <w:r>
         <w:rPr>
           <w:b/>
           <w:bCs/>
-          <w:vertAlign w:val="superscript"/>
-        </w:rPr>
-        <w:t>2</w:t>
+          <w:sz w:val="28"/>
+          <w:szCs w:val="28"/>
+        </w:rPr>
+        <w:t xml:space="preserve"> what the Turing Machine in Example 9.7 when presented with the </w:t>
       </w:r>
       <w:proofErr w:type="gramStart"/>
       <w:r>
         <w:rPr>
           <w:b/>
           <w:bCs/>
-          <w:vertAlign w:val="superscript"/>
-        </w:rPr>
-        <w:t>n</w:t>
-      </w:r>
-      <w:r>
-        <w:rPr>
-          <w:b/>
-          <w:bCs/>
-        </w:rPr>
-        <w:t xml:space="preserve"> :</w:t>
+          <w:sz w:val="28"/>
+          <w:szCs w:val="28"/>
+        </w:rPr>
+        <w:t>inputs</w:t>
       </w:r>
       <w:proofErr w:type="gramEnd"/>
       <w:r>
         <w:rPr>
           <w:b/>
           <w:bCs/>
-        </w:rPr>
-        <w:t xml:space="preserve"> n ≥ </w:t>
-      </w:r>
-      <w:proofErr w:type="gramStart"/>
-      <w:r>
-        <w:rPr>
-          <w:b/>
-          <w:bCs/>
-        </w:rPr>
-        <w:t>1 }</w:t>
-      </w:r>
-      <w:proofErr w:type="gramEnd"/>
-      <w:r>
-        <w:rPr>
-          <w:b/>
-          <w:bCs/>
+          <w:sz w:val="28"/>
+          <w:szCs w:val="28"/>
+        </w:rPr>
+        <w:t xml:space="preserve"> aba and </w:t>
+      </w:r>
+      <w:proofErr w:type="spellStart"/>
+      <w:r>
+        <w:rPr>
+          <w:b/>
+          <w:bCs/>
+          <w:sz w:val="28"/>
+          <w:szCs w:val="28"/>
+        </w:rPr>
+        <w:t>aaabbbb</w:t>
+      </w:r>
+      <w:proofErr w:type="spellEnd"/>
+      <w:r>
+        <w:rPr>
+          <w:b/>
+          <w:bCs/>
+          <w:sz w:val="28"/>
+          <w:szCs w:val="28"/>
         </w:rPr>
         <w:t>.</w:t>
       </w:r>
     </w:p>
-    <w:p/>
-    <w:p>
-      <w:r>
-        <w:t xml:space="preserve">Idea: Swap between even and odd numbers of </w:t>
-      </w:r>
-      <w:proofErr w:type="gramStart"/>
-      <w:r>
-        <w:t>a’s</w:t>
-      </w:r>
-      <w:proofErr w:type="gramEnd"/>
-      <w:r>
-        <w:t xml:space="preserve"> as needed.</w:t>
-      </w:r>
-    </w:p>
-    <w:p/>
-    <w:p>
-      <w:pPr>
-        <w:pStyle w:val="ListParagraph"/>
-        <w:numPr>
-          <w:ilvl w:val="0"/>
-          <w:numId w:val="3"/>
-        </w:numPr>
-      </w:pPr>
-      <w:r>
-        <w:t>δ (q0, a) = (q1, a, R)</w:t>
-      </w:r>
-      <w:r>
-        <w:t xml:space="preserve"> – find initial a, move to ‘odd’ state</w:t>
-      </w:r>
-    </w:p>
-    <w:p>
-      <w:pPr>
-        <w:pStyle w:val="ListParagraph"/>
-        <w:ind w:left="360"/>
-      </w:pPr>
-    </w:p>
-    <w:p>
-      <w:pPr>
-        <w:pStyle w:val="ListParagraph"/>
-        <w:numPr>
-          <w:ilvl w:val="0"/>
-          <w:numId w:val="3"/>
-        </w:numPr>
-      </w:pPr>
-      <w:r>
-        <w:t>δ (q1, a) = (q2, a, R)</w:t>
-      </w:r>
-      <w:r>
-        <w:t xml:space="preserve"> – find another ‘a,’ move to ‘even’ state</w:t>
-      </w:r>
-    </w:p>
-    <w:p>
-      <w:pPr>
-        <w:pStyle w:val="ListParagraph"/>
-        <w:ind w:left="360"/>
-      </w:pPr>
-    </w:p>
-    <w:p>
-      <w:pPr>
-        <w:pStyle w:val="ListParagraph"/>
-        <w:numPr>
-          <w:ilvl w:val="0"/>
-          <w:numId w:val="3"/>
-        </w:numPr>
-      </w:pPr>
-      <w:r>
-        <w:t>δ (q2, a) = (q1, a, R)</w:t>
-      </w:r>
-    </w:p>
-    <w:p>
-      <w:pPr>
-        <w:pStyle w:val="ListParagraph"/>
-        <w:numPr>
-          <w:ilvl w:val="0"/>
-          <w:numId w:val="3"/>
-        </w:numPr>
-      </w:pPr>
-      <w:r>
-        <w:t xml:space="preserve">δ (q2, □) = (q3, □, R) – </w:t>
-      </w:r>
-      <w:r>
-        <w:t xml:space="preserve">reached end of tape in the ‘even’ state, so </w:t>
-      </w:r>
-      <w:r>
-        <w:t xml:space="preserve">accept </w:t>
-      </w:r>
+    <w:p>
+      <w:pPr>
+        <w:rPr>
+          <w:sz w:val="28"/>
+          <w:szCs w:val="28"/>
+        </w:rPr>
+      </w:pPr>
     </w:p>
     <w:p/>
     <w:p/>
-    <w:p>
-      <w:pPr>
-        <w:rPr>
-          <w:b/>
-          <w:bCs/>
-        </w:rPr>
-      </w:pPr>
-      <w:r>
-        <w:rPr>
-          <w:b/>
-          <w:bCs/>
+    <w:p/>
+    <w:p>
+      <w:pPr>
+        <w:rPr>
+          <w:b/>
+          <w:bCs/>
+          <w:sz w:val="28"/>
+          <w:szCs w:val="28"/>
+        </w:rPr>
+      </w:pPr>
+      <w:r>
+        <w:rPr>
+          <w:b/>
+          <w:bCs/>
+          <w:sz w:val="28"/>
+          <w:szCs w:val="28"/>
         </w:rPr>
         <w:t>8)</w:t>
       </w:r>
@@ -230,6 +176,8 @@
         <w:rPr>
           <w:b/>
           <w:bCs/>
+          <w:sz w:val="28"/>
+          <w:szCs w:val="28"/>
         </w:rPr>
         <w:t>e)  Construct</w:t>
       </w:r>
@@ -238,6 +186,8 @@
         <w:rPr>
           <w:b/>
           <w:bCs/>
+          <w:sz w:val="28"/>
+          <w:szCs w:val="28"/>
         </w:rPr>
         <w:t xml:space="preserve"> a TM that accepts: L = </w:t>
       </w:r>
@@ -246,6 +196,8 @@
         <w:rPr>
           <w:b/>
           <w:bCs/>
+          <w:sz w:val="28"/>
+          <w:szCs w:val="28"/>
         </w:rPr>
         <w:t xml:space="preserve">{ </w:t>
       </w:r>
@@ -253,6 +205,8 @@
         <w:rPr>
           <w:b/>
           <w:bCs/>
+          <w:sz w:val="28"/>
+          <w:szCs w:val="28"/>
         </w:rPr>
         <w:t>w</w:t>
       </w:r>
@@ -261,6 +215,8 @@
         <w:rPr>
           <w:b/>
           <w:bCs/>
+          <w:sz w:val="28"/>
+          <w:szCs w:val="28"/>
         </w:rPr>
         <w:t xml:space="preserve"> : </w:t>
       </w:r>
@@ -269,6 +225,8 @@
         <w:rPr>
           <w:b/>
           <w:bCs/>
+          <w:sz w:val="28"/>
+          <w:szCs w:val="28"/>
         </w:rPr>
         <w:t>n</w:t>
       </w:r>
@@ -276,6 +234,8 @@
         <w:rPr>
           <w:b/>
           <w:bCs/>
+          <w:sz w:val="28"/>
+          <w:szCs w:val="28"/>
           <w:vertAlign w:val="subscript"/>
         </w:rPr>
         <w:t>a</w:t>
@@ -285,6 +245,8 @@
         <w:rPr>
           <w:b/>
           <w:bCs/>
+          <w:sz w:val="28"/>
+          <w:szCs w:val="28"/>
         </w:rPr>
         <w:t xml:space="preserve"> (w) ≠ </w:t>
       </w:r>
@@ -293,6 +255,8 @@
         <w:rPr>
           <w:b/>
           <w:bCs/>
+          <w:sz w:val="28"/>
+          <w:szCs w:val="28"/>
         </w:rPr>
         <w:t>n</w:t>
       </w:r>
@@ -300,6 +264,8 @@
         <w:rPr>
           <w:b/>
           <w:bCs/>
+          <w:sz w:val="28"/>
+          <w:szCs w:val="28"/>
           <w:vertAlign w:val="subscript"/>
         </w:rPr>
         <w:t>b</w:t>
@@ -309,6 +275,8 @@
         <w:rPr>
           <w:b/>
           <w:bCs/>
+          <w:sz w:val="28"/>
+          <w:szCs w:val="28"/>
         </w:rPr>
         <w:t xml:space="preserve"> (w</w:t>
       </w:r>
@@ -317,6 +285,8 @@
         <w:rPr>
           <w:b/>
           <w:bCs/>
+          <w:sz w:val="28"/>
+          <w:szCs w:val="28"/>
         </w:rPr>
         <w:t>)</w:t>
       </w:r>
@@ -324,6 +294,8 @@
         <w:rPr>
           <w:b/>
           <w:bCs/>
+          <w:sz w:val="28"/>
+          <w:szCs w:val="28"/>
         </w:rPr>
         <w:t xml:space="preserve"> }</w:t>
       </w:r>
@@ -332,6 +304,8 @@
         <w:rPr>
           <w:b/>
           <w:bCs/>
+          <w:sz w:val="28"/>
+          <w:szCs w:val="28"/>
         </w:rPr>
         <w:t>.</w:t>
       </w:r>
@@ -341,12 +315,16 @@
         <w:rPr>
           <w:b/>
           <w:bCs/>
-        </w:rPr>
-      </w:pPr>
-      <w:r>
-        <w:rPr>
-          <w:b/>
-          <w:bCs/>
+          <w:sz w:val="28"/>
+          <w:szCs w:val="28"/>
+        </w:rPr>
+      </w:pPr>
+      <w:r>
+        <w:rPr>
+          <w:b/>
+          <w:bCs/>
+          <w:sz w:val="28"/>
+          <w:szCs w:val="28"/>
         </w:rPr>
         <w:tab/>
         <w:t xml:space="preserve">Then trace inputs on </w:t>
@@ -356,6 +334,8 @@
         <w:rPr>
           <w:b/>
           <w:bCs/>
+          <w:sz w:val="28"/>
+          <w:szCs w:val="28"/>
         </w:rPr>
         <w:t>aabab</w:t>
       </w:r>
@@ -364,6 +344,8 @@
         <w:rPr>
           <w:b/>
           <w:bCs/>
+          <w:sz w:val="28"/>
+          <w:szCs w:val="28"/>
         </w:rPr>
         <w:t xml:space="preserve"> and </w:t>
       </w:r>
@@ -372,6 +354,8 @@
         <w:rPr>
           <w:b/>
           <w:bCs/>
+          <w:sz w:val="28"/>
+          <w:szCs w:val="28"/>
         </w:rPr>
         <w:t>ababba</w:t>
       </w:r>
@@ -380,6 +364,8 @@
         <w:rPr>
           <w:b/>
           <w:bCs/>
+          <w:sz w:val="28"/>
+          <w:szCs w:val="28"/>
         </w:rPr>
         <w:t>.</w:t>
       </w:r>
@@ -466,7 +452,13 @@
         <w:t xml:space="preserve"> a</w:t>
       </w:r>
       <w:r>
-        <w:t>, start scanning for matching b (back to start of tape)</w:t>
+        <w:t xml:space="preserve">, start scanning for matching b (back to start of </w:t>
+      </w:r>
+      <w:r>
+        <w:t>string</w:t>
+      </w:r>
+      <w:r>
+        <w:t>)</w:t>
       </w:r>
     </w:p>
     <w:p>
@@ -1221,16 +1213,8 @@
         <w:t>q5</w:t>
       </w:r>
       <w:r>
-        <w:t xml:space="preserve">, a, </w:t>
-      </w:r>
-      <w:proofErr w:type="gramStart"/>
-      <w:r>
-        <w:t>R)</w:t>
-      </w:r>
-      <w:r>
-        <w:t>e</w:t>
-      </w:r>
-      <w:proofErr w:type="gramEnd"/>
+        <w:t>, a, R)</w:t>
+      </w:r>
     </w:p>
     <w:p>
       <w:pPr>
@@ -1251,7 +1235,7 @@
         <w:t>, □) = (q</w:t>
       </w:r>
       <w:r>
-        <w:t>7</w:t>
+        <w:t>8</w:t>
       </w:r>
       <w:r>
         <w:t xml:space="preserve">, □, </w:t>
@@ -1322,7 +1306,7 @@
         <w:t>δ (q</w:t>
       </w:r>
       <w:r>
-        <w:t>7</w:t>
+        <w:t>8</w:t>
       </w:r>
       <w:r>
         <w:t xml:space="preserve">, □) = </w:t>
@@ -1549,18 +1533,21 @@
     </w:p>
     <w:p/>
     <w:p/>
-    <w:p/>
-    <w:p>
-      <w:pPr>
-        <w:rPr>
-          <w:b/>
-          <w:bCs/>
-        </w:rPr>
-      </w:pPr>
-      <w:r>
-        <w:rPr>
-          <w:b/>
-          <w:bCs/>
+    <w:p>
+      <w:pPr>
+        <w:rPr>
+          <w:b/>
+          <w:bCs/>
+          <w:sz w:val="28"/>
+          <w:szCs w:val="28"/>
+        </w:rPr>
+      </w:pPr>
+      <w:r>
+        <w:rPr>
+          <w:b/>
+          <w:bCs/>
+          <w:sz w:val="28"/>
+          <w:szCs w:val="28"/>
         </w:rPr>
         <w:t>8)</w:t>
       </w:r>
@@ -1569,6 +1556,8 @@
         <w:rPr>
           <w:b/>
           <w:bCs/>
+          <w:sz w:val="28"/>
+          <w:szCs w:val="28"/>
         </w:rPr>
         <w:t xml:space="preserve">g)  </w:t>
       </w:r>
@@ -1576,6 +1565,8 @@
         <w:rPr>
           <w:b/>
           <w:bCs/>
+          <w:sz w:val="28"/>
+          <w:szCs w:val="28"/>
         </w:rPr>
         <w:t>Construct</w:t>
       </w:r>
@@ -1584,6 +1575,8 @@
         <w:rPr>
           <w:b/>
           <w:bCs/>
+          <w:sz w:val="28"/>
+          <w:szCs w:val="28"/>
         </w:rPr>
         <w:t xml:space="preserve"> a TM that accepts: L = </w:t>
       </w:r>
@@ -1592,6 +1585,8 @@
         <w:rPr>
           <w:b/>
           <w:bCs/>
+          <w:sz w:val="28"/>
+          <w:szCs w:val="28"/>
         </w:rPr>
         <w:t xml:space="preserve">{ </w:t>
       </w:r>
@@ -1600,6 +1595,8 @@
         <w:rPr>
           <w:b/>
           <w:bCs/>
+          <w:sz w:val="28"/>
+          <w:szCs w:val="28"/>
         </w:rPr>
         <w:t>a</w:t>
       </w:r>
@@ -1607,6 +1604,8 @@
         <w:rPr>
           <w:b/>
           <w:bCs/>
+          <w:sz w:val="28"/>
+          <w:szCs w:val="28"/>
           <w:vertAlign w:val="superscript"/>
         </w:rPr>
         <w:t>n</w:t>
@@ -1615,6 +1614,8 @@
         <w:rPr>
           <w:b/>
           <w:bCs/>
+          <w:sz w:val="28"/>
+          <w:szCs w:val="28"/>
         </w:rPr>
         <w:t>b</w:t>
       </w:r>
@@ -1622,6 +1623,8 @@
         <w:rPr>
           <w:b/>
           <w:bCs/>
+          <w:sz w:val="28"/>
+          <w:szCs w:val="28"/>
           <w:vertAlign w:val="superscript"/>
         </w:rPr>
         <w:t>n</w:t>
@@ -1630,6 +1633,8 @@
         <w:rPr>
           <w:b/>
           <w:bCs/>
+          <w:sz w:val="28"/>
+          <w:szCs w:val="28"/>
         </w:rPr>
         <w:t>a</w:t>
       </w:r>
@@ -1637,6 +1642,8 @@
         <w:rPr>
           <w:b/>
           <w:bCs/>
+          <w:sz w:val="28"/>
+          <w:szCs w:val="28"/>
           <w:vertAlign w:val="superscript"/>
         </w:rPr>
         <w:t>n</w:t>
@@ -1645,6 +1652,8 @@
         <w:rPr>
           <w:b/>
           <w:bCs/>
+          <w:sz w:val="28"/>
+          <w:szCs w:val="28"/>
         </w:rPr>
         <w:t>b</w:t>
       </w:r>
@@ -1652,6 +1661,8 @@
         <w:rPr>
           <w:b/>
           <w:bCs/>
+          <w:sz w:val="28"/>
+          <w:szCs w:val="28"/>
           <w:vertAlign w:val="superscript"/>
         </w:rPr>
         <w:t>n</w:t>
@@ -1662,6 +1673,8 @@
         <w:rPr>
           <w:b/>
           <w:bCs/>
+          <w:sz w:val="28"/>
+          <w:szCs w:val="28"/>
         </w:rPr>
         <w:t xml:space="preserve"> : n ≠ 0</w:t>
       </w:r>
@@ -1669,6 +1682,8 @@
         <w:rPr>
           <w:b/>
           <w:bCs/>
+          <w:sz w:val="28"/>
+          <w:szCs w:val="28"/>
         </w:rPr>
         <w:t>}.</w:t>
       </w:r>
@@ -1678,12 +1693,16 @@
         <w:rPr>
           <w:b/>
           <w:bCs/>
-        </w:rPr>
-      </w:pPr>
-      <w:r>
-        <w:rPr>
-          <w:b/>
-          <w:bCs/>
+          <w:sz w:val="28"/>
+          <w:szCs w:val="28"/>
+        </w:rPr>
+      </w:pPr>
+      <w:r>
+        <w:rPr>
+          <w:b/>
+          <w:bCs/>
+          <w:sz w:val="28"/>
+          <w:szCs w:val="28"/>
         </w:rPr>
         <w:tab/>
         <w:t xml:space="preserve">Then trace inputs on </w:t>
@@ -1693,6 +1712,8 @@
         <w:rPr>
           <w:b/>
           <w:bCs/>
+          <w:sz w:val="28"/>
+          <w:szCs w:val="28"/>
         </w:rPr>
         <w:t>aabbaabb</w:t>
       </w:r>
@@ -1701,6 +1722,8 @@
         <w:rPr>
           <w:b/>
           <w:bCs/>
+          <w:sz w:val="28"/>
+          <w:szCs w:val="28"/>
         </w:rPr>
         <w:t xml:space="preserve"> and </w:t>
       </w:r>
@@ -1709,6 +1732,8 @@
         <w:rPr>
           <w:b/>
           <w:bCs/>
+          <w:sz w:val="28"/>
+          <w:szCs w:val="28"/>
         </w:rPr>
         <w:t>abaab</w:t>
       </w:r>
@@ -1717,6 +1742,8 @@
         <w:rPr>
           <w:b/>
           <w:bCs/>
+          <w:sz w:val="28"/>
+          <w:szCs w:val="28"/>
         </w:rPr>
         <w:t>.</w:t>
       </w:r>
@@ -1765,7 +1792,13 @@
         <w:t>) –</w:t>
       </w:r>
       <w:r>
-        <w:t xml:space="preserve"> found an a</w:t>
+        <w:t xml:space="preserve"> found </w:t>
+      </w:r>
+      <w:r>
+        <w:t>initial</w:t>
+      </w:r>
+      <w:r>
+        <w:t xml:space="preserve"> a</w:t>
       </w:r>
       <w:r>
         <w:t xml:space="preserve">, start scanning for </w:t>
@@ -1780,13 +1813,49 @@
     <w:p>
       <w:pPr>
         <w:pStyle w:val="ListParagraph"/>
+        <w:ind w:left="360"/>
+      </w:pPr>
+    </w:p>
+    <w:p>
+      <w:pPr>
+        <w:pStyle w:val="ListParagraph"/>
         <w:numPr>
           <w:ilvl w:val="0"/>
           <w:numId w:val="2"/>
         </w:numPr>
       </w:pPr>
       <w:r>
-        <w:t>δ (q0, X) = (q0, X, R)</w:t>
+        <w:t>δ (q1, b) = (q2, Y, R) – matching b located and marked with Y</w:t>
+      </w:r>
+    </w:p>
+    <w:p>
+      <w:pPr>
+        <w:pStyle w:val="ListParagraph"/>
+        <w:numPr>
+          <w:ilvl w:val="0"/>
+          <w:numId w:val="2"/>
+        </w:numPr>
+      </w:pPr>
+      <w:r>
+        <w:t>δ (q1, a) = (q</w:t>
+      </w:r>
+      <w:r>
+        <w:t>1</w:t>
+      </w:r>
+      <w:r>
+        <w:t>, a, R) – skip leftover a’s</w:t>
+      </w:r>
+    </w:p>
+    <w:p>
+      <w:pPr>
+        <w:pStyle w:val="ListParagraph"/>
+        <w:numPr>
+          <w:ilvl w:val="0"/>
+          <w:numId w:val="2"/>
+        </w:numPr>
+      </w:pPr>
+      <w:r>
+        <w:t>δ (q1, Y) = (q1, Y, R)</w:t>
       </w:r>
       <w:r>
         <w:t xml:space="preserve"> –</w:t>
@@ -1795,11 +1864,17 @@
         <w:t xml:space="preserve"> </w:t>
       </w:r>
       <w:r>
-        <w:t>skip</w:t>
-      </w:r>
-      <w:r>
-        <w:t xml:space="preserve"> already marked a’s</w:t>
-      </w:r>
+        <w:t xml:space="preserve">skip </w:t>
+      </w:r>
+      <w:r>
+        <w:t>already marked b’s</w:t>
+      </w:r>
+    </w:p>
+    <w:p>
+      <w:pPr>
+        <w:pStyle w:val="ListParagraph"/>
+        <w:ind w:left="360"/>
+      </w:pPr>
     </w:p>
     <w:p>
       <w:pPr>
@@ -1810,7 +1885,15 @@
         </w:numPr>
       </w:pPr>
       <w:r>
-        <w:t>δ (q0, Y) = (q0, Y, R) – skip already marked a’s</w:t>
+        <w:t xml:space="preserve">δ (q2, a) = (q3, X, R) – matching </w:t>
+      </w:r>
+      <w:proofErr w:type="gramStart"/>
+      <w:r>
+        <w:t>a</w:t>
+      </w:r>
+      <w:proofErr w:type="gramEnd"/>
+      <w:r>
+        <w:t xml:space="preserve"> in second block located</w:t>
       </w:r>
     </w:p>
     <w:p>
@@ -1822,7 +1905,25 @@
         </w:numPr>
       </w:pPr>
       <w:r>
-        <w:t>δ (q0, □) = (q7, □, R) – if end of tape reached, accept</w:t>
+        <w:t>δ (q2, b) = (q2, b, R) – skip leftover b’s</w:t>
+      </w:r>
+    </w:p>
+    <w:p>
+      <w:pPr>
+        <w:pStyle w:val="ListParagraph"/>
+        <w:numPr>
+          <w:ilvl w:val="0"/>
+          <w:numId w:val="2"/>
+        </w:numPr>
+      </w:pPr>
+      <w:r>
+        <w:t>δ (q2, X) = (q2, X, R)</w:t>
+      </w:r>
+      <w:r>
+        <w:t xml:space="preserve"> – </w:t>
+      </w:r>
+      <w:r>
+        <w:t>skip already marked a’s again</w:t>
       </w:r>
     </w:p>
     <w:p>
@@ -1840,7 +1941,13 @@
         </w:numPr>
       </w:pPr>
       <w:r>
-        <w:t>δ (q1, b) = (q2, Y, R) – matching b located and marked with Y</w:t>
+        <w:t>δ (q3, b) = (q4, Y, L) – matching b in second</w:t>
+      </w:r>
+      <w:r>
+        <w:t xml:space="preserve"> b</w:t>
+      </w:r>
+      <w:r>
+        <w:t xml:space="preserve"> block located</w:t>
       </w:r>
     </w:p>
     <w:p>
@@ -1852,7 +1959,7 @@
         </w:numPr>
       </w:pPr>
       <w:r>
-        <w:t>δ (q1, a) = (q2, a, R) – skip leftover a’s</w:t>
+        <w:t>δ (q3, a) = (q3, a, R) – skip leftover a’s</w:t>
       </w:r>
     </w:p>
     <w:p>
@@ -1864,19 +1971,72 @@
         </w:numPr>
       </w:pPr>
       <w:r>
-        <w:t>δ (q1, Y) = (q1, Y, R)</w:t>
-      </w:r>
-      <w:r>
-        <w:t xml:space="preserve"> –</w:t>
-      </w:r>
-      <w:r>
-        <w:t xml:space="preserve"> </w:t>
-      </w:r>
-      <w:r>
-        <w:t xml:space="preserve">skip </w:t>
-      </w:r>
-      <w:r>
-        <w:t>already marked b’s</w:t>
+        <w:t xml:space="preserve">δ (q3, </w:t>
+      </w:r>
+      <w:r>
+        <w:t>Y</w:t>
+      </w:r>
+      <w:r>
+        <w:t xml:space="preserve">) = (q3, </w:t>
+      </w:r>
+      <w:r>
+        <w:t>Y</w:t>
+      </w:r>
+      <w:r>
+        <w:t>, R)</w:t>
+      </w:r>
+      <w:r>
+        <w:t xml:space="preserve"> – skip already marked b’s again</w:t>
+      </w:r>
+    </w:p>
+    <w:p>
+      <w:pPr>
+        <w:pStyle w:val="ListParagraph"/>
+        <w:numPr>
+          <w:ilvl w:val="0"/>
+          <w:numId w:val="2"/>
+        </w:numPr>
+      </w:pPr>
+      <w:r>
+        <w:t>δ (q3, □) = (q</w:t>
+      </w:r>
+      <w:r>
+        <w:t>6</w:t>
+      </w:r>
+      <w:r>
+        <w:t xml:space="preserve">, □, </w:t>
+      </w:r>
+      <w:r>
+        <w:t>L</w:t>
+      </w:r>
+      <w:r>
+        <w:t>)</w:t>
+      </w:r>
+      <w:r>
+        <w:t xml:space="preserve"> – </w:t>
+      </w:r>
+      <w:r>
+        <w:t xml:space="preserve">end of </w:t>
+      </w:r>
+      <w:r>
+        <w:t>string</w:t>
+      </w:r>
+      <w:r>
+        <w:t>,</w:t>
+      </w:r>
+      <w:r>
+        <w:t xml:space="preserve"> all </w:t>
+      </w:r>
+      <w:proofErr w:type="gramStart"/>
+      <w:r>
+        <w:t>a’s</w:t>
+      </w:r>
+      <w:proofErr w:type="gramEnd"/>
+      <w:r>
+        <w:t xml:space="preserve"> and b’s are marked, move to </w:t>
+      </w:r>
+      <w:r>
+        <w:t>verify</w:t>
       </w:r>
     </w:p>
     <w:p>
@@ -1894,15 +2054,104 @@
         </w:numPr>
       </w:pPr>
       <w:r>
-        <w:t xml:space="preserve">δ (q2, a) = (q3, X, R) – matching </w:t>
-      </w:r>
-      <w:proofErr w:type="gramStart"/>
+        <w:lastRenderedPageBreak/>
+        <w:t>δ (q4, X) = (q4, X, L) – return to leftmost spot to start next scan</w:t>
+      </w:r>
+    </w:p>
+    <w:p>
+      <w:pPr>
+        <w:pStyle w:val="ListParagraph"/>
+        <w:numPr>
+          <w:ilvl w:val="0"/>
+          <w:numId w:val="2"/>
+        </w:numPr>
+      </w:pPr>
+      <w:r>
+        <w:t>δ (q4, Y) = (q4, Y, L)</w:t>
+      </w:r>
+    </w:p>
+    <w:p>
+      <w:pPr>
+        <w:pStyle w:val="ListParagraph"/>
+        <w:numPr>
+          <w:ilvl w:val="0"/>
+          <w:numId w:val="2"/>
+        </w:numPr>
+      </w:pPr>
+      <w:r>
+        <w:t>δ (q4, a) = (q4, a, L)</w:t>
+      </w:r>
+    </w:p>
+    <w:p>
+      <w:pPr>
+        <w:pStyle w:val="ListParagraph"/>
+        <w:numPr>
+          <w:ilvl w:val="0"/>
+          <w:numId w:val="2"/>
+        </w:numPr>
+      </w:pPr>
+      <w:r>
+        <w:t>δ (q4, b) = (q4, b, L)</w:t>
+      </w:r>
+    </w:p>
+    <w:p>
+      <w:pPr>
+        <w:pStyle w:val="ListParagraph"/>
+        <w:numPr>
+          <w:ilvl w:val="0"/>
+          <w:numId w:val="2"/>
+        </w:numPr>
+      </w:pPr>
+      <w:r>
+        <w:t>δ (q4, □) = (q</w:t>
+      </w:r>
+      <w:r>
+        <w:t>5</w:t>
+      </w:r>
+      <w:r>
+        <w:t xml:space="preserve">, □, R) – back at start of </w:t>
+      </w:r>
+      <w:r>
+        <w:t>string</w:t>
+      </w:r>
+      <w:r>
+        <w:t>, start next scan</w:t>
+      </w:r>
+    </w:p>
+    <w:p>
+      <w:pPr>
+        <w:pStyle w:val="ListParagraph"/>
+        <w:ind w:left="360"/>
+      </w:pPr>
+    </w:p>
+    <w:p>
+      <w:pPr>
+        <w:pStyle w:val="ListParagraph"/>
+        <w:numPr>
+          <w:ilvl w:val="0"/>
+          <w:numId w:val="2"/>
+        </w:numPr>
+      </w:pPr>
+      <w:r>
+        <w:t xml:space="preserve">δ (q5, </w:t>
+      </w:r>
       <w:r>
         <w:t>a</w:t>
       </w:r>
-      <w:proofErr w:type="gramEnd"/>
-      <w:r>
-        <w:t xml:space="preserve"> in second block located</w:t>
+      <w:r>
+        <w:t>) = (q</w:t>
+      </w:r>
+      <w:r>
+        <w:t>1</w:t>
+      </w:r>
+      <w:r>
+        <w:t>, X, R)</w:t>
+      </w:r>
+      <w:r>
+        <w:t xml:space="preserve"> – state to handle second scan and onward</w:t>
+      </w:r>
+      <w:r>
+        <w:t>, and final verification</w:t>
       </w:r>
     </w:p>
     <w:p>
@@ -1914,7 +2163,19 @@
         </w:numPr>
       </w:pPr>
       <w:r>
-        <w:t>δ (q2, b) = (q2, b, R) – skip leftover b’s</w:t>
+        <w:t>δ (q</w:t>
+      </w:r>
+      <w:r>
+        <w:t>5</w:t>
+      </w:r>
+      <w:r>
+        <w:t>, X) = (q</w:t>
+      </w:r>
+      <w:r>
+        <w:t>5</w:t>
+      </w:r>
+      <w:r>
+        <w:t>, X, R) – skip already marked a’s</w:t>
       </w:r>
     </w:p>
     <w:p>
@@ -1926,20 +2187,26 @@
         </w:numPr>
       </w:pPr>
       <w:r>
-        <w:t>δ (q2, X) = (q2, X, R)</w:t>
-      </w:r>
-      <w:r>
-        <w:t xml:space="preserve"> – </w:t>
-      </w:r>
-      <w:r>
-        <w:t>skip already marked a’s again</w:t>
-      </w:r>
-    </w:p>
-    <w:p>
-      <w:pPr>
-        <w:pStyle w:val="ListParagraph"/>
-        <w:ind w:left="360"/>
-      </w:pPr>
+        <w:t>δ (q</w:t>
+      </w:r>
+      <w:r>
+        <w:t>5</w:t>
+      </w:r>
+      <w:r>
+        <w:t>, Y) = (q</w:t>
+      </w:r>
+      <w:r>
+        <w:t>5</w:t>
+      </w:r>
+      <w:r>
+        <w:t xml:space="preserve">, Y, R) – skip already marked </w:t>
+      </w:r>
+      <w:r>
+        <w:t>b</w:t>
+      </w:r>
+      <w:r>
+        <w:t>’s</w:t>
+      </w:r>
     </w:p>
     <w:p>
       <w:pPr>
@@ -1950,294 +2217,31 @@
         </w:numPr>
       </w:pPr>
       <w:r>
-        <w:t>δ (q3, b) = (q4, Y, L) – matching b in second</w:t>
-      </w:r>
-      <w:r>
-        <w:t xml:space="preserve"> b</w:t>
-      </w:r>
-      <w:r>
-        <w:t xml:space="preserve"> block located</w:t>
-      </w:r>
-    </w:p>
-    <w:p>
-      <w:pPr>
-        <w:pStyle w:val="ListParagraph"/>
-        <w:numPr>
-          <w:ilvl w:val="0"/>
-          <w:numId w:val="2"/>
-        </w:numPr>
-      </w:pPr>
-      <w:r>
-        <w:lastRenderedPageBreak/>
-        <w:t>δ (q3, a) = (q3, a, R) – skip leftover a’s</w:t>
-      </w:r>
-    </w:p>
-    <w:p>
-      <w:pPr>
-        <w:pStyle w:val="ListParagraph"/>
-        <w:numPr>
-          <w:ilvl w:val="0"/>
-          <w:numId w:val="2"/>
-        </w:numPr>
-      </w:pPr>
-      <w:r>
-        <w:t xml:space="preserve">δ (q3, </w:t>
-      </w:r>
-      <w:r>
-        <w:t>Y</w:t>
-      </w:r>
-      <w:r>
-        <w:t xml:space="preserve">) = (q3, </w:t>
-      </w:r>
-      <w:r>
-        <w:t>Y</w:t>
-      </w:r>
-      <w:r>
-        <w:t>, R)</w:t>
-      </w:r>
-      <w:r>
-        <w:t xml:space="preserve"> – skip already marked b’s again</w:t>
-      </w:r>
-    </w:p>
-    <w:p>
-      <w:pPr>
-        <w:pStyle w:val="ListParagraph"/>
-        <w:numPr>
-          <w:ilvl w:val="0"/>
-          <w:numId w:val="2"/>
-        </w:numPr>
-      </w:pPr>
-      <w:r>
-        <w:t>δ (q3, □) = (q</w:t>
+        <w:t>δ (q</w:t>
       </w:r>
       <w:r>
         <w:t>5</w:t>
       </w:r>
       <w:r>
-        <w:t xml:space="preserve">, □, </w:t>
-      </w:r>
-      <w:r>
-        <w:t>L</w:t>
-      </w:r>
-      <w:r>
-        <w:t>)</w:t>
-      </w:r>
-      <w:r>
-        <w:t xml:space="preserve"> – </w:t>
-      </w:r>
-      <w:r>
-        <w:t>end of tape,</w:t>
-      </w:r>
-      <w:r>
-        <w:t xml:space="preserve"> all </w:t>
-      </w:r>
-      <w:proofErr w:type="gramStart"/>
-      <w:r>
-        <w:t>a’s</w:t>
-      </w:r>
-      <w:proofErr w:type="gramEnd"/>
-      <w:r>
-        <w:t xml:space="preserve"> and b’s are marked, move to </w:t>
-      </w:r>
-      <w:r>
-        <w:t>verify</w:t>
-      </w:r>
-    </w:p>
-    <w:p>
-      <w:pPr>
-        <w:pStyle w:val="ListParagraph"/>
-        <w:ind w:left="360"/>
-      </w:pPr>
-    </w:p>
-    <w:p>
-      <w:pPr>
-        <w:pStyle w:val="ListParagraph"/>
-        <w:numPr>
-          <w:ilvl w:val="0"/>
-          <w:numId w:val="2"/>
-        </w:numPr>
-      </w:pPr>
-      <w:r>
-        <w:t>δ (q4, X) = (q4, X, L) – return to leftmost spot to start next scan</w:t>
-      </w:r>
-    </w:p>
-    <w:p>
-      <w:pPr>
-        <w:pStyle w:val="ListParagraph"/>
-        <w:numPr>
-          <w:ilvl w:val="0"/>
-          <w:numId w:val="2"/>
-        </w:numPr>
-      </w:pPr>
-      <w:r>
-        <w:t>δ (q4, Y) = (q4, Y, L)</w:t>
-      </w:r>
-    </w:p>
-    <w:p>
-      <w:pPr>
-        <w:pStyle w:val="ListParagraph"/>
-        <w:numPr>
-          <w:ilvl w:val="0"/>
-          <w:numId w:val="2"/>
-        </w:numPr>
-      </w:pPr>
-      <w:r>
-        <w:t>δ (q4, a) = (q4, a, L)</w:t>
-      </w:r>
-    </w:p>
-    <w:p>
-      <w:pPr>
-        <w:pStyle w:val="ListParagraph"/>
-        <w:numPr>
-          <w:ilvl w:val="0"/>
-          <w:numId w:val="2"/>
-        </w:numPr>
-      </w:pPr>
-      <w:r>
-        <w:t>δ (q4, b) = (q4, b, L)</w:t>
-      </w:r>
-    </w:p>
-    <w:p>
-      <w:pPr>
-        <w:pStyle w:val="ListParagraph"/>
-        <w:numPr>
-          <w:ilvl w:val="0"/>
-          <w:numId w:val="2"/>
-        </w:numPr>
-      </w:pPr>
-      <w:r>
-        <w:t>δ (q4, □) = (q0, □, R) – back at start of tape, start next scan</w:t>
-      </w:r>
-    </w:p>
-    <w:p>
-      <w:pPr>
-        <w:pStyle w:val="ListParagraph"/>
-        <w:ind w:left="360"/>
-      </w:pPr>
-    </w:p>
-    <w:p>
-      <w:pPr>
-        <w:pStyle w:val="ListParagraph"/>
-        <w:numPr>
-          <w:ilvl w:val="0"/>
-          <w:numId w:val="2"/>
-        </w:numPr>
-      </w:pPr>
-      <w:r>
-        <w:t>δ (q5, X) = (q5, X, L) – return to leftmost spot to start verification</w:t>
-      </w:r>
-    </w:p>
-    <w:p>
-      <w:pPr>
-        <w:pStyle w:val="ListParagraph"/>
-        <w:numPr>
-          <w:ilvl w:val="0"/>
-          <w:numId w:val="2"/>
-        </w:numPr>
-      </w:pPr>
-      <w:proofErr w:type="gramStart"/>
-      <w:r>
-        <w:t>δ (q5, Y) =</w:t>
-      </w:r>
-      <w:proofErr w:type="gramEnd"/>
-      <w:r>
-        <w:t xml:space="preserve"> (q5, Y, L)</w:t>
-      </w:r>
-    </w:p>
-    <w:p>
-      <w:pPr>
-        <w:pStyle w:val="ListParagraph"/>
-        <w:numPr>
-          <w:ilvl w:val="0"/>
-          <w:numId w:val="2"/>
-        </w:numPr>
-      </w:pPr>
-      <w:r>
-        <w:t>δ (q5, a) = (q5, a, L)</w:t>
-      </w:r>
-    </w:p>
-    <w:p>
-      <w:pPr>
-        <w:pStyle w:val="ListParagraph"/>
-        <w:numPr>
-          <w:ilvl w:val="0"/>
-          <w:numId w:val="2"/>
-        </w:numPr>
-      </w:pPr>
-      <w:r>
-        <w:t>δ (q5, b) = (q5, b, L)</w:t>
-      </w:r>
-    </w:p>
-    <w:p>
-      <w:pPr>
-        <w:pStyle w:val="ListParagraph"/>
-        <w:numPr>
-          <w:ilvl w:val="0"/>
-          <w:numId w:val="2"/>
-        </w:numPr>
-      </w:pPr>
-      <w:r>
-        <w:t xml:space="preserve">δ (q5, □) = (q6, □, R) – back at start of tape, </w:t>
-      </w:r>
-      <w:r>
-        <w:t>start</w:t>
-      </w:r>
-      <w:r>
-        <w:t xml:space="preserve"> verification scan</w:t>
-      </w:r>
-    </w:p>
-    <w:p>
-      <w:pPr>
-        <w:pStyle w:val="ListParagraph"/>
-        <w:ind w:left="360"/>
-      </w:pPr>
-    </w:p>
-    <w:p>
-      <w:pPr>
-        <w:pStyle w:val="ListParagraph"/>
-        <w:numPr>
-          <w:ilvl w:val="0"/>
-          <w:numId w:val="2"/>
-        </w:numPr>
-      </w:pPr>
-      <w:r>
-        <w:t>δ (q6, X) = (q6, X, L) – skip only X’s and Y’s, other characters cause crash</w:t>
-      </w:r>
-    </w:p>
-    <w:p>
-      <w:pPr>
-        <w:pStyle w:val="ListParagraph"/>
-        <w:numPr>
-          <w:ilvl w:val="0"/>
-          <w:numId w:val="2"/>
-        </w:numPr>
-      </w:pPr>
-      <w:r>
-        <w:t>δ (q6, Y) = (q6, Y, L)</w:t>
-      </w:r>
-    </w:p>
-    <w:p>
-      <w:pPr>
-        <w:pStyle w:val="ListParagraph"/>
-        <w:numPr>
-          <w:ilvl w:val="0"/>
-          <w:numId w:val="2"/>
-        </w:numPr>
-      </w:pPr>
-      <w:r>
-        <w:t>δ (q6, □) = (q7, □, L) – passed verification, move to accept</w:t>
-      </w:r>
-    </w:p>
-    <w:p>
-      <w:pPr>
-        <w:pStyle w:val="ListParagraph"/>
-        <w:numPr>
-          <w:ilvl w:val="0"/>
-          <w:numId w:val="2"/>
-        </w:numPr>
-      </w:pPr>
-      <w:r>
-        <w:t>δ (q7, □) = accept</w:t>
+        <w:t>, □) = (q</w:t>
+      </w:r>
+      <w:r>
+        <w:t>6</w:t>
+      </w:r>
+      <w:r>
+        <w:t xml:space="preserve">, □, R) – if end of </w:t>
+      </w:r>
+      <w:r>
+        <w:t>string</w:t>
+      </w:r>
+      <w:r>
+        <w:t xml:space="preserve"> reached, </w:t>
+      </w:r>
+      <w:r>
+        <w:t xml:space="preserve">passed verification, </w:t>
+      </w:r>
+      <w:r>
+        <w:t>accept</w:t>
       </w:r>
     </w:p>
     <w:p/>
@@ -2252,7 +2256,7 @@
           <w:noProof/>
         </w:rPr>
         <w:drawing>
-          <wp:inline distT="0" distB="0" distL="0" distR="0" wp14:anchorId="4BDF23A6" wp14:editId="112C0DCA">
+          <wp:inline distT="0" distB="0" distL="0" distR="0" wp14:anchorId="4BDF23A6" wp14:editId="6D3706C8">
             <wp:extent cx="5943600" cy="2847975"/>
             <wp:effectExtent l="0" t="0" r="0" b="9525"/>
             <wp:docPr id="1194220847" name="Picture 3"/>
@@ -2309,9 +2313,8 @@
         <w:rPr>
           <w:noProof/>
         </w:rPr>
-        <w:lastRenderedPageBreak/>
         <w:drawing>
-          <wp:inline distT="0" distB="0" distL="0" distR="0" wp14:anchorId="5FA19675" wp14:editId="029E6241">
+          <wp:inline distT="0" distB="0" distL="0" distR="0" wp14:anchorId="5FA19675" wp14:editId="713A8617">
             <wp:extent cx="5943600" cy="1762125"/>
             <wp:effectExtent l="0" t="0" r="0" b="9525"/>
             <wp:docPr id="1333128650" name="Picture 4"/>
@@ -2362,12 +2365,13 @@
     </w:p>
     <w:p/>
     <w:p/>
-    <w:p/>
-    <w:p>
-      <w:pPr>
-        <w:rPr>
-          <w:b/>
-          <w:bCs/>
+    <w:p>
+      <w:pPr>
+        <w:rPr>
+          <w:b/>
+          <w:bCs/>
+          <w:sz w:val="32"/>
+          <w:szCs w:val="32"/>
           <w:u w:val="single"/>
         </w:rPr>
       </w:pPr>
@@ -2375,6 +2379,8 @@
         <w:rPr>
           <w:b/>
           <w:bCs/>
+          <w:sz w:val="32"/>
+          <w:szCs w:val="32"/>
           <w:u w:val="single"/>
         </w:rPr>
         <w:t>Section 9.2:</w:t>
@@ -2393,19 +2399,26 @@
         <w:rPr>
           <w:b/>
           <w:bCs/>
-        </w:rPr>
-      </w:pPr>
-      <w:r>
-        <w:rPr>
-          <w:b/>
-          <w:bCs/>
-        </w:rPr>
+          <w:sz w:val="28"/>
+          <w:szCs w:val="28"/>
+        </w:rPr>
+      </w:pPr>
+      <w:r>
+        <w:rPr>
+          <w:b/>
+          <w:bCs/>
+          <w:sz w:val="28"/>
+          <w:szCs w:val="28"/>
+        </w:rPr>
+        <w:lastRenderedPageBreak/>
         <w:t xml:space="preserve">5) </w:t>
       </w:r>
       <w:r>
         <w:rPr>
           <w:b/>
           <w:bCs/>
+          <w:sz w:val="28"/>
+          <w:szCs w:val="28"/>
         </w:rPr>
         <w:t>Provide a “high-level” description for Turing machines that accept the following</w:t>
       </w:r>
@@ -2413,6 +2426,8 @@
         <w:rPr>
           <w:b/>
           <w:bCs/>
+          <w:sz w:val="28"/>
+          <w:szCs w:val="28"/>
         </w:rPr>
         <w:t xml:space="preserve"> on {</w:t>
       </w:r>
@@ -2422,6 +2437,8 @@
         <w:rPr>
           <w:b/>
           <w:bCs/>
+          <w:sz w:val="28"/>
+          <w:szCs w:val="28"/>
         </w:rPr>
         <w:t>a,b</w:t>
       </w:r>
@@ -2431,6 +2448,8 @@
         <w:rPr>
           <w:b/>
           <w:bCs/>
+          <w:sz w:val="28"/>
+          <w:szCs w:val="28"/>
         </w:rPr>
         <w:t>}</w:t>
       </w:r>
@@ -2438,6 +2457,8 @@
         <w:rPr>
           <w:b/>
           <w:bCs/>
+          <w:sz w:val="28"/>
+          <w:szCs w:val="28"/>
         </w:rPr>
         <w:t>:</w:t>
       </w:r>
@@ -2447,20 +2468,26 @@
         <w:rPr>
           <w:b/>
           <w:bCs/>
-        </w:rPr>
-      </w:pPr>
-    </w:p>
-    <w:p>
-      <w:pPr>
-        <w:rPr>
-          <w:b/>
-          <w:bCs/>
-        </w:rPr>
-      </w:pPr>
-      <w:r>
-        <w:rPr>
-          <w:b/>
-          <w:bCs/>
+          <w:sz w:val="28"/>
+          <w:szCs w:val="28"/>
+        </w:rPr>
+      </w:pPr>
+    </w:p>
+    <w:p>
+      <w:pPr>
+        <w:rPr>
+          <w:b/>
+          <w:bCs/>
+          <w:sz w:val="28"/>
+          <w:szCs w:val="28"/>
+        </w:rPr>
+      </w:pPr>
+      <w:r>
+        <w:rPr>
+          <w:b/>
+          <w:bCs/>
+          <w:sz w:val="28"/>
+          <w:szCs w:val="28"/>
         </w:rPr>
         <w:t xml:space="preserve">b) L = </w:t>
       </w:r>
@@ -2469,6 +2496,8 @@
         <w:rPr>
           <w:b/>
           <w:bCs/>
+          <w:sz w:val="28"/>
+          <w:szCs w:val="28"/>
         </w:rPr>
         <w:t>{</w:t>
       </w:r>
@@ -2476,6 +2505,8 @@
         <w:rPr>
           <w:b/>
           <w:bCs/>
+          <w:sz w:val="28"/>
+          <w:szCs w:val="28"/>
         </w:rPr>
         <w:t xml:space="preserve"> </w:t>
       </w:r>
@@ -2483,6 +2514,8 @@
         <w:rPr>
           <w:b/>
           <w:bCs/>
+          <w:sz w:val="28"/>
+          <w:szCs w:val="28"/>
         </w:rPr>
         <w:t>w</w:t>
       </w:r>
@@ -2491,6 +2524,8 @@
         <w:rPr>
           <w:b/>
           <w:bCs/>
+          <w:sz w:val="28"/>
+          <w:szCs w:val="28"/>
         </w:rPr>
         <w:t>1w</w:t>
       </w:r>
@@ -2499,6 +2534,8 @@
         <w:rPr>
           <w:b/>
           <w:bCs/>
+          <w:sz w:val="28"/>
+          <w:szCs w:val="28"/>
         </w:rPr>
         <w:t>2 :</w:t>
       </w:r>
@@ -2507,6 +2544,8 @@
         <w:rPr>
           <w:b/>
           <w:bCs/>
+          <w:sz w:val="28"/>
+          <w:szCs w:val="28"/>
         </w:rPr>
         <w:t xml:space="preserve"> w1 ≠ w</w:t>
       </w:r>
@@ -2515,6 +2554,8 @@
         <w:rPr>
           <w:b/>
           <w:bCs/>
+          <w:sz w:val="28"/>
+          <w:szCs w:val="28"/>
         </w:rPr>
         <w:t>2 :</w:t>
       </w:r>
@@ -2523,6 +2564,8 @@
         <w:rPr>
           <w:b/>
           <w:bCs/>
+          <w:sz w:val="28"/>
+          <w:szCs w:val="28"/>
         </w:rPr>
         <w:t xml:space="preserve"> |w1| = |w2</w:t>
       </w:r>
@@ -2531,6 +2574,8 @@
         <w:rPr>
           <w:b/>
           <w:bCs/>
+          <w:sz w:val="28"/>
+          <w:szCs w:val="28"/>
         </w:rPr>
         <w:t>| }</w:t>
       </w:r>
@@ -2657,12 +2702,16 @@
         <w:rPr>
           <w:b/>
           <w:bCs/>
-        </w:rPr>
-      </w:pPr>
-      <w:r>
-        <w:rPr>
-          <w:b/>
-          <w:bCs/>
+          <w:sz w:val="28"/>
+          <w:szCs w:val="28"/>
+        </w:rPr>
+      </w:pPr>
+      <w:r>
+        <w:rPr>
+          <w:b/>
+          <w:bCs/>
+          <w:sz w:val="28"/>
+          <w:szCs w:val="28"/>
         </w:rPr>
         <w:t xml:space="preserve">d) L = </w:t>
       </w:r>
@@ -2671,6 +2720,8 @@
         <w:rPr>
           <w:b/>
           <w:bCs/>
+          <w:sz w:val="28"/>
+          <w:szCs w:val="28"/>
         </w:rPr>
         <w:t xml:space="preserve">{ </w:t>
       </w:r>
@@ -2679,6 +2730,8 @@
         <w:rPr>
           <w:b/>
           <w:bCs/>
+          <w:sz w:val="28"/>
+          <w:szCs w:val="28"/>
         </w:rPr>
         <w:t>a</w:t>
       </w:r>
@@ -2686,6 +2739,8 @@
         <w:rPr>
           <w:b/>
           <w:bCs/>
+          <w:sz w:val="28"/>
+          <w:szCs w:val="28"/>
           <w:vertAlign w:val="superscript"/>
         </w:rPr>
         <w:t>n</w:t>
@@ -2694,6 +2749,8 @@
         <w:rPr>
           <w:b/>
           <w:bCs/>
+          <w:sz w:val="28"/>
+          <w:szCs w:val="28"/>
         </w:rPr>
         <w:t>b</w:t>
       </w:r>
@@ -2701,6 +2758,8 @@
         <w:rPr>
           <w:b/>
           <w:bCs/>
+          <w:sz w:val="28"/>
+          <w:szCs w:val="28"/>
           <w:vertAlign w:val="superscript"/>
         </w:rPr>
         <w:t>m</w:t>
@@ -2711,6 +2770,8 @@
         <w:rPr>
           <w:b/>
           <w:bCs/>
+          <w:sz w:val="28"/>
+          <w:szCs w:val="28"/>
         </w:rPr>
         <w:t xml:space="preserve"> : n = m</w:t>
       </w:r>
@@ -2719,6 +2780,8 @@
         <w:rPr>
           <w:b/>
           <w:bCs/>
+          <w:sz w:val="28"/>
+          <w:szCs w:val="28"/>
           <w:vertAlign w:val="superscript"/>
         </w:rPr>
         <w:t>2</w:t>
@@ -2727,6 +2790,8 @@
         <w:rPr>
           <w:b/>
           <w:bCs/>
+          <w:sz w:val="28"/>
+          <w:szCs w:val="28"/>
         </w:rPr>
         <w:t xml:space="preserve"> ,</w:t>
       </w:r>
@@ -2735,6 +2800,8 @@
         <w:rPr>
           <w:b/>
           <w:bCs/>
+          <w:sz w:val="28"/>
+          <w:szCs w:val="28"/>
         </w:rPr>
         <w:t xml:space="preserve"> m ≥ </w:t>
       </w:r>
@@ -2743,6 +2810,8 @@
         <w:rPr>
           <w:b/>
           <w:bCs/>
+          <w:sz w:val="28"/>
+          <w:szCs w:val="28"/>
         </w:rPr>
         <w:t>1 }</w:t>
       </w:r>
@@ -2936,6 +3005,7 @@
         </w:numPr>
       </w:pPr>
       <w:r>
+        <w:lastRenderedPageBreak/>
         <w:t xml:space="preserve">If there are additional ‘b’s,’ then start resetting and scanning to mark an ‘a’ for each ‘b’ in the string.  Then reset this step for each ‘b’ in the string </w:t>
       </w:r>
       <w:proofErr w:type="gramStart"/>
@@ -2964,7 +3034,13 @@
       </w:r>
       <w:proofErr w:type="gramEnd"/>
       <w:r>
-        <w:t>’ are marked in accordance with the number of ‘b’s,’ then scan from the start of the string to verify there are no remaining ‘a’s.’  If there are none, then accept.</w:t>
+        <w:t>’ are marked in accordance with the number of ‘b’s,’ then scan from the start of the string to verify there are no remaining ‘a’s’</w:t>
+      </w:r>
+      <w:r>
+        <w:t xml:space="preserve"> or ‘b’s.’</w:t>
+      </w:r>
+      <w:r>
+        <w:t xml:space="preserve">  If there are none, then accept.</w:t>
       </w:r>
     </w:p>
     <w:p/>
@@ -2974,6 +3050,8 @@
         <w:rPr>
           <w:b/>
           <w:bCs/>
+          <w:sz w:val="32"/>
+          <w:szCs w:val="32"/>
           <w:u w:val="single"/>
         </w:rPr>
       </w:pPr>
@@ -2981,6 +3059,8 @@
         <w:rPr>
           <w:b/>
           <w:bCs/>
+          <w:sz w:val="32"/>
+          <w:szCs w:val="32"/>
           <w:u w:val="single"/>
         </w:rPr>
         <w:t>Section 10.3:</w:t>
@@ -2999,28 +3079,43 @@
         <w:rPr>
           <w:b/>
           <w:bCs/>
-        </w:rPr>
-      </w:pPr>
-      <w:r>
-        <w:rPr>
-          <w:b/>
-          <w:bCs/>
+          <w:sz w:val="28"/>
+          <w:szCs w:val="28"/>
+        </w:rPr>
+      </w:pPr>
+      <w:r>
+        <w:rPr>
+          <w:b/>
+          <w:bCs/>
+          <w:sz w:val="28"/>
+          <w:szCs w:val="28"/>
         </w:rPr>
         <w:t>2) Write programs for nondeterministic Turing machines that accept the following languages, and explain if and how nondeterminism simplifies the task:</w:t>
       </w:r>
     </w:p>
-    <w:p/>
-    <w:p>
-      <w:pPr>
-        <w:rPr>
-          <w:b/>
-          <w:bCs/>
-        </w:rPr>
-      </w:pPr>
-      <w:r>
-        <w:rPr>
-          <w:b/>
-          <w:bCs/>
+    <w:p>
+      <w:pPr>
+        <w:rPr>
+          <w:sz w:val="28"/>
+          <w:szCs w:val="28"/>
+        </w:rPr>
+      </w:pPr>
+    </w:p>
+    <w:p>
+      <w:pPr>
+        <w:rPr>
+          <w:b/>
+          <w:bCs/>
+          <w:sz w:val="28"/>
+          <w:szCs w:val="28"/>
+        </w:rPr>
+      </w:pPr>
+      <w:r>
+        <w:rPr>
+          <w:b/>
+          <w:bCs/>
+          <w:sz w:val="28"/>
+          <w:szCs w:val="28"/>
         </w:rPr>
         <w:t xml:space="preserve">b)  L = </w:t>
       </w:r>
@@ -3029,6 +3124,8 @@
         <w:rPr>
           <w:b/>
           <w:bCs/>
+          <w:sz w:val="28"/>
+          <w:szCs w:val="28"/>
         </w:rPr>
         <w:t xml:space="preserve">{ </w:t>
       </w:r>
@@ -3037,6 +3134,8 @@
         <w:rPr>
           <w:b/>
           <w:bCs/>
+          <w:sz w:val="28"/>
+          <w:szCs w:val="28"/>
         </w:rPr>
         <w:t>ww</w:t>
       </w:r>
@@ -3044,6 +3143,8 @@
         <w:rPr>
           <w:b/>
           <w:bCs/>
+          <w:sz w:val="28"/>
+          <w:szCs w:val="28"/>
           <w:vertAlign w:val="superscript"/>
         </w:rPr>
         <w:t>R</w:t>
@@ -3052,6 +3153,8 @@
         <w:rPr>
           <w:b/>
           <w:bCs/>
+          <w:sz w:val="28"/>
+          <w:szCs w:val="28"/>
         </w:rPr>
         <w:t>w</w:t>
       </w:r>
@@ -3061,6 +3164,8 @@
         <w:rPr>
           <w:b/>
           <w:bCs/>
+          <w:sz w:val="28"/>
+          <w:szCs w:val="28"/>
         </w:rPr>
         <w:t xml:space="preserve"> : w ϵ </w:t>
       </w:r>
@@ -3069,6 +3174,8 @@
         <w:rPr>
           <w:b/>
           <w:bCs/>
+          <w:sz w:val="28"/>
+          <w:szCs w:val="28"/>
         </w:rPr>
         <w:t>{ a</w:t>
       </w:r>
@@ -3077,6 +3184,8 @@
         <w:rPr>
           <w:b/>
           <w:bCs/>
+          <w:sz w:val="28"/>
+          <w:szCs w:val="28"/>
         </w:rPr>
         <w:t xml:space="preserve">, </w:t>
       </w:r>
@@ -3085,6 +3194,8 @@
         <w:rPr>
           <w:b/>
           <w:bCs/>
+          <w:sz w:val="28"/>
+          <w:szCs w:val="28"/>
         </w:rPr>
         <w:t>b }</w:t>
       </w:r>
@@ -3093,6 +3204,8 @@
         <w:rPr>
           <w:b/>
           <w:bCs/>
+          <w:sz w:val="28"/>
+          <w:szCs w:val="28"/>
           <w:vertAlign w:val="superscript"/>
         </w:rPr>
         <w:t>+</w:t>
@@ -3101,6 +3214,8 @@
         <w:rPr>
           <w:b/>
           <w:bCs/>
+          <w:sz w:val="28"/>
+          <w:szCs w:val="28"/>
         </w:rPr>
         <w:t xml:space="preserve"> }</w:t>
       </w:r>
@@ -3259,17 +3374,53 @@
       </w:r>
       <w:r>
         <w:t>ompare each character that is found with characters in right-facing order from the first w.  Accept only if there is no character mismatch found.</w:t>
+      </w:r>
+    </w:p>
+    <w:p/>
+    <w:p>
+      <w:r>
+        <w:t xml:space="preserve">Nondeterminism makes this task more complex, as it requires the repeated searching of each individual character.  This then might require many additional steps </w:t>
+      </w:r>
+      <w:proofErr w:type="gramStart"/>
+      <w:r>
+        <w:t>in order to</w:t>
+      </w:r>
+      <w:proofErr w:type="gramEnd"/>
+      <w:r>
+        <w:t xml:space="preserve"> locate the boundaries of </w:t>
+      </w:r>
+      <w:proofErr w:type="spellStart"/>
+      <w:r>
+        <w:t>w</w:t>
+      </w:r>
+      <w:r>
+        <w:rPr>
+          <w:vertAlign w:val="superscript"/>
+        </w:rPr>
+        <w:t>R</w:t>
+      </w:r>
+      <w:proofErr w:type="spellEnd"/>
+      <w:r>
+        <w:t>.</w:t>
       </w:r>
     </w:p>
     <w:p/>
     <w:p/>
-    <w:p>
-      <w:r>
-        <w:rPr>
-          <w:b/>
-          <w:bCs/>
-        </w:rPr>
-        <w:lastRenderedPageBreak/>
+    <w:p/>
+    <w:p>
+      <w:pPr>
+        <w:rPr>
+          <w:sz w:val="28"/>
+          <w:szCs w:val="28"/>
+        </w:rPr>
+      </w:pPr>
+      <w:r>
+        <w:rPr>
+          <w:b/>
+          <w:bCs/>
+          <w:sz w:val="28"/>
+          <w:szCs w:val="28"/>
+        </w:rPr>
         <w:t xml:space="preserve">c)  L = </w:t>
       </w:r>
       <w:proofErr w:type="gramStart"/>
@@ -3277,6 +3428,8 @@
         <w:rPr>
           <w:b/>
           <w:bCs/>
+          <w:sz w:val="28"/>
+          <w:szCs w:val="28"/>
         </w:rPr>
         <w:t xml:space="preserve">{ </w:t>
       </w:r>
@@ -3285,6 +3438,8 @@
         <w:rPr>
           <w:b/>
           <w:bCs/>
+          <w:sz w:val="28"/>
+          <w:szCs w:val="28"/>
         </w:rPr>
         <w:t>xww</w:t>
       </w:r>
@@ -3292,6 +3447,8 @@
         <w:rPr>
           <w:b/>
           <w:bCs/>
+          <w:sz w:val="28"/>
+          <w:szCs w:val="28"/>
           <w:vertAlign w:val="superscript"/>
         </w:rPr>
         <w:t>R</w:t>
@@ -3300,6 +3457,8 @@
         <w:rPr>
           <w:b/>
           <w:bCs/>
+          <w:sz w:val="28"/>
+          <w:szCs w:val="28"/>
         </w:rPr>
         <w:t>y</w:t>
       </w:r>
@@ -3309,6 +3468,8 @@
         <w:rPr>
           <w:b/>
           <w:bCs/>
+          <w:sz w:val="28"/>
+          <w:szCs w:val="28"/>
         </w:rPr>
         <w:t xml:space="preserve"> : x, y, w ϵ </w:t>
       </w:r>
@@ -3317,6 +3478,8 @@
         <w:rPr>
           <w:b/>
           <w:bCs/>
+          <w:sz w:val="28"/>
+          <w:szCs w:val="28"/>
         </w:rPr>
         <w:t>{ a</w:t>
       </w:r>
@@ -3325,6 +3488,8 @@
         <w:rPr>
           <w:b/>
           <w:bCs/>
+          <w:sz w:val="28"/>
+          <w:szCs w:val="28"/>
         </w:rPr>
         <w:t xml:space="preserve">, </w:t>
       </w:r>
@@ -3333,6 +3498,8 @@
         <w:rPr>
           <w:b/>
           <w:bCs/>
+          <w:sz w:val="28"/>
+          <w:szCs w:val="28"/>
         </w:rPr>
         <w:t>b }</w:t>
       </w:r>
@@ -3341,6 +3508,8 @@
         <w:rPr>
           <w:b/>
           <w:bCs/>
+          <w:sz w:val="28"/>
+          <w:szCs w:val="28"/>
           <w:vertAlign w:val="superscript"/>
         </w:rPr>
         <w:t>+</w:t>
@@ -3349,6 +3518,8 @@
         <w:rPr>
           <w:b/>
           <w:bCs/>
+          <w:sz w:val="28"/>
+          <w:szCs w:val="28"/>
         </w:rPr>
         <w:t xml:space="preserve"> , |x| ≥ |y</w:t>
       </w:r>
@@ -3357,6 +3528,8 @@
         <w:rPr>
           <w:b/>
           <w:bCs/>
+          <w:sz w:val="28"/>
+          <w:szCs w:val="28"/>
         </w:rPr>
         <w:t>| }</w:t>
       </w:r>
@@ -3365,11 +3538,159 @@
     <w:p/>
     <w:p>
       <w:r>
-        <w:t xml:space="preserve">Idea:  </w:t>
+        <w:t>Idea</w:t>
+      </w:r>
+      <w:proofErr w:type="gramStart"/>
+      <w:r>
+        <w:t xml:space="preserve">:  </w:t>
+      </w:r>
+      <w:r>
+        <w:t>First</w:t>
+      </w:r>
+      <w:proofErr w:type="gramEnd"/>
+      <w:r>
+        <w:t xml:space="preserve"> determine the location of w and </w:t>
+      </w:r>
+      <w:proofErr w:type="spellStart"/>
+      <w:r>
+        <w:t>w</w:t>
+      </w:r>
+      <w:r>
+        <w:rPr>
+          <w:vertAlign w:val="superscript"/>
+        </w:rPr>
+        <w:t>R</w:t>
+      </w:r>
+      <w:proofErr w:type="spellEnd"/>
+      <w:r>
+        <w:t xml:space="preserve"> by scanning and marking characters from the front of the string and from the back until you confirm there is a match.  Then, scan the starting characters and the final characters to ensure that x is longer in length than y.</w:t>
       </w:r>
     </w:p>
     <w:p/>
+    <w:p>
+      <w:pPr>
+        <w:pStyle w:val="ListParagraph"/>
+        <w:numPr>
+          <w:ilvl w:val="0"/>
+          <w:numId w:val="7"/>
+        </w:numPr>
+      </w:pPr>
+      <w:r>
+        <w:lastRenderedPageBreak/>
+        <w:t xml:space="preserve">Start by scanning each character from the front of the string and comparing them to the characters from the end of the string.  </w:t>
+      </w:r>
+    </w:p>
+    <w:p>
+      <w:pPr>
+        <w:pStyle w:val="ListParagraph"/>
+        <w:numPr>
+          <w:ilvl w:val="0"/>
+          <w:numId w:val="7"/>
+        </w:numPr>
+      </w:pPr>
+      <w:r>
+        <w:t>When a nonmatching character is found, unmark the previous characters and start with next character</w:t>
+      </w:r>
+      <w:r>
+        <w:t xml:space="preserve"> in line</w:t>
+      </w:r>
+      <w:r>
+        <w:t xml:space="preserve"> </w:t>
+      </w:r>
+      <w:r>
+        <w:t>from the start of the string</w:t>
+      </w:r>
+      <w:r>
+        <w:t xml:space="preserve">.  </w:t>
+      </w:r>
+    </w:p>
+    <w:p>
+      <w:pPr>
+        <w:pStyle w:val="ListParagraph"/>
+        <w:numPr>
+          <w:ilvl w:val="0"/>
+          <w:numId w:val="7"/>
+        </w:numPr>
+      </w:pPr>
+      <w:r>
+        <w:t xml:space="preserve">Continue moving back and forth until w and </w:t>
+      </w:r>
+      <w:proofErr w:type="spellStart"/>
+      <w:r>
+        <w:t>w</w:t>
+      </w:r>
+      <w:r>
+        <w:rPr>
+          <w:vertAlign w:val="superscript"/>
+        </w:rPr>
+        <w:t>R</w:t>
+      </w:r>
+      <w:proofErr w:type="spellEnd"/>
+      <w:r>
+        <w:t xml:space="preserve"> have been located through matching</w:t>
+      </w:r>
+      <w:r>
+        <w:t xml:space="preserve"> and leave them marked</w:t>
+      </w:r>
+      <w:r>
+        <w:t xml:space="preserve">.  </w:t>
+      </w:r>
+    </w:p>
+    <w:p>
+      <w:pPr>
+        <w:pStyle w:val="ListParagraph"/>
+        <w:numPr>
+          <w:ilvl w:val="0"/>
+          <w:numId w:val="7"/>
+        </w:numPr>
+      </w:pPr>
+      <w:r>
+        <w:t xml:space="preserve">Reset head to </w:t>
+      </w:r>
+      <w:r>
+        <w:t xml:space="preserve">the </w:t>
+      </w:r>
+      <w:r>
+        <w:t>start of the string and scan again to compare characters from the start to characters from the end.  If there are more characters in x than there are in y, then move to accept.</w:t>
+      </w:r>
+    </w:p>
     <w:p/>
+    <w:p>
+      <w:r>
+        <w:t>Nondeterminism</w:t>
+      </w:r>
+      <w:r>
+        <w:t xml:space="preserve"> also</w:t>
+      </w:r>
+      <w:r>
+        <w:t xml:space="preserve"> makes this task more complex, as it requires the repeated searching of each individual character.  This then might require many additional steps </w:t>
+      </w:r>
+      <w:proofErr w:type="gramStart"/>
+      <w:r>
+        <w:t>in order to</w:t>
+      </w:r>
+      <w:proofErr w:type="gramEnd"/>
+      <w:r>
+        <w:t xml:space="preserve"> </w:t>
+      </w:r>
+      <w:r>
+        <w:t xml:space="preserve">find a match between w and </w:t>
+      </w:r>
+      <w:proofErr w:type="spellStart"/>
+      <w:r>
+        <w:t>w</w:t>
+      </w:r>
+      <w:r>
+        <w:rPr>
+          <w:vertAlign w:val="superscript"/>
+        </w:rPr>
+        <w:t>R</w:t>
+      </w:r>
+      <w:proofErr w:type="spellEnd"/>
+      <w:r>
+        <w:t>.</w:t>
+      </w:r>
+    </w:p>
     <w:p/>
     <w:p/>
     <w:p/>
@@ -3388,6 +3709,95 @@
 <file path=word/numbering.xml><?xml version="1.0" encoding="utf-8"?>
 <w:numbering xmlns:wpc="http://schemas.microsoft.com/office/word/2010/wordprocessingCanvas" xmlns:cx="http://schemas.microsoft.com/office/drawing/2014/chartex" xmlns:cx1="http://schemas.microsoft.com/office/drawing/2015/9/8/chartex" xmlns:cx2="http://schemas.microsoft.com/office/drawing/2015/10/21/chartex" xmlns:cx3="http://schemas.microsoft.com/office/drawing/2016/5/9/chartex" xmlns:cx4="http://schemas.microsoft.com/office/drawing/2016/5/10/chartex" xmlns:cx5="http://schemas.microsoft.com/office/drawing/2016/5/11/chartex" xmlns:cx6="http://schemas.microsoft.com/office/drawing/2016/5/12/chartex" xmlns:cx7="http://schemas.microsoft.com/office/drawing/2016/5/13/chartex" xmlns:cx8="http://schemas.microsoft.com/office/drawing/2016/5/14/chartex" xmlns:mc="http://schemas.openxmlformats.org/markup-compatibility/2006" xmlns:aink="http://schemas.microsoft.com/office/drawing/2016/ink" xmlns:am3d="http://schemas.microsoft.com/office/drawing/2017/model3d" xmlns:o="urn:schemas-microsoft-com:office:office" xmlns:oel="http://schemas.microsoft.com/office/2019/extlst" xmlns:r="http://schemas.openxmlformats.org/officeDocument/2006/relationships" xmlns:m="http://schemas.openxmlformats.org/officeDocument/2006/math" xmlns:v="urn:schemas-microsoft-com:vml" xmlns:wp14="http://schemas.microsoft.com/office/word/2010/wordprocessingDrawing" xmlns:wp="http://schemas.openxmlformats.org/drawingml/2006/wordprocessingDrawing" xmlns:w10="urn:schemas-microsoft-com:office:word" xmlns:w="http://schemas.openxmlformats.org/wordprocessingml/2006/main" xmlns:w14="http://schemas.microsoft.com/office/word/2010/wordml" xmlns:w15="http://schemas.microsoft.com/office/word/2012/wordml" xmlns:w16cex="http://schemas.microsoft.com/office/word/2018/wordml/cex" xmlns:w16cid="http://schemas.microsoft.com/office/word/2016/wordml/cid" xmlns:w16="http://schemas.microsoft.com/office/word/2018/wordml" xmlns:w16du="http://schemas.microsoft.com/office/word/2023/wordml/word16du" xmlns:w16sdtdh="http://schemas.microsoft.com/office/word/2020/wordml/sdtdatahash" xmlns:w16sdtfl="http://schemas.microsoft.com/office/word/2024/wordml/sdtformatlock" xmlns:w16se="http://schemas.microsoft.com/office/word/2015/wordml/symex" xmlns:wpg="http://schemas.microsoft.com/office/word/2010/wordprocessingGroup" xmlns:wpi="http://schemas.microsoft.com/office/word/2010/wordprocessingInk" xmlns:wne="http://schemas.microsoft.com/office/word/2006/wordml" xmlns:wps="http://schemas.microsoft.com/office/word/2010/wordprocessingShape" mc:Ignorable="w14 w15 w16se w16cid w16 w16cex w16sdtdh w16sdtfl w16du wp14">
   <w:abstractNum w:abstractNumId="0" w15:restartNumberingAfterBreak="0">
+    <w:nsid w:val="22F66268"/>
+    <w:multiLevelType w:val="hybridMultilevel"/>
+    <w:tmpl w:val="F1DC080A"/>
+    <w:lvl w:ilvl="0" w:tplc="0409000F">
+      <w:start w:val="1"/>
+      <w:numFmt w:val="decimal"/>
+      <w:lvlText w:val="%1."/>
+      <w:lvlJc w:val="left"/>
+      <w:pPr>
+        <w:ind w:left="360" w:hanging="360"/>
+      </w:pPr>
+      <w:rPr>
+        <w:rFonts w:hint="default"/>
+      </w:rPr>
+    </w:lvl>
+    <w:lvl w:ilvl="1" w:tplc="04090019" w:tentative="1">
+      <w:start w:val="1"/>
+      <w:numFmt w:val="lowerLetter"/>
+      <w:lvlText w:val="%2."/>
+      <w:lvlJc w:val="left"/>
+      <w:pPr>
+        <w:ind w:left="1080" w:hanging="360"/>
+      </w:pPr>
+    </w:lvl>
+    <w:lvl w:ilvl="2" w:tplc="0409001B" w:tentative="1">
+      <w:start w:val="1"/>
+      <w:numFmt w:val="lowerRoman"/>
+      <w:lvlText w:val="%3."/>
+      <w:lvlJc w:val="right"/>
+      <w:pPr>
+        <w:ind w:left="1800" w:hanging="180"/>
+      </w:pPr>
+    </w:lvl>
+    <w:lvl w:ilvl="3" w:tplc="0409000F" w:tentative="1">
+      <w:start w:val="1"/>
+      <w:numFmt w:val="decimal"/>
+      <w:lvlText w:val="%4."/>
+      <w:lvlJc w:val="left"/>
+      <w:pPr>
+        <w:ind w:left="2520" w:hanging="360"/>
+      </w:pPr>
+    </w:lvl>
+    <w:lvl w:ilvl="4" w:tplc="04090019" w:tentative="1">
+      <w:start w:val="1"/>
+      <w:numFmt w:val="lowerLetter"/>
+      <w:lvlText w:val="%5."/>
+      <w:lvlJc w:val="left"/>
+      <w:pPr>
+        <w:ind w:left="3240" w:hanging="360"/>
+      </w:pPr>
+    </w:lvl>
+    <w:lvl w:ilvl="5" w:tplc="0409001B" w:tentative="1">
+      <w:start w:val="1"/>
+      <w:numFmt w:val="lowerRoman"/>
+      <w:lvlText w:val="%6."/>
+      <w:lvlJc w:val="right"/>
+      <w:pPr>
+        <w:ind w:left="3960" w:hanging="180"/>
+      </w:pPr>
+    </w:lvl>
+    <w:lvl w:ilvl="6" w:tplc="0409000F" w:tentative="1">
+      <w:start w:val="1"/>
+      <w:numFmt w:val="decimal"/>
+      <w:lvlText w:val="%7."/>
+      <w:lvlJc w:val="left"/>
+      <w:pPr>
+        <w:ind w:left="4680" w:hanging="360"/>
+      </w:pPr>
+    </w:lvl>
+    <w:lvl w:ilvl="7" w:tplc="04090019" w:tentative="1">
+      <w:start w:val="1"/>
+      <w:numFmt w:val="lowerLetter"/>
+      <w:lvlText w:val="%8."/>
+      <w:lvlJc w:val="left"/>
+      <w:pPr>
+        <w:ind w:left="5400" w:hanging="360"/>
+      </w:pPr>
+    </w:lvl>
+    <w:lvl w:ilvl="8" w:tplc="0409001B" w:tentative="1">
+      <w:start w:val="1"/>
+      <w:numFmt w:val="lowerRoman"/>
+      <w:lvlText w:val="%9."/>
+      <w:lvlJc w:val="right"/>
+      <w:pPr>
+        <w:ind w:left="6120" w:hanging="180"/>
+      </w:pPr>
+    </w:lvl>
+  </w:abstractNum>
+  <w:abstractNum w:abstractNumId="1" w15:restartNumberingAfterBreak="0">
     <w:nsid w:val="371A268E"/>
     <w:multiLevelType w:val="hybridMultilevel"/>
     <w:tmpl w:val="57C0D172"/>
@@ -3476,7 +3886,7 @@
       </w:pPr>
     </w:lvl>
   </w:abstractNum>
-  <w:abstractNum w:abstractNumId="1" w15:restartNumberingAfterBreak="0">
+  <w:abstractNum w:abstractNumId="2" w15:restartNumberingAfterBreak="0">
     <w:nsid w:val="3EB15916"/>
     <w:multiLevelType w:val="hybridMultilevel"/>
     <w:tmpl w:val="B9B2825C"/>
@@ -3562,7 +3972,7 @@
       </w:pPr>
     </w:lvl>
   </w:abstractNum>
-  <w:abstractNum w:abstractNumId="2" w15:restartNumberingAfterBreak="0">
+  <w:abstractNum w:abstractNumId="3" w15:restartNumberingAfterBreak="0">
     <w:nsid w:val="45E11CBD"/>
     <w:multiLevelType w:val="hybridMultilevel"/>
     <w:tmpl w:val="332ECD50"/>
@@ -3651,7 +4061,7 @@
       </w:pPr>
     </w:lvl>
   </w:abstractNum>
-  <w:abstractNum w:abstractNumId="3" w15:restartNumberingAfterBreak="0">
+  <w:abstractNum w:abstractNumId="4" w15:restartNumberingAfterBreak="0">
     <w:nsid w:val="4FC214CF"/>
     <w:multiLevelType w:val="hybridMultilevel"/>
     <w:tmpl w:val="DF80B63E"/>
@@ -3740,7 +4150,7 @@
       </w:pPr>
     </w:lvl>
   </w:abstractNum>
-  <w:abstractNum w:abstractNumId="4" w15:restartNumberingAfterBreak="0">
+  <w:abstractNum w:abstractNumId="5" w15:restartNumberingAfterBreak="0">
     <w:nsid w:val="667E3C26"/>
     <w:multiLevelType w:val="hybridMultilevel"/>
     <w:tmpl w:val="1C566E9A"/>
@@ -3829,7 +4239,7 @@
       </w:pPr>
     </w:lvl>
   </w:abstractNum>
-  <w:abstractNum w:abstractNumId="5" w15:restartNumberingAfterBreak="0">
+  <w:abstractNum w:abstractNumId="6" w15:restartNumberingAfterBreak="0">
     <w:nsid w:val="68277E35"/>
     <w:multiLevelType w:val="hybridMultilevel"/>
     <w:tmpl w:val="71261F74"/>
@@ -3919,21 +4329,24 @@
     </w:lvl>
   </w:abstractNum>
   <w:num w:numId="1" w16cid:durableId="2039427546">
+    <w:abstractNumId w:val="2"/>
+  </w:num>
+  <w:num w:numId="2" w16cid:durableId="565534238">
+    <w:abstractNumId w:val="4"/>
+  </w:num>
+  <w:num w:numId="3" w16cid:durableId="169411143">
+    <w:abstractNumId w:val="5"/>
+  </w:num>
+  <w:num w:numId="4" w16cid:durableId="931742885">
+    <w:abstractNumId w:val="6"/>
+  </w:num>
+  <w:num w:numId="5" w16cid:durableId="1299148093">
+    <w:abstractNumId w:val="3"/>
+  </w:num>
+  <w:num w:numId="6" w16cid:durableId="765735890">
     <w:abstractNumId w:val="1"/>
   </w:num>
-  <w:num w:numId="2" w16cid:durableId="565534238">
-    <w:abstractNumId w:val="3"/>
-  </w:num>
-  <w:num w:numId="3" w16cid:durableId="169411143">
-    <w:abstractNumId w:val="4"/>
-  </w:num>
-  <w:num w:numId="4" w16cid:durableId="931742885">
-    <w:abstractNumId w:val="5"/>
-  </w:num>
-  <w:num w:numId="5" w16cid:durableId="1299148093">
-    <w:abstractNumId w:val="2"/>
-  </w:num>
-  <w:num w:numId="6" w16cid:durableId="765735890">
+  <w:num w:numId="7" w16cid:durableId="863635555">
     <w:abstractNumId w:val="0"/>
   </w:num>
 </w:numbering>

--- a/CS3185/HW6/HW6.docx
+++ b/CS3185/HW6/HW6.docx
@@ -99,7 +99,25 @@
           <w:sz w:val="28"/>
           <w:szCs w:val="28"/>
         </w:rPr>
-        <w:t xml:space="preserve"> what the Turing Machine in Example 9.7 when presented with the </w:t>
+        <w:t xml:space="preserve"> what the Turing Machine in Example 9.7 </w:t>
+      </w:r>
+      <w:r>
+        <w:rPr>
+          <w:b/>
+          <w:bCs/>
+          <w:sz w:val="28"/>
+          <w:szCs w:val="28"/>
+        </w:rPr>
+        <w:t xml:space="preserve">does </w:t>
+      </w:r>
+      <w:r>
+        <w:rPr>
+          <w:b/>
+          <w:bCs/>
+          <w:sz w:val="28"/>
+          <w:szCs w:val="28"/>
+        </w:rPr>
+        <w:t xml:space="preserve">when presented with the </w:t>
       </w:r>
       <w:proofErr w:type="gramStart"/>
       <w:r>
@@ -149,6 +167,616 @@
           <w:szCs w:val="28"/>
         </w:rPr>
       </w:pPr>
+    </w:p>
+    <w:p>
+      <w:pPr>
+        <w:rPr>
+          <w:sz w:val="28"/>
+          <w:szCs w:val="28"/>
+        </w:rPr>
+      </w:pPr>
+      <w:r>
+        <w:rPr>
+          <w:sz w:val="28"/>
+          <w:szCs w:val="28"/>
+        </w:rPr>
+        <w:t xml:space="preserve">L = </w:t>
+      </w:r>
+      <w:proofErr w:type="gramStart"/>
+      <w:r>
+        <w:rPr>
+          <w:sz w:val="28"/>
+          <w:szCs w:val="28"/>
+        </w:rPr>
+        <w:t xml:space="preserve">{ </w:t>
+      </w:r>
+      <w:proofErr w:type="spellStart"/>
+      <w:r>
+        <w:rPr>
+          <w:sz w:val="28"/>
+          <w:szCs w:val="28"/>
+        </w:rPr>
+        <w:t>a</w:t>
+      </w:r>
+      <w:r>
+        <w:rPr>
+          <w:sz w:val="28"/>
+          <w:szCs w:val="28"/>
+          <w:vertAlign w:val="superscript"/>
+        </w:rPr>
+        <w:t>n</w:t>
+      </w:r>
+      <w:r>
+        <w:rPr>
+          <w:sz w:val="28"/>
+          <w:szCs w:val="28"/>
+        </w:rPr>
+        <w:t>b</w:t>
+      </w:r>
+      <w:r>
+        <w:rPr>
+          <w:sz w:val="28"/>
+          <w:szCs w:val="28"/>
+          <w:vertAlign w:val="superscript"/>
+        </w:rPr>
+        <w:t>n</w:t>
+      </w:r>
+      <w:proofErr w:type="spellEnd"/>
+      <w:proofErr w:type="gramEnd"/>
+      <w:r>
+        <w:rPr>
+          <w:sz w:val="28"/>
+          <w:szCs w:val="28"/>
+        </w:rPr>
+        <w:t xml:space="preserve"> : n ≥ </w:t>
+      </w:r>
+      <w:proofErr w:type="gramStart"/>
+      <w:r>
+        <w:rPr>
+          <w:sz w:val="28"/>
+          <w:szCs w:val="28"/>
+        </w:rPr>
+        <w:t>1 }</w:t>
+      </w:r>
+      <w:proofErr w:type="gramEnd"/>
+    </w:p>
+    <w:p>
+      <w:pPr>
+        <w:pStyle w:val="ListParagraph"/>
+        <w:numPr>
+          <w:ilvl w:val="0"/>
+          <w:numId w:val="1"/>
+        </w:numPr>
+        <w:ind w:left="360"/>
+      </w:pPr>
+      <w:r>
+        <w:t xml:space="preserve">δ (q0, a) = (q1, </w:t>
+      </w:r>
+      <w:r>
+        <w:t>x</w:t>
+      </w:r>
+      <w:r>
+        <w:t xml:space="preserve">, </w:t>
+      </w:r>
+      <w:r>
+        <w:t>R</w:t>
+      </w:r>
+      <w:r>
+        <w:t xml:space="preserve">) </w:t>
+      </w:r>
+    </w:p>
+    <w:p>
+      <w:pPr>
+        <w:pStyle w:val="ListParagraph"/>
+        <w:ind w:left="360"/>
+      </w:pPr>
+    </w:p>
+    <w:p>
+      <w:pPr>
+        <w:pStyle w:val="ListParagraph"/>
+        <w:numPr>
+          <w:ilvl w:val="0"/>
+          <w:numId w:val="1"/>
+        </w:numPr>
+        <w:ind w:left="360"/>
+      </w:pPr>
+      <w:r>
+        <w:t>δ (q</w:t>
+      </w:r>
+      <w:r>
+        <w:t>1</w:t>
+      </w:r>
+      <w:r>
+        <w:t xml:space="preserve">, </w:t>
+      </w:r>
+      <w:r>
+        <w:t>a</w:t>
+      </w:r>
+      <w:r>
+        <w:t>) = (q</w:t>
+      </w:r>
+      <w:r>
+        <w:t>1</w:t>
+      </w:r>
+      <w:r>
+        <w:t xml:space="preserve">, </w:t>
+      </w:r>
+      <w:r>
+        <w:t>a</w:t>
+      </w:r>
+      <w:r>
+        <w:t xml:space="preserve">, R) </w:t>
+      </w:r>
+    </w:p>
+    <w:p>
+      <w:pPr>
+        <w:pStyle w:val="ListParagraph"/>
+        <w:numPr>
+          <w:ilvl w:val="0"/>
+          <w:numId w:val="1"/>
+        </w:numPr>
+        <w:ind w:left="360"/>
+      </w:pPr>
+      <w:r>
+        <w:t>δ (q</w:t>
+      </w:r>
+      <w:r>
+        <w:t>1</w:t>
+      </w:r>
+      <w:r>
+        <w:t xml:space="preserve">, </w:t>
+      </w:r>
+      <w:r>
+        <w:t>y</w:t>
+      </w:r>
+      <w:r>
+        <w:t>) = (q</w:t>
+      </w:r>
+      <w:r>
+        <w:t>1</w:t>
+      </w:r>
+      <w:r>
+        <w:t xml:space="preserve">, </w:t>
+      </w:r>
+      <w:r>
+        <w:t>y</w:t>
+      </w:r>
+      <w:r>
+        <w:t>, R)</w:t>
+      </w:r>
+      <w:r>
+        <w:t xml:space="preserve"> </w:t>
+      </w:r>
+    </w:p>
+    <w:p>
+      <w:pPr>
+        <w:pStyle w:val="ListParagraph"/>
+        <w:numPr>
+          <w:ilvl w:val="0"/>
+          <w:numId w:val="1"/>
+        </w:numPr>
+        <w:ind w:left="360"/>
+      </w:pPr>
+      <w:r>
+        <w:t>δ (q</w:t>
+      </w:r>
+      <w:r>
+        <w:t>1</w:t>
+      </w:r>
+      <w:r>
+        <w:t xml:space="preserve">, </w:t>
+      </w:r>
+      <w:r>
+        <w:t>b</w:t>
+      </w:r>
+      <w:r>
+        <w:t>) = (q</w:t>
+      </w:r>
+      <w:r>
+        <w:t>2</w:t>
+      </w:r>
+      <w:r>
+        <w:t xml:space="preserve">, </w:t>
+      </w:r>
+      <w:r>
+        <w:t>y</w:t>
+      </w:r>
+      <w:r>
+        <w:t xml:space="preserve">, </w:t>
+      </w:r>
+      <w:r>
+        <w:t>L</w:t>
+      </w:r>
+      <w:r>
+        <w:t>)</w:t>
+      </w:r>
+      <w:r>
+        <w:t xml:space="preserve"> </w:t>
+      </w:r>
+    </w:p>
+    <w:p>
+      <w:pPr>
+        <w:pStyle w:val="ListParagraph"/>
+        <w:ind w:left="360"/>
+      </w:pPr>
+    </w:p>
+    <w:p>
+      <w:pPr>
+        <w:pStyle w:val="ListParagraph"/>
+        <w:numPr>
+          <w:ilvl w:val="0"/>
+          <w:numId w:val="1"/>
+        </w:numPr>
+        <w:ind w:left="360"/>
+      </w:pPr>
+      <w:r>
+        <w:t>δ (q</w:t>
+      </w:r>
+      <w:r>
+        <w:t>2</w:t>
+      </w:r>
+      <w:r>
+        <w:t xml:space="preserve">, </w:t>
+      </w:r>
+      <w:r>
+        <w:t>y</w:t>
+      </w:r>
+      <w:r>
+        <w:t>) = (q</w:t>
+      </w:r>
+      <w:r>
+        <w:t>2</w:t>
+      </w:r>
+      <w:r>
+        <w:t xml:space="preserve">, </w:t>
+      </w:r>
+      <w:r>
+        <w:t>y</w:t>
+      </w:r>
+      <w:r>
+        <w:t xml:space="preserve">, </w:t>
+      </w:r>
+      <w:r>
+        <w:t>L</w:t>
+      </w:r>
+      <w:r>
+        <w:t xml:space="preserve">) </w:t>
+      </w:r>
+    </w:p>
+    <w:p>
+      <w:pPr>
+        <w:pStyle w:val="ListParagraph"/>
+        <w:numPr>
+          <w:ilvl w:val="0"/>
+          <w:numId w:val="1"/>
+        </w:numPr>
+        <w:ind w:left="360"/>
+      </w:pPr>
+      <w:r>
+        <w:t>δ (q</w:t>
+      </w:r>
+      <w:r>
+        <w:t>2</w:t>
+      </w:r>
+      <w:r>
+        <w:t xml:space="preserve">, </w:t>
+      </w:r>
+      <w:r>
+        <w:t>a</w:t>
+      </w:r>
+      <w:r>
+        <w:t>) = (q</w:t>
+      </w:r>
+      <w:r>
+        <w:t>2</w:t>
+      </w:r>
+      <w:r>
+        <w:t xml:space="preserve">, </w:t>
+      </w:r>
+      <w:r>
+        <w:t>a</w:t>
+      </w:r>
+      <w:r>
+        <w:t xml:space="preserve">, </w:t>
+      </w:r>
+      <w:r>
+        <w:t>L</w:t>
+      </w:r>
+      <w:r>
+        <w:t xml:space="preserve">) </w:t>
+      </w:r>
+    </w:p>
+    <w:p>
+      <w:pPr>
+        <w:pStyle w:val="ListParagraph"/>
+        <w:numPr>
+          <w:ilvl w:val="0"/>
+          <w:numId w:val="1"/>
+        </w:numPr>
+        <w:ind w:left="360"/>
+      </w:pPr>
+      <w:proofErr w:type="gramStart"/>
+      <w:r>
+        <w:t>δ (q</w:t>
+      </w:r>
+      <w:r>
+        <w:t>2</w:t>
+      </w:r>
+      <w:r>
+        <w:t xml:space="preserve">, </w:t>
+      </w:r>
+      <w:r>
+        <w:t>x</w:t>
+      </w:r>
+      <w:r>
+        <w:t>) =</w:t>
+      </w:r>
+      <w:proofErr w:type="gramEnd"/>
+      <w:r>
+        <w:t xml:space="preserve"> (q0, </w:t>
+      </w:r>
+      <w:r>
+        <w:t>x</w:t>
+      </w:r>
+      <w:r>
+        <w:t>, R)</w:t>
+      </w:r>
+    </w:p>
+    <w:p>
+      <w:pPr>
+        <w:pStyle w:val="ListParagraph"/>
+        <w:ind w:left="360"/>
+      </w:pPr>
+    </w:p>
+    <w:p>
+      <w:pPr>
+        <w:pStyle w:val="ListParagraph"/>
+        <w:numPr>
+          <w:ilvl w:val="0"/>
+          <w:numId w:val="1"/>
+        </w:numPr>
+        <w:ind w:left="360"/>
+      </w:pPr>
+      <w:proofErr w:type="gramStart"/>
+      <w:r>
+        <w:t xml:space="preserve">δ (q0, </w:t>
+      </w:r>
+      <w:r>
+        <w:t>y</w:t>
+      </w:r>
+      <w:r>
+        <w:t>) =</w:t>
+      </w:r>
+      <w:proofErr w:type="gramEnd"/>
+      <w:r>
+        <w:t xml:space="preserve"> (q</w:t>
+      </w:r>
+      <w:r>
+        <w:t>3</w:t>
+      </w:r>
+      <w:r>
+        <w:t xml:space="preserve">, </w:t>
+      </w:r>
+      <w:r>
+        <w:t>y</w:t>
+      </w:r>
+      <w:r>
+        <w:t xml:space="preserve">, R) </w:t>
+      </w:r>
+    </w:p>
+    <w:p>
+      <w:pPr>
+        <w:pStyle w:val="ListParagraph"/>
+        <w:numPr>
+          <w:ilvl w:val="0"/>
+          <w:numId w:val="1"/>
+        </w:numPr>
+        <w:ind w:left="360"/>
+      </w:pPr>
+      <w:r>
+        <w:t>δ (q</w:t>
+      </w:r>
+      <w:r>
+        <w:t>3</w:t>
+      </w:r>
+      <w:r>
+        <w:t xml:space="preserve">, </w:t>
+      </w:r>
+      <w:r>
+        <w:t>y</w:t>
+      </w:r>
+      <w:r>
+        <w:t>) = (q</w:t>
+      </w:r>
+      <w:r>
+        <w:t>3</w:t>
+      </w:r>
+      <w:r>
+        <w:t xml:space="preserve">, </w:t>
+      </w:r>
+      <w:r>
+        <w:t>y</w:t>
+      </w:r>
+      <w:r>
+        <w:t xml:space="preserve">, R) </w:t>
+      </w:r>
+    </w:p>
+    <w:p>
+      <w:pPr>
+        <w:pStyle w:val="ListParagraph"/>
+        <w:numPr>
+          <w:ilvl w:val="0"/>
+          <w:numId w:val="1"/>
+        </w:numPr>
+        <w:ind w:left="360"/>
+      </w:pPr>
+      <w:r>
+        <w:t>δ (q</w:t>
+      </w:r>
+      <w:r>
+        <w:t>3</w:t>
+      </w:r>
+      <w:r>
+        <w:t xml:space="preserve">, </w:t>
+      </w:r>
+      <w:r>
+        <w:t>□</w:t>
+      </w:r>
+      <w:r>
+        <w:t>) = (q</w:t>
+      </w:r>
+      <w:r>
+        <w:t>4</w:t>
+      </w:r>
+      <w:r>
+        <w:t xml:space="preserve">, </w:t>
+      </w:r>
+      <w:r>
+        <w:t>□</w:t>
+      </w:r>
+      <w:r>
+        <w:t xml:space="preserve">, R) </w:t>
+      </w:r>
+    </w:p>
+    <w:p/>
+    <w:p>
+      <w:r>
+        <w:t>Trace aba:</w:t>
+      </w:r>
+    </w:p>
+    <w:p>
+      <w:r>
+        <w:rPr>
+          <w:noProof/>
+        </w:rPr>
+        <w:drawing>
+          <wp:inline distT="0" distB="0" distL="0" distR="0" wp14:anchorId="32FF6E1C" wp14:editId="66913DB1">
+            <wp:extent cx="5934075" cy="1057275"/>
+            <wp:effectExtent l="0" t="0" r="9525" b="9525"/>
+            <wp:docPr id="293477606" name="Picture 1"/>
+            <wp:cNvGraphicFramePr>
+              <a:graphicFrameLocks xmlns:a="http://schemas.openxmlformats.org/drawingml/2006/main" noChangeAspect="1"/>
+            </wp:cNvGraphicFramePr>
+            <a:graphic xmlns:a="http://schemas.openxmlformats.org/drawingml/2006/main">
+              <a:graphicData uri="http://schemas.openxmlformats.org/drawingml/2006/picture">
+                <pic:pic xmlns:pic="http://schemas.openxmlformats.org/drawingml/2006/picture">
+                  <pic:nvPicPr>
+                    <pic:cNvPr id="0" name="Picture 1"/>
+                    <pic:cNvPicPr>
+                      <a:picLocks noChangeAspect="1" noChangeArrowheads="1"/>
+                    </pic:cNvPicPr>
+                  </pic:nvPicPr>
+                  <pic:blipFill>
+                    <a:blip r:embed="rId7" cstate="print">
+                      <a:extLst>
+                        <a:ext uri="{28A0092B-C50C-407E-A947-70E740481C1C}">
+                          <a14:useLocalDpi xmlns:a14="http://schemas.microsoft.com/office/drawing/2010/main" val="0"/>
+                        </a:ext>
+                      </a:extLst>
+                    </a:blip>
+                    <a:srcRect/>
+                    <a:stretch>
+                      <a:fillRect/>
+                    </a:stretch>
+                  </pic:blipFill>
+                  <pic:spPr bwMode="auto">
+                    <a:xfrm>
+                      <a:off x="0" y="0"/>
+                      <a:ext cx="5934075" cy="1057275"/>
+                    </a:xfrm>
+                    <a:prstGeom prst="rect">
+                      <a:avLst/>
+                    </a:prstGeom>
+                    <a:noFill/>
+                    <a:ln>
+                      <a:noFill/>
+                    </a:ln>
+                  </pic:spPr>
+                </pic:pic>
+              </a:graphicData>
+            </a:graphic>
+          </wp:inline>
+        </w:drawing>
+      </w:r>
+    </w:p>
+    <w:p/>
+    <w:p/>
+    <w:p/>
+    <w:p/>
+    <w:p/>
+    <w:p/>
+    <w:p/>
+    <w:p/>
+    <w:p/>
+    <w:p/>
+    <w:p>
+      <w:r>
+        <w:lastRenderedPageBreak/>
+        <w:t xml:space="preserve">Trace </w:t>
+      </w:r>
+      <w:proofErr w:type="spellStart"/>
+      <w:r>
+        <w:t>aaabbbb</w:t>
+      </w:r>
+      <w:proofErr w:type="spellEnd"/>
+      <w:r>
+        <w:t>:</w:t>
+      </w:r>
+    </w:p>
+    <w:p>
+      <w:r>
+        <w:rPr>
+          <w:noProof/>
+        </w:rPr>
+        <w:drawing>
+          <wp:inline distT="0" distB="0" distL="0" distR="0" wp14:anchorId="1A05333A" wp14:editId="424EDD6C">
+            <wp:extent cx="5934075" cy="2990850"/>
+            <wp:effectExtent l="0" t="0" r="9525" b="0"/>
+            <wp:docPr id="250113574" name="Picture 2"/>
+            <wp:cNvGraphicFramePr>
+              <a:graphicFrameLocks xmlns:a="http://schemas.openxmlformats.org/drawingml/2006/main" noChangeAspect="1"/>
+            </wp:cNvGraphicFramePr>
+            <a:graphic xmlns:a="http://schemas.openxmlformats.org/drawingml/2006/main">
+              <a:graphicData uri="http://schemas.openxmlformats.org/drawingml/2006/picture">
+                <pic:pic xmlns:pic="http://schemas.openxmlformats.org/drawingml/2006/picture">
+                  <pic:nvPicPr>
+                    <pic:cNvPr id="0" name="Picture 2"/>
+                    <pic:cNvPicPr>
+                      <a:picLocks noChangeAspect="1" noChangeArrowheads="1"/>
+                    </pic:cNvPicPr>
+                  </pic:nvPicPr>
+                  <pic:blipFill>
+                    <a:blip r:embed="rId8" cstate="print">
+                      <a:extLst>
+                        <a:ext uri="{28A0092B-C50C-407E-A947-70E740481C1C}">
+                          <a14:useLocalDpi xmlns:a14="http://schemas.microsoft.com/office/drawing/2010/main" val="0"/>
+                        </a:ext>
+                      </a:extLst>
+                    </a:blip>
+                    <a:srcRect/>
+                    <a:stretch>
+                      <a:fillRect/>
+                    </a:stretch>
+                  </pic:blipFill>
+                  <pic:spPr bwMode="auto">
+                    <a:xfrm>
+                      <a:off x="0" y="0"/>
+                      <a:ext cx="5934075" cy="2990850"/>
+                    </a:xfrm>
+                    <a:prstGeom prst="rect">
+                      <a:avLst/>
+                    </a:prstGeom>
+                    <a:noFill/>
+                    <a:ln>
+                      <a:noFill/>
+                    </a:ln>
+                  </pic:spPr>
+                </pic:pic>
+              </a:graphicData>
+            </a:graphic>
+          </wp:inline>
+        </w:drawing>
+      </w:r>
     </w:p>
     <w:p/>
     <w:p/>
@@ -1442,7 +2070,7 @@
                     </pic:cNvPicPr>
                   </pic:nvPicPr>
                   <pic:blipFill>
-                    <a:blip r:embed="rId5" cstate="print">
+                    <a:blip r:embed="rId9" cstate="print">
                       <a:extLst>
                         <a:ext uri="{28A0092B-C50C-407E-A947-70E740481C1C}">
                           <a14:useLocalDpi xmlns:a14="http://schemas.microsoft.com/office/drawing/2010/main" val="0"/>
@@ -1499,7 +2127,7 @@
                     </pic:cNvPicPr>
                   </pic:nvPicPr>
                   <pic:blipFill>
-                    <a:blip r:embed="rId6" cstate="print">
+                    <a:blip r:embed="rId10" cstate="print">
                       <a:extLst>
                         <a:ext uri="{28A0092B-C50C-407E-A947-70E740481C1C}">
                           <a14:useLocalDpi xmlns:a14="http://schemas.microsoft.com/office/drawing/2010/main" val="0"/>
@@ -1533,6 +2161,7 @@
     </w:p>
     <w:p/>
     <w:p/>
+    <w:p/>
     <w:p>
       <w:pPr>
         <w:rPr>
@@ -2054,7 +2683,6 @@
         </w:numPr>
       </w:pPr>
       <w:r>
-        <w:lastRenderedPageBreak/>
         <w:t>δ (q4, X) = (q4, X, L) – return to leftmost spot to start next scan</w:t>
       </w:r>
     </w:p>
@@ -2133,19 +2761,7 @@
         </w:numPr>
       </w:pPr>
       <w:r>
-        <w:t xml:space="preserve">δ (q5, </w:t>
-      </w:r>
-      <w:r>
-        <w:t>a</w:t>
-      </w:r>
-      <w:r>
-        <w:t>) = (q</w:t>
-      </w:r>
-      <w:r>
-        <w:t>1</w:t>
-      </w:r>
-      <w:r>
-        <w:t>, X, R)</w:t>
+        <w:t>δ (q5, a) = (q1, X, R)</w:t>
       </w:r>
       <w:r>
         <w:t xml:space="preserve"> – state to handle second scan and onward</w:t>
@@ -2163,19 +2779,7 @@
         </w:numPr>
       </w:pPr>
       <w:r>
-        <w:t>δ (q</w:t>
-      </w:r>
-      <w:r>
-        <w:t>5</w:t>
-      </w:r>
-      <w:r>
-        <w:t>, X) = (q</w:t>
-      </w:r>
-      <w:r>
-        <w:t>5</w:t>
-      </w:r>
-      <w:r>
-        <w:t>, X, R) – skip already marked a’s</w:t>
+        <w:t>δ (q5, X) = (q5, X, R) – skip already marked a’s</w:t>
       </w:r>
     </w:p>
     <w:p>
@@ -2187,19 +2791,7 @@
         </w:numPr>
       </w:pPr>
       <w:r>
-        <w:t>δ (q</w:t>
-      </w:r>
-      <w:r>
-        <w:t>5</w:t>
-      </w:r>
-      <w:r>
-        <w:t>, Y) = (q</w:t>
-      </w:r>
-      <w:r>
-        <w:t>5</w:t>
-      </w:r>
-      <w:r>
-        <w:t xml:space="preserve">, Y, R) – skip already marked </w:t>
+        <w:t xml:space="preserve">δ (q5, Y) = (q5, Y, R) – skip already marked </w:t>
       </w:r>
       <w:r>
         <w:t>b</w:t>
@@ -2217,13 +2809,7 @@
         </w:numPr>
       </w:pPr>
       <w:r>
-        <w:t>δ (q</w:t>
-      </w:r>
-      <w:r>
-        <w:t>5</w:t>
-      </w:r>
-      <w:r>
-        <w:t>, □) = (q</w:t>
+        <w:t>δ (q5, □) = (q</w:t>
       </w:r>
       <w:r>
         <w:t>6</w:t>
@@ -2256,10 +2842,10 @@
           <w:noProof/>
         </w:rPr>
         <w:drawing>
-          <wp:inline distT="0" distB="0" distL="0" distR="0" wp14:anchorId="4BDF23A6" wp14:editId="6D3706C8">
-            <wp:extent cx="5943600" cy="2847975"/>
-            <wp:effectExtent l="0" t="0" r="0" b="9525"/>
-            <wp:docPr id="1194220847" name="Picture 3"/>
+          <wp:inline distT="0" distB="0" distL="0" distR="0" wp14:anchorId="3DE388BE" wp14:editId="2085A670">
+            <wp:extent cx="5934075" cy="3790950"/>
+            <wp:effectExtent l="0" t="0" r="9525" b="0"/>
+            <wp:docPr id="1860588381" name="Picture 3"/>
             <wp:cNvGraphicFramePr>
               <a:graphicFrameLocks xmlns:a="http://schemas.openxmlformats.org/drawingml/2006/main" noChangeAspect="1"/>
             </wp:cNvGraphicFramePr>
@@ -2273,7 +2859,7 @@
                     </pic:cNvPicPr>
                   </pic:nvPicPr>
                   <pic:blipFill>
-                    <a:blip r:embed="rId7" cstate="print">
+                    <a:blip r:embed="rId11" cstate="print">
                       <a:extLst>
                         <a:ext uri="{28A0092B-C50C-407E-A947-70E740481C1C}">
                           <a14:useLocalDpi xmlns:a14="http://schemas.microsoft.com/office/drawing/2010/main" val="0"/>
@@ -2288,7 +2874,7 @@
                   <pic:spPr bwMode="auto">
                     <a:xfrm>
                       <a:off x="0" y="0"/>
-                      <a:ext cx="5943600" cy="2847975"/>
+                      <a:ext cx="5934075" cy="3790950"/>
                     </a:xfrm>
                     <a:prstGeom prst="rect">
                       <a:avLst/>
@@ -2305,19 +2891,16 @@
         </w:drawing>
       </w:r>
     </w:p>
-    <w:p/>
-    <w:p/>
-    <w:p/>
     <w:p>
       <w:r>
         <w:rPr>
           <w:noProof/>
         </w:rPr>
         <w:drawing>
-          <wp:inline distT="0" distB="0" distL="0" distR="0" wp14:anchorId="5FA19675" wp14:editId="713A8617">
-            <wp:extent cx="5943600" cy="1762125"/>
-            <wp:effectExtent l="0" t="0" r="0" b="9525"/>
-            <wp:docPr id="1333128650" name="Picture 4"/>
+          <wp:inline distT="0" distB="0" distL="0" distR="0" wp14:anchorId="7363B1C9" wp14:editId="64C97B22">
+            <wp:extent cx="5934075" cy="2047875"/>
+            <wp:effectExtent l="0" t="0" r="9525" b="9525"/>
+            <wp:docPr id="1293747222" name="Picture 4"/>
             <wp:cNvGraphicFramePr>
               <a:graphicFrameLocks xmlns:a="http://schemas.openxmlformats.org/drawingml/2006/main" noChangeAspect="1"/>
             </wp:cNvGraphicFramePr>
@@ -2331,7 +2914,7 @@
                     </pic:cNvPicPr>
                   </pic:nvPicPr>
                   <pic:blipFill>
-                    <a:blip r:embed="rId8" cstate="print">
+                    <a:blip r:embed="rId12" cstate="print">
                       <a:extLst>
                         <a:ext uri="{28A0092B-C50C-407E-A947-70E740481C1C}">
                           <a14:useLocalDpi xmlns:a14="http://schemas.microsoft.com/office/drawing/2010/main" val="0"/>
@@ -2346,7 +2929,7 @@
                   <pic:spPr bwMode="auto">
                     <a:xfrm>
                       <a:off x="0" y="0"/>
-                      <a:ext cx="5943600" cy="1762125"/>
+                      <a:ext cx="5934075" cy="2047875"/>
                     </a:xfrm>
                     <a:prstGeom prst="rect">
                       <a:avLst/>
@@ -2363,10 +2946,8 @@
         </w:drawing>
       </w:r>
     </w:p>
-    <w:p/>
-    <w:p/>
-    <w:p>
-      <w:pPr>
+    <w:p>
+      <w:r>
         <w:rPr>
           <w:b/>
           <w:bCs/>
@@ -2374,8 +2955,659 @@
           <w:szCs w:val="32"/>
           <w:u w:val="single"/>
         </w:rPr>
-      </w:pPr>
-      <w:r>
+        <w:lastRenderedPageBreak/>
+        <w:t>Section 9.2:</w:t>
+      </w:r>
+    </w:p>
+    <w:p>
+      <w:pPr>
+        <w:rPr>
+          <w:b/>
+          <w:bCs/>
+        </w:rPr>
+      </w:pPr>
+    </w:p>
+    <w:p>
+      <w:pPr>
+        <w:rPr>
+          <w:b/>
+          <w:bCs/>
+          <w:sz w:val="28"/>
+          <w:szCs w:val="28"/>
+        </w:rPr>
+      </w:pPr>
+      <w:r>
+        <w:rPr>
+          <w:b/>
+          <w:bCs/>
+          <w:sz w:val="28"/>
+          <w:szCs w:val="28"/>
+        </w:rPr>
+        <w:t xml:space="preserve">5) </w:t>
+      </w:r>
+      <w:r>
+        <w:rPr>
+          <w:b/>
+          <w:bCs/>
+          <w:sz w:val="28"/>
+          <w:szCs w:val="28"/>
+        </w:rPr>
+        <w:t>Provide a “high-level” description for Turing machines that accept the following</w:t>
+      </w:r>
+      <w:r>
+        <w:rPr>
+          <w:b/>
+          <w:bCs/>
+          <w:sz w:val="28"/>
+          <w:szCs w:val="28"/>
+        </w:rPr>
+        <w:t xml:space="preserve"> on {</w:t>
+      </w:r>
+      <w:proofErr w:type="spellStart"/>
+      <w:proofErr w:type="gramStart"/>
+      <w:r>
+        <w:rPr>
+          <w:b/>
+          <w:bCs/>
+          <w:sz w:val="28"/>
+          <w:szCs w:val="28"/>
+        </w:rPr>
+        <w:t>a,b</w:t>
+      </w:r>
+      <w:proofErr w:type="spellEnd"/>
+      <w:proofErr w:type="gramEnd"/>
+      <w:r>
+        <w:rPr>
+          <w:b/>
+          <w:bCs/>
+          <w:sz w:val="28"/>
+          <w:szCs w:val="28"/>
+        </w:rPr>
+        <w:t>}</w:t>
+      </w:r>
+      <w:r>
+        <w:rPr>
+          <w:b/>
+          <w:bCs/>
+          <w:sz w:val="28"/>
+          <w:szCs w:val="28"/>
+        </w:rPr>
+        <w:t>:</w:t>
+      </w:r>
+    </w:p>
+    <w:p>
+      <w:pPr>
+        <w:rPr>
+          <w:b/>
+          <w:bCs/>
+          <w:sz w:val="28"/>
+          <w:szCs w:val="28"/>
+        </w:rPr>
+      </w:pPr>
+    </w:p>
+    <w:p>
+      <w:pPr>
+        <w:rPr>
+          <w:b/>
+          <w:bCs/>
+          <w:sz w:val="28"/>
+          <w:szCs w:val="28"/>
+        </w:rPr>
+      </w:pPr>
+      <w:r>
+        <w:rPr>
+          <w:b/>
+          <w:bCs/>
+          <w:sz w:val="28"/>
+          <w:szCs w:val="28"/>
+        </w:rPr>
+        <w:t xml:space="preserve">b) L = </w:t>
+      </w:r>
+      <w:proofErr w:type="gramStart"/>
+      <w:r>
+        <w:rPr>
+          <w:b/>
+          <w:bCs/>
+          <w:sz w:val="28"/>
+          <w:szCs w:val="28"/>
+        </w:rPr>
+        <w:t>{</w:t>
+      </w:r>
+      <w:r>
+        <w:rPr>
+          <w:b/>
+          <w:bCs/>
+          <w:sz w:val="28"/>
+          <w:szCs w:val="28"/>
+        </w:rPr>
+        <w:t xml:space="preserve"> </w:t>
+      </w:r>
+      <w:r>
+        <w:rPr>
+          <w:b/>
+          <w:bCs/>
+          <w:sz w:val="28"/>
+          <w:szCs w:val="28"/>
+        </w:rPr>
+        <w:t>w</w:t>
+      </w:r>
+      <w:proofErr w:type="gramEnd"/>
+      <w:r>
+        <w:rPr>
+          <w:b/>
+          <w:bCs/>
+          <w:sz w:val="28"/>
+          <w:szCs w:val="28"/>
+        </w:rPr>
+        <w:t>1w</w:t>
+      </w:r>
+      <w:proofErr w:type="gramStart"/>
+      <w:r>
+        <w:rPr>
+          <w:b/>
+          <w:bCs/>
+          <w:sz w:val="28"/>
+          <w:szCs w:val="28"/>
+        </w:rPr>
+        <w:t>2 :</w:t>
+      </w:r>
+      <w:proofErr w:type="gramEnd"/>
+      <w:r>
+        <w:rPr>
+          <w:b/>
+          <w:bCs/>
+          <w:sz w:val="28"/>
+          <w:szCs w:val="28"/>
+        </w:rPr>
+        <w:t xml:space="preserve"> w1 ≠ w</w:t>
+      </w:r>
+      <w:proofErr w:type="gramStart"/>
+      <w:r>
+        <w:rPr>
+          <w:b/>
+          <w:bCs/>
+          <w:sz w:val="28"/>
+          <w:szCs w:val="28"/>
+        </w:rPr>
+        <w:t>2 :</w:t>
+      </w:r>
+      <w:proofErr w:type="gramEnd"/>
+      <w:r>
+        <w:rPr>
+          <w:b/>
+          <w:bCs/>
+          <w:sz w:val="28"/>
+          <w:szCs w:val="28"/>
+        </w:rPr>
+        <w:t xml:space="preserve"> |w1| = |w2</w:t>
+      </w:r>
+      <w:proofErr w:type="gramStart"/>
+      <w:r>
+        <w:rPr>
+          <w:b/>
+          <w:bCs/>
+          <w:sz w:val="28"/>
+          <w:szCs w:val="28"/>
+        </w:rPr>
+        <w:t>| }</w:t>
+      </w:r>
+      <w:proofErr w:type="gramEnd"/>
+    </w:p>
+    <w:p/>
+    <w:p>
+      <w:r>
+        <w:t>Such as</w:t>
+      </w:r>
+      <w:proofErr w:type="gramStart"/>
+      <w:r>
+        <w:t xml:space="preserve">:  </w:t>
+      </w:r>
+      <w:proofErr w:type="spellStart"/>
+      <w:r>
+        <w:t>ababaa</w:t>
+      </w:r>
+      <w:proofErr w:type="spellEnd"/>
+      <w:proofErr w:type="gramEnd"/>
+      <w:r>
+        <w:t xml:space="preserve">, </w:t>
+      </w:r>
+      <w:proofErr w:type="spellStart"/>
+      <w:r>
+        <w:t>bbbaaa</w:t>
+      </w:r>
+      <w:proofErr w:type="spellEnd"/>
+    </w:p>
+    <w:p/>
+    <w:p>
+      <w:r>
+        <w:t>Idea</w:t>
+      </w:r>
+      <w:proofErr w:type="gramStart"/>
+      <w:r>
+        <w:t>:</w:t>
+      </w:r>
+      <w:r>
+        <w:t xml:space="preserve">  Find</w:t>
+      </w:r>
+      <w:proofErr w:type="gramEnd"/>
+      <w:r>
+        <w:t xml:space="preserve"> the center point of the string to determine which is w1 and which is w2.  Then compare each character starting from the beginnings of w1 and w2.</w:t>
+      </w:r>
+    </w:p>
+    <w:p>
+      <w:pPr>
+        <w:pStyle w:val="ListParagraph"/>
+        <w:numPr>
+          <w:ilvl w:val="0"/>
+          <w:numId w:val="4"/>
+        </w:numPr>
+      </w:pPr>
+      <w:r>
+        <w:t xml:space="preserve">Check the </w:t>
+      </w:r>
+      <w:proofErr w:type="gramStart"/>
+      <w:r>
+        <w:t>length is</w:t>
+      </w:r>
+      <w:proofErr w:type="gramEnd"/>
+      <w:r>
+        <w:t xml:space="preserve"> even by moving along length of string while marking every other character.  If the end of tape is reached instead of an unmarked character, then the length is even.</w:t>
+      </w:r>
+    </w:p>
+    <w:p>
+      <w:pPr>
+        <w:pStyle w:val="ListParagraph"/>
+        <w:numPr>
+          <w:ilvl w:val="0"/>
+          <w:numId w:val="4"/>
+        </w:numPr>
+      </w:pPr>
+      <w:r>
+        <w:t>Find the center of the string by moving the head inwards from either end.  Move back and forth from the left unmarked character to the right unmarked character, marking them as the head is moved towards the center.</w:t>
+      </w:r>
+    </w:p>
+    <w:p>
+      <w:pPr>
+        <w:pStyle w:val="ListParagraph"/>
+        <w:numPr>
+          <w:ilvl w:val="0"/>
+          <w:numId w:val="4"/>
+        </w:numPr>
+      </w:pPr>
+      <w:r>
+        <w:t xml:space="preserve">From the center, mark each </w:t>
+      </w:r>
+      <w:r>
+        <w:t>ensuing</w:t>
+      </w:r>
+      <w:r>
+        <w:t xml:space="preserve"> character and compare them with the respective characters from the start of the string.</w:t>
+      </w:r>
+      <w:r>
+        <w:t xml:space="preserve">  If they are not equal, then </w:t>
+      </w:r>
+      <w:r>
+        <w:t>go to accepting state</w:t>
+      </w:r>
+      <w:r>
+        <w:t>.  If they are equal, move on with further checks</w:t>
+      </w:r>
+      <w:r>
+        <w:t xml:space="preserve"> until the end of the string is reached.</w:t>
+      </w:r>
+    </w:p>
+    <w:p/>
+    <w:p/>
+    <w:p>
+      <w:pPr>
+        <w:rPr>
+          <w:b/>
+          <w:bCs/>
+          <w:sz w:val="28"/>
+          <w:szCs w:val="28"/>
+        </w:rPr>
+      </w:pPr>
+      <w:r>
+        <w:rPr>
+          <w:b/>
+          <w:bCs/>
+          <w:sz w:val="28"/>
+          <w:szCs w:val="28"/>
+        </w:rPr>
+        <w:t xml:space="preserve">d) L = </w:t>
+      </w:r>
+      <w:proofErr w:type="gramStart"/>
+      <w:r>
+        <w:rPr>
+          <w:b/>
+          <w:bCs/>
+          <w:sz w:val="28"/>
+          <w:szCs w:val="28"/>
+        </w:rPr>
+        <w:t xml:space="preserve">{ </w:t>
+      </w:r>
+      <w:proofErr w:type="spellStart"/>
+      <w:r>
+        <w:rPr>
+          <w:b/>
+          <w:bCs/>
+          <w:sz w:val="28"/>
+          <w:szCs w:val="28"/>
+        </w:rPr>
+        <w:t>a</w:t>
+      </w:r>
+      <w:r>
+        <w:rPr>
+          <w:b/>
+          <w:bCs/>
+          <w:sz w:val="28"/>
+          <w:szCs w:val="28"/>
+          <w:vertAlign w:val="superscript"/>
+        </w:rPr>
+        <w:t>n</w:t>
+      </w:r>
+      <w:r>
+        <w:rPr>
+          <w:b/>
+          <w:bCs/>
+          <w:sz w:val="28"/>
+          <w:szCs w:val="28"/>
+        </w:rPr>
+        <w:t>b</w:t>
+      </w:r>
+      <w:r>
+        <w:rPr>
+          <w:b/>
+          <w:bCs/>
+          <w:sz w:val="28"/>
+          <w:szCs w:val="28"/>
+          <w:vertAlign w:val="superscript"/>
+        </w:rPr>
+        <w:t>m</w:t>
+      </w:r>
+      <w:proofErr w:type="spellEnd"/>
+      <w:proofErr w:type="gramEnd"/>
+      <w:r>
+        <w:rPr>
+          <w:b/>
+          <w:bCs/>
+          <w:sz w:val="28"/>
+          <w:szCs w:val="28"/>
+        </w:rPr>
+        <w:t xml:space="preserve"> : n = m</w:t>
+      </w:r>
+      <w:proofErr w:type="gramStart"/>
+      <w:r>
+        <w:rPr>
+          <w:b/>
+          <w:bCs/>
+          <w:sz w:val="28"/>
+          <w:szCs w:val="28"/>
+          <w:vertAlign w:val="superscript"/>
+        </w:rPr>
+        <w:t>2</w:t>
+      </w:r>
+      <w:r>
+        <w:rPr>
+          <w:b/>
+          <w:bCs/>
+          <w:sz w:val="28"/>
+          <w:szCs w:val="28"/>
+        </w:rPr>
+        <w:t xml:space="preserve"> ,</w:t>
+      </w:r>
+      <w:proofErr w:type="gramEnd"/>
+      <w:r>
+        <w:rPr>
+          <w:b/>
+          <w:bCs/>
+          <w:sz w:val="28"/>
+          <w:szCs w:val="28"/>
+        </w:rPr>
+        <w:t xml:space="preserve"> m ≥ </w:t>
+      </w:r>
+      <w:proofErr w:type="gramStart"/>
+      <w:r>
+        <w:rPr>
+          <w:b/>
+          <w:bCs/>
+          <w:sz w:val="28"/>
+          <w:szCs w:val="28"/>
+        </w:rPr>
+        <w:t>1 }</w:t>
+      </w:r>
+      <w:proofErr w:type="gramEnd"/>
+    </w:p>
+    <w:p/>
+    <w:p>
+      <w:proofErr w:type="gramStart"/>
+      <w:r>
+        <w:t>Such as:</w:t>
+      </w:r>
+      <w:proofErr w:type="gramEnd"/>
+      <w:r>
+        <w:t xml:space="preserve"> </w:t>
+      </w:r>
+      <w:r>
+        <w:t xml:space="preserve"> ab, </w:t>
+      </w:r>
+      <w:proofErr w:type="spellStart"/>
+      <w:r>
+        <w:t>aaaabb</w:t>
+      </w:r>
+      <w:proofErr w:type="spellEnd"/>
+      <w:r>
+        <w:t xml:space="preserve">, </w:t>
+      </w:r>
+      <w:proofErr w:type="spellStart"/>
+      <w:r>
+        <w:t>aaaaaaaaabbb</w:t>
+      </w:r>
+      <w:proofErr w:type="spellEnd"/>
+    </w:p>
+    <w:p/>
+    <w:p>
+      <w:r>
+        <w:t>Idea</w:t>
+      </w:r>
+      <w:proofErr w:type="gramStart"/>
+      <w:r>
+        <w:t>:</w:t>
+      </w:r>
+      <w:r>
+        <w:t xml:space="preserve">  Scan</w:t>
+      </w:r>
+      <w:proofErr w:type="gramEnd"/>
+      <w:r>
+        <w:t xml:space="preserve"> through the </w:t>
+      </w:r>
+      <w:r>
+        <w:t>string as many times</w:t>
+      </w:r>
+      <w:r>
+        <w:t xml:space="preserve"> as there are </w:t>
+      </w:r>
+      <w:r>
+        <w:t>‘</w:t>
+      </w:r>
+      <w:r>
+        <w:t>b’s,</w:t>
+      </w:r>
+      <w:r>
+        <w:t>’</w:t>
+      </w:r>
+      <w:r>
+        <w:t xml:space="preserve"> marking a matching </w:t>
+      </w:r>
+      <w:r>
+        <w:t>‘</w:t>
+      </w:r>
+      <w:r>
+        <w:t>a</w:t>
+      </w:r>
+      <w:r>
+        <w:t>’</w:t>
+      </w:r>
+      <w:r>
+        <w:t xml:space="preserve"> for each </w:t>
+      </w:r>
+      <w:r>
+        <w:t>‘</w:t>
+      </w:r>
+      <w:r>
+        <w:t>b</w:t>
+      </w:r>
+      <w:r>
+        <w:t>’</w:t>
+      </w:r>
+      <w:r>
+        <w:t xml:space="preserve"> each time.</w:t>
+      </w:r>
+      <w:r>
+        <w:t xml:space="preserve">  This will multiply the number of ‘a’s’ that are marked by the number of ‘b’s’ that are in the string.</w:t>
+      </w:r>
+    </w:p>
+    <w:p>
+      <w:pPr>
+        <w:pStyle w:val="ListParagraph"/>
+        <w:numPr>
+          <w:ilvl w:val="0"/>
+          <w:numId w:val="5"/>
+        </w:numPr>
+      </w:pPr>
+      <w:r>
+        <w:t xml:space="preserve">First scan to </w:t>
+      </w:r>
+      <w:r>
+        <w:t>locate and mark the first ‘b,’ then reset the head to the start of the string.</w:t>
+      </w:r>
+    </w:p>
+    <w:p>
+      <w:pPr>
+        <w:pStyle w:val="ListParagraph"/>
+        <w:numPr>
+          <w:ilvl w:val="0"/>
+          <w:numId w:val="5"/>
+        </w:numPr>
+      </w:pPr>
+      <w:r>
+        <w:t>Scan again to confirm the existence of the first ‘a.’  If found, reset the head to the start of the string.  If not found, reject the string.</w:t>
+      </w:r>
+    </w:p>
+    <w:p>
+      <w:pPr>
+        <w:pStyle w:val="ListParagraph"/>
+        <w:numPr>
+          <w:ilvl w:val="0"/>
+          <w:numId w:val="5"/>
+        </w:numPr>
+      </w:pPr>
+      <w:r>
+        <w:t xml:space="preserve">Next, scan to </w:t>
+      </w:r>
+      <w:r>
+        <w:t xml:space="preserve">check if there </w:t>
+      </w:r>
+      <w:r>
+        <w:t xml:space="preserve">are additional </w:t>
+      </w:r>
+      <w:r>
+        <w:t>‘b</w:t>
+      </w:r>
+      <w:r>
+        <w:t>’s.</w:t>
+      </w:r>
+      <w:r>
+        <w:t xml:space="preserve">’  If there </w:t>
+      </w:r>
+      <w:r>
+        <w:t>are</w:t>
+      </w:r>
+      <w:r>
+        <w:t xml:space="preserve">, then go to a state that will </w:t>
+      </w:r>
+      <w:r>
+        <w:t xml:space="preserve">start marking the multiplied </w:t>
+      </w:r>
+      <w:r>
+        <w:t>‘</w:t>
+      </w:r>
+      <w:r>
+        <w:t>a’s.</w:t>
+      </w:r>
+      <w:r>
+        <w:t>’</w:t>
+      </w:r>
+      <w:r>
+        <w:t xml:space="preserve">  If not, then scan for additional </w:t>
+      </w:r>
+      <w:r>
+        <w:t>‘</w:t>
+      </w:r>
+      <w:r>
+        <w:t>a’s,</w:t>
+      </w:r>
+      <w:r>
+        <w:t>’</w:t>
+      </w:r>
+      <w:r>
+        <w:t xml:space="preserve"> and if there are </w:t>
+      </w:r>
+      <w:r>
+        <w:t>none, then accept.</w:t>
+      </w:r>
+    </w:p>
+    <w:p>
+      <w:pPr>
+        <w:pStyle w:val="ListParagraph"/>
+        <w:numPr>
+          <w:ilvl w:val="0"/>
+          <w:numId w:val="5"/>
+        </w:numPr>
+      </w:pPr>
+      <w:r>
+        <w:t xml:space="preserve">If there are additional ‘b’s,’ then start resetting and scanning to mark an ‘a’ for each ‘b’ in the string.  Then reset this step for each ‘b’ in the string </w:t>
+      </w:r>
+      <w:proofErr w:type="gramStart"/>
+      <w:r>
+        <w:t>in order to</w:t>
+      </w:r>
+      <w:proofErr w:type="gramEnd"/>
+      <w:r>
+        <w:t xml:space="preserve"> multiply the number of marked ‘a’s.’  </w:t>
+      </w:r>
+    </w:p>
+    <w:p>
+      <w:pPr>
+        <w:pStyle w:val="ListParagraph"/>
+        <w:numPr>
+          <w:ilvl w:val="0"/>
+          <w:numId w:val="5"/>
+        </w:numPr>
+      </w:pPr>
+      <w:r>
+        <w:t>Once all ‘</w:t>
+      </w:r>
+      <w:proofErr w:type="gramStart"/>
+      <w:r>
+        <w:t>a’s</w:t>
+      </w:r>
+      <w:proofErr w:type="gramEnd"/>
+      <w:r>
+        <w:t>’ are marked in accordance with the number of ‘b’s,’ then scan from the start of the string to verify there are no remaining ‘a’s’</w:t>
+      </w:r>
+      <w:r>
+        <w:t xml:space="preserve"> or ‘b’s.’</w:t>
+      </w:r>
+      <w:r>
+        <w:t xml:space="preserve">  If there are none, then accept.</w:t>
+      </w:r>
+    </w:p>
+    <w:p/>
+    <w:p/>
+    <w:p/>
+    <w:p>
+      <w:pPr>
         <w:rPr>
           <w:b/>
           <w:bCs/>
@@ -2383,64 +3615,110 @@
           <w:szCs w:val="32"/>
           <w:u w:val="single"/>
         </w:rPr>
-        <w:t>Section 9.2:</w:t>
-      </w:r>
-    </w:p>
-    <w:p>
-      <w:pPr>
-        <w:rPr>
-          <w:b/>
-          <w:bCs/>
-        </w:rPr>
-      </w:pPr>
-    </w:p>
-    <w:p>
-      <w:pPr>
-        <w:rPr>
-          <w:b/>
-          <w:bCs/>
-          <w:sz w:val="28"/>
-          <w:szCs w:val="28"/>
-        </w:rPr>
-      </w:pPr>
-      <w:r>
-        <w:rPr>
-          <w:b/>
-          <w:bCs/>
-          <w:sz w:val="28"/>
-          <w:szCs w:val="28"/>
+      </w:pPr>
+      <w:r>
+        <w:rPr>
+          <w:b/>
+          <w:bCs/>
+          <w:sz w:val="32"/>
+          <w:szCs w:val="32"/>
+          <w:u w:val="single"/>
         </w:rPr>
         <w:lastRenderedPageBreak/>
-        <w:t xml:space="preserve">5) </w:t>
-      </w:r>
-      <w:r>
-        <w:rPr>
-          <w:b/>
-          <w:bCs/>
-          <w:sz w:val="28"/>
-          <w:szCs w:val="28"/>
-        </w:rPr>
-        <w:t>Provide a “high-level” description for Turing machines that accept the following</w:t>
-      </w:r>
-      <w:r>
-        <w:rPr>
-          <w:b/>
-          <w:bCs/>
-          <w:sz w:val="28"/>
-          <w:szCs w:val="28"/>
-        </w:rPr>
-        <w:t xml:space="preserve"> on {</w:t>
+        <w:t>Section 10.3:</w:t>
+      </w:r>
+    </w:p>
+    <w:p>
+      <w:pPr>
+        <w:rPr>
+          <w:b/>
+          <w:bCs/>
+        </w:rPr>
+      </w:pPr>
+    </w:p>
+    <w:p>
+      <w:pPr>
+        <w:rPr>
+          <w:b/>
+          <w:bCs/>
+          <w:sz w:val="28"/>
+          <w:szCs w:val="28"/>
+        </w:rPr>
+      </w:pPr>
+      <w:r>
+        <w:rPr>
+          <w:b/>
+          <w:bCs/>
+          <w:sz w:val="28"/>
+          <w:szCs w:val="28"/>
+        </w:rPr>
+        <w:t>2) Write programs for nondeterministic Turing machines that accept the following languages, and explain if and how nondeterminism simplifies the task:</w:t>
+      </w:r>
+    </w:p>
+    <w:p>
+      <w:pPr>
+        <w:rPr>
+          <w:sz w:val="28"/>
+          <w:szCs w:val="28"/>
+        </w:rPr>
+      </w:pPr>
+    </w:p>
+    <w:p>
+      <w:pPr>
+        <w:rPr>
+          <w:b/>
+          <w:bCs/>
+          <w:sz w:val="28"/>
+          <w:szCs w:val="28"/>
+        </w:rPr>
+      </w:pPr>
+      <w:r>
+        <w:rPr>
+          <w:b/>
+          <w:bCs/>
+          <w:sz w:val="28"/>
+          <w:szCs w:val="28"/>
+        </w:rPr>
+        <w:t xml:space="preserve">b)  L = </w:t>
+      </w:r>
+      <w:proofErr w:type="gramStart"/>
+      <w:r>
+        <w:rPr>
+          <w:b/>
+          <w:bCs/>
+          <w:sz w:val="28"/>
+          <w:szCs w:val="28"/>
+        </w:rPr>
+        <w:t xml:space="preserve">{ </w:t>
       </w:r>
       <w:proofErr w:type="spellStart"/>
-      <w:proofErr w:type="gramStart"/>
-      <w:r>
-        <w:rPr>
-          <w:b/>
-          <w:bCs/>
-          <w:sz w:val="28"/>
-          <w:szCs w:val="28"/>
-        </w:rPr>
-        <w:t>a,b</w:t>
+      <w:r>
+        <w:rPr>
+          <w:b/>
+          <w:bCs/>
+          <w:sz w:val="28"/>
+          <w:szCs w:val="28"/>
+        </w:rPr>
+        <w:t>ww</w:t>
+      </w:r>
+      <w:r>
+        <w:rPr>
+          <w:b/>
+          <w:bCs/>
+          <w:sz w:val="28"/>
+          <w:szCs w:val="28"/>
+          <w:vertAlign w:val="superscript"/>
+        </w:rPr>
+        <w:t>R</w:t>
+      </w:r>
+      <w:r>
+        <w:rPr>
+          <w:b/>
+          <w:bCs/>
+          <w:sz w:val="28"/>
+          <w:szCs w:val="28"/>
+        </w:rPr>
+        <w:t>w</w:t>
       </w:r>
       <w:proofErr w:type="spellEnd"/>
       <w:proofErr w:type="gramEnd"/>
@@ -2451,45 +3729,7 @@
           <w:sz w:val="28"/>
           <w:szCs w:val="28"/>
         </w:rPr>
-        <w:t>}</w:t>
-      </w:r>
-      <w:r>
-        <w:rPr>
-          <w:b/>
-          <w:bCs/>
-          <w:sz w:val="28"/>
-          <w:szCs w:val="28"/>
-        </w:rPr>
-        <w:t>:</w:t>
-      </w:r>
-    </w:p>
-    <w:p>
-      <w:pPr>
-        <w:rPr>
-          <w:b/>
-          <w:bCs/>
-          <w:sz w:val="28"/>
-          <w:szCs w:val="28"/>
-        </w:rPr>
-      </w:pPr>
-    </w:p>
-    <w:p>
-      <w:pPr>
-        <w:rPr>
-          <w:b/>
-          <w:bCs/>
-          <w:sz w:val="28"/>
-          <w:szCs w:val="28"/>
-        </w:rPr>
-      </w:pPr>
-      <w:r>
-        <w:rPr>
-          <w:b/>
-          <w:bCs/>
-          <w:sz w:val="28"/>
-          <w:szCs w:val="28"/>
-        </w:rPr>
-        <w:t xml:space="preserve">b) L = </w:t>
+        <w:t xml:space="preserve"> : w ϵ </w:t>
       </w:r>
       <w:proofErr w:type="gramStart"/>
       <w:r>
@@ -2499,221 +3739,251 @@
           <w:sz w:val="28"/>
           <w:szCs w:val="28"/>
         </w:rPr>
-        <w:t>{</w:t>
-      </w:r>
-      <w:r>
-        <w:rPr>
-          <w:b/>
-          <w:bCs/>
-          <w:sz w:val="28"/>
-          <w:szCs w:val="28"/>
-        </w:rPr>
+        <w:t>{ a</w:t>
+      </w:r>
+      <w:proofErr w:type="gramEnd"/>
+      <w:r>
+        <w:rPr>
+          <w:b/>
+          <w:bCs/>
+          <w:sz w:val="28"/>
+          <w:szCs w:val="28"/>
+        </w:rPr>
+        <w:t xml:space="preserve">, </w:t>
+      </w:r>
+      <w:proofErr w:type="gramStart"/>
+      <w:r>
+        <w:rPr>
+          <w:b/>
+          <w:bCs/>
+          <w:sz w:val="28"/>
+          <w:szCs w:val="28"/>
+        </w:rPr>
+        <w:t>b }</w:t>
+      </w:r>
+      <w:proofErr w:type="gramEnd"/>
+      <w:r>
+        <w:rPr>
+          <w:b/>
+          <w:bCs/>
+          <w:sz w:val="28"/>
+          <w:szCs w:val="28"/>
+          <w:vertAlign w:val="superscript"/>
+        </w:rPr>
+        <w:t>+</w:t>
+      </w:r>
+      <w:r>
+        <w:rPr>
+          <w:b/>
+          <w:bCs/>
+          <w:sz w:val="28"/>
+          <w:szCs w:val="28"/>
+        </w:rPr>
+        <w:t xml:space="preserve"> }</w:t>
+      </w:r>
+    </w:p>
+    <w:p/>
+    <w:p>
+      <w:r>
+        <w:t>Idea</w:t>
+      </w:r>
+      <w:proofErr w:type="gramStart"/>
+      <w:r>
+        <w:t>:  Scan</w:t>
+      </w:r>
+      <w:proofErr w:type="gramEnd"/>
+      <w:r>
+        <w:t xml:space="preserve"> the length of the string until you match</w:t>
+      </w:r>
+      <w:r>
+        <w:t xml:space="preserve"> the</w:t>
+      </w:r>
+      <w:r>
+        <w:t xml:space="preserve"> string for w in the first and third blocks, then reverse the head from the start of the second block and compare </w:t>
+      </w:r>
+      <w:proofErr w:type="spellStart"/>
+      <w:r>
+        <w:t>w</w:t>
+      </w:r>
+      <w:r>
+        <w:rPr>
+          <w:vertAlign w:val="superscript"/>
+        </w:rPr>
+        <w:t>R</w:t>
+      </w:r>
+      <w:proofErr w:type="spellEnd"/>
+      <w:r>
+        <w:t xml:space="preserve"> against w.</w:t>
+      </w:r>
+    </w:p>
+    <w:p/>
+    <w:p>
+      <w:pPr>
+        <w:pStyle w:val="ListParagraph"/>
+        <w:numPr>
+          <w:ilvl w:val="0"/>
+          <w:numId w:val="6"/>
+        </w:numPr>
+      </w:pPr>
+      <w:r>
+        <w:t xml:space="preserve">Mark the first character.  </w:t>
+      </w:r>
+    </w:p>
+    <w:p>
+      <w:pPr>
+        <w:pStyle w:val="ListParagraph"/>
+        <w:numPr>
+          <w:ilvl w:val="0"/>
+          <w:numId w:val="6"/>
+        </w:numPr>
+      </w:pPr>
+      <w:r>
+        <w:t xml:space="preserve">Scan onward until a matching character is found.  </w:t>
+      </w:r>
+    </w:p>
+    <w:p>
+      <w:pPr>
+        <w:pStyle w:val="ListParagraph"/>
+        <w:numPr>
+          <w:ilvl w:val="0"/>
+          <w:numId w:val="6"/>
+        </w:numPr>
+      </w:pPr>
+      <w:r>
+        <w:t xml:space="preserve">Then scan the subsequent character after each marked character to check if they are part of a matching </w:t>
+      </w:r>
+      <w:r>
+        <w:t>w</w:t>
+      </w:r>
+      <w:r>
+        <w:t xml:space="preserve">.  </w:t>
+      </w:r>
+    </w:p>
+    <w:p>
+      <w:pPr>
+        <w:pStyle w:val="ListParagraph"/>
+        <w:numPr>
+          <w:ilvl w:val="0"/>
+          <w:numId w:val="6"/>
+        </w:numPr>
+      </w:pPr>
+      <w:r>
+        <w:t xml:space="preserve">If they are not </w:t>
+      </w:r>
+      <w:r>
+        <w:t>part of a matching w</w:t>
+      </w:r>
+      <w:r>
+        <w:t>, abandon the first matching character and start a new scan to find the next matching character.</w:t>
+      </w:r>
+      <w:r>
+        <w:t xml:space="preserve">  This will eventually determine if there are two matching w’s.</w:t>
+      </w:r>
+    </w:p>
+    <w:p>
+      <w:pPr>
+        <w:pStyle w:val="ListParagraph"/>
+        <w:numPr>
+          <w:ilvl w:val="0"/>
+          <w:numId w:val="6"/>
+        </w:numPr>
+      </w:pPr>
+      <w:r>
+        <w:t xml:space="preserve">Once the location of both w’s has been found, start a left-scan from the </w:t>
+      </w:r>
+      <w:r>
+        <w:t>beginning</w:t>
+      </w:r>
+      <w:r>
+        <w:t xml:space="preserve"> of the second w</w:t>
+      </w:r>
+      <w:r>
         <w:t xml:space="preserve"> </w:t>
       </w:r>
-      <w:r>
-        <w:rPr>
-          <w:b/>
-          <w:bCs/>
-          <w:sz w:val="28"/>
-          <w:szCs w:val="28"/>
-        </w:rPr>
+      <w:proofErr w:type="gramStart"/>
+      <w:r>
+        <w:t>in order to</w:t>
+      </w:r>
+      <w:proofErr w:type="gramEnd"/>
+      <w:r>
+        <w:t xml:space="preserve"> start checking </w:t>
+      </w:r>
+      <w:proofErr w:type="spellStart"/>
+      <w:r>
         <w:t>w</w:t>
       </w:r>
+      <w:r>
+        <w:rPr>
+          <w:vertAlign w:val="superscript"/>
+        </w:rPr>
+        <w:t>R</w:t>
+      </w:r>
+      <w:proofErr w:type="spellEnd"/>
+      <w:r>
+        <w:t xml:space="preserve">.  </w:t>
+      </w:r>
+    </w:p>
+    <w:p>
+      <w:pPr>
+        <w:pStyle w:val="ListParagraph"/>
+        <w:numPr>
+          <w:ilvl w:val="0"/>
+          <w:numId w:val="6"/>
+        </w:numPr>
+      </w:pPr>
+      <w:r>
+        <w:t>Finally, c</w:t>
+      </w:r>
+      <w:r>
+        <w:t>ompare each character that is found with characters in right-facing order from the first w.  Accept only if there is no character mismatch found.</w:t>
+      </w:r>
+    </w:p>
+    <w:p/>
+    <w:p>
+      <w:r>
+        <w:t xml:space="preserve">Nondeterminism makes this task more complex, as it requires the repeated searching of each individual character.  This then might require many additional steps </w:t>
+      </w:r>
+      <w:proofErr w:type="gramStart"/>
+      <w:r>
+        <w:t>in order to</w:t>
+      </w:r>
       <w:proofErr w:type="gramEnd"/>
       <w:r>
-        <w:rPr>
-          <w:b/>
-          <w:bCs/>
-          <w:sz w:val="28"/>
-          <w:szCs w:val="28"/>
-        </w:rPr>
-        <w:t>1w</w:t>
-      </w:r>
-      <w:proofErr w:type="gramStart"/>
-      <w:r>
-        <w:rPr>
-          <w:b/>
-          <w:bCs/>
-          <w:sz w:val="28"/>
-          <w:szCs w:val="28"/>
-        </w:rPr>
-        <w:t>2 :</w:t>
-      </w:r>
-      <w:proofErr w:type="gramEnd"/>
-      <w:r>
-        <w:rPr>
-          <w:b/>
-          <w:bCs/>
-          <w:sz w:val="28"/>
-          <w:szCs w:val="28"/>
-        </w:rPr>
-        <w:t xml:space="preserve"> w1 ≠ w</w:t>
-      </w:r>
-      <w:proofErr w:type="gramStart"/>
-      <w:r>
-        <w:rPr>
-          <w:b/>
-          <w:bCs/>
-          <w:sz w:val="28"/>
-          <w:szCs w:val="28"/>
-        </w:rPr>
-        <w:t>2 :</w:t>
-      </w:r>
-      <w:proofErr w:type="gramEnd"/>
-      <w:r>
-        <w:rPr>
-          <w:b/>
-          <w:bCs/>
-          <w:sz w:val="28"/>
-          <w:szCs w:val="28"/>
-        </w:rPr>
-        <w:t xml:space="preserve"> |w1| = |w2</w:t>
-      </w:r>
-      <w:proofErr w:type="gramStart"/>
-      <w:r>
-        <w:rPr>
-          <w:b/>
-          <w:bCs/>
-          <w:sz w:val="28"/>
-          <w:szCs w:val="28"/>
-        </w:rPr>
-        <w:t>| }</w:t>
-      </w:r>
-      <w:proofErr w:type="gramEnd"/>
-    </w:p>
-    <w:p/>
-    <w:p>
-      <w:r>
-        <w:t>Such as</w:t>
-      </w:r>
-      <w:proofErr w:type="gramStart"/>
-      <w:r>
-        <w:t xml:space="preserve">:  </w:t>
+        <w:t xml:space="preserve"> locate the boundaries of </w:t>
       </w:r>
       <w:proofErr w:type="spellStart"/>
       <w:r>
-        <w:t>ababaa</w:t>
+        <w:t>w</w:t>
+      </w:r>
+      <w:r>
+        <w:rPr>
+          <w:vertAlign w:val="superscript"/>
+        </w:rPr>
+        <w:t>R</w:t>
       </w:r>
       <w:proofErr w:type="spellEnd"/>
-      <w:proofErr w:type="gramEnd"/>
-      <w:r>
-        <w:t xml:space="preserve">, </w:t>
-      </w:r>
-      <w:proofErr w:type="spellStart"/>
-      <w:r>
-        <w:t>bbbaaa</w:t>
-      </w:r>
-      <w:proofErr w:type="spellEnd"/>
-    </w:p>
-    <w:p/>
-    <w:p>
-      <w:r>
-        <w:t>Idea</w:t>
-      </w:r>
-      <w:proofErr w:type="gramStart"/>
-      <w:r>
-        <w:t>:</w:t>
-      </w:r>
-      <w:r>
-        <w:t xml:space="preserve">  Find</w:t>
-      </w:r>
-      <w:proofErr w:type="gramEnd"/>
-      <w:r>
-        <w:t xml:space="preserve"> the center point of the string to determine which is w1 and which is w2.  Then compare each character starting from the beginnings of w1 and w2.</w:t>
-      </w:r>
-    </w:p>
-    <w:p>
-      <w:pPr>
-        <w:pStyle w:val="ListParagraph"/>
-        <w:numPr>
-          <w:ilvl w:val="0"/>
-          <w:numId w:val="4"/>
-        </w:numPr>
-      </w:pPr>
-      <w:r>
-        <w:t xml:space="preserve">Check the </w:t>
-      </w:r>
-      <w:proofErr w:type="gramStart"/>
-      <w:r>
-        <w:t>length is</w:t>
-      </w:r>
-      <w:proofErr w:type="gramEnd"/>
-      <w:r>
-        <w:t xml:space="preserve"> even by moving along length of string while marking every other character.  If the end of tape is reached instead of an unmarked character, then the length is even.</w:t>
-      </w:r>
-    </w:p>
-    <w:p>
-      <w:pPr>
-        <w:pStyle w:val="ListParagraph"/>
-        <w:numPr>
-          <w:ilvl w:val="0"/>
-          <w:numId w:val="4"/>
-        </w:numPr>
-      </w:pPr>
-      <w:r>
-        <w:t>Find the center of the string by moving the head inwards from either end.  Move back and forth from the left unmarked character to the right unmarked character, marking them as the head is moved towards the center.</w:t>
-      </w:r>
-    </w:p>
-    <w:p>
-      <w:pPr>
-        <w:pStyle w:val="ListParagraph"/>
-        <w:numPr>
-          <w:ilvl w:val="0"/>
-          <w:numId w:val="4"/>
-        </w:numPr>
-      </w:pPr>
-      <w:r>
-        <w:t xml:space="preserve">From the center, mark each </w:t>
-      </w:r>
-      <w:r>
-        <w:t>ensuing</w:t>
-      </w:r>
-      <w:r>
-        <w:t xml:space="preserve"> character and compare them with the respective characters from the start of the string.</w:t>
-      </w:r>
-      <w:r>
-        <w:t xml:space="preserve">  If they are not equal, then </w:t>
-      </w:r>
-      <w:r>
-        <w:t>go to accepting state</w:t>
-      </w:r>
-      <w:r>
-        <w:t>.  If they are equal, move on with further checks</w:t>
-      </w:r>
-      <w:r>
-        <w:t xml:space="preserve"> until the end of the string is reached.</w:t>
+      <w:r>
+        <w:t>.</w:t>
       </w:r>
     </w:p>
     <w:p/>
     <w:p/>
     <w:p/>
-    <w:p/>
-    <w:p/>
-    <w:p/>
-    <w:p/>
-    <w:p/>
-    <w:p/>
-    <w:p/>
-    <w:p/>
-    <w:p/>
-    <w:p/>
-    <w:p>
-      <w:pPr>
-        <w:rPr>
-          <w:b/>
-          <w:bCs/>
-          <w:sz w:val="28"/>
-          <w:szCs w:val="28"/>
-        </w:rPr>
-      </w:pPr>
-      <w:r>
-        <w:rPr>
-          <w:b/>
-          <w:bCs/>
-          <w:sz w:val="28"/>
-          <w:szCs w:val="28"/>
-        </w:rPr>
-        <w:t xml:space="preserve">d) L = </w:t>
+    <w:p>
+      <w:pPr>
+        <w:rPr>
+          <w:sz w:val="28"/>
+          <w:szCs w:val="28"/>
+        </w:rPr>
+      </w:pPr>
+      <w:r>
+        <w:rPr>
+          <w:b/>
+          <w:bCs/>
+          <w:sz w:val="28"/>
+          <w:szCs w:val="28"/>
+        </w:rPr>
+        <w:t xml:space="preserve">c)  L = </w:t>
       </w:r>
       <w:proofErr w:type="gramStart"/>
       <w:r>
@@ -2733,7 +4003,7 @@
           <w:sz w:val="28"/>
           <w:szCs w:val="28"/>
         </w:rPr>
-        <w:t>a</w:t>
+        <w:t>xww</w:t>
       </w:r>
       <w:r>
         <w:rPr>
@@ -2743,26 +4013,16 @@
           <w:szCs w:val="28"/>
           <w:vertAlign w:val="superscript"/>
         </w:rPr>
-        <w:t>n</w:t>
-      </w:r>
-      <w:r>
-        <w:rPr>
-          <w:b/>
-          <w:bCs/>
-          <w:sz w:val="28"/>
-          <w:szCs w:val="28"/>
-        </w:rPr>
-        <w:t>b</w:t>
-      </w:r>
-      <w:r>
-        <w:rPr>
-          <w:b/>
-          <w:bCs/>
-          <w:sz w:val="28"/>
-          <w:szCs w:val="28"/>
-          <w:vertAlign w:val="superscript"/>
-        </w:rPr>
-        <w:t>m</w:t>
+        <w:t>R</w:t>
+      </w:r>
+      <w:r>
+        <w:rPr>
+          <w:b/>
+          <w:bCs/>
+          <w:sz w:val="28"/>
+          <w:szCs w:val="28"/>
+        </w:rPr>
+        <w:t>y</w:t>
       </w:r>
       <w:proofErr w:type="spellEnd"/>
       <w:proofErr w:type="gramEnd"/>
@@ -2773,7 +4033,7 @@
           <w:sz w:val="28"/>
           <w:szCs w:val="28"/>
         </w:rPr>
-        <w:t xml:space="preserve"> : n = m</w:t>
+        <w:t xml:space="preserve"> : x, y, w ϵ </w:t>
       </w:r>
       <w:proofErr w:type="gramStart"/>
       <w:r>
@@ -2782,899 +4042,186 @@
           <w:bCs/>
           <w:sz w:val="28"/>
           <w:szCs w:val="28"/>
+        </w:rPr>
+        <w:t>{ a</w:t>
+      </w:r>
+      <w:proofErr w:type="gramEnd"/>
+      <w:r>
+        <w:rPr>
+          <w:b/>
+          <w:bCs/>
+          <w:sz w:val="28"/>
+          <w:szCs w:val="28"/>
+        </w:rPr>
+        <w:t xml:space="preserve">, </w:t>
+      </w:r>
+      <w:proofErr w:type="gramStart"/>
+      <w:r>
+        <w:rPr>
+          <w:b/>
+          <w:bCs/>
+          <w:sz w:val="28"/>
+          <w:szCs w:val="28"/>
+        </w:rPr>
+        <w:t>b }</w:t>
+      </w:r>
+      <w:proofErr w:type="gramEnd"/>
+      <w:r>
+        <w:rPr>
+          <w:b/>
+          <w:bCs/>
+          <w:sz w:val="28"/>
+          <w:szCs w:val="28"/>
           <w:vertAlign w:val="superscript"/>
         </w:rPr>
-        <w:t>2</w:t>
-      </w:r>
-      <w:r>
-        <w:rPr>
-          <w:b/>
-          <w:bCs/>
-          <w:sz w:val="28"/>
-          <w:szCs w:val="28"/>
-        </w:rPr>
-        <w:t xml:space="preserve"> ,</w:t>
+        <w:t>+</w:t>
+      </w:r>
+      <w:r>
+        <w:rPr>
+          <w:b/>
+          <w:bCs/>
+          <w:sz w:val="28"/>
+          <w:szCs w:val="28"/>
+        </w:rPr>
+        <w:t xml:space="preserve"> , |x| ≥ |y</w:t>
+      </w:r>
+      <w:proofErr w:type="gramStart"/>
+      <w:r>
+        <w:rPr>
+          <w:b/>
+          <w:bCs/>
+          <w:sz w:val="28"/>
+          <w:szCs w:val="28"/>
+        </w:rPr>
+        <w:t>| }</w:t>
       </w:r>
       <w:proofErr w:type="gramEnd"/>
-      <w:r>
-        <w:rPr>
-          <w:b/>
-          <w:bCs/>
-          <w:sz w:val="28"/>
-          <w:szCs w:val="28"/>
-        </w:rPr>
-        <w:t xml:space="preserve"> m ≥ </w:t>
+    </w:p>
+    <w:p/>
+    <w:p>
+      <w:r>
+        <w:t>Idea</w:t>
       </w:r>
       <w:proofErr w:type="gramStart"/>
       <w:r>
-        <w:rPr>
-          <w:b/>
-          <w:bCs/>
-          <w:sz w:val="28"/>
-          <w:szCs w:val="28"/>
-        </w:rPr>
-        <w:t>1 }</w:t>
+        <w:t xml:space="preserve">:  </w:t>
+      </w:r>
+      <w:r>
+        <w:t>First</w:t>
       </w:r>
       <w:proofErr w:type="gramEnd"/>
+      <w:r>
+        <w:t xml:space="preserve"> determine the location of w and </w:t>
+      </w:r>
+      <w:proofErr w:type="spellStart"/>
+      <w:r>
+        <w:t>w</w:t>
+      </w:r>
+      <w:r>
+        <w:rPr>
+          <w:vertAlign w:val="superscript"/>
+        </w:rPr>
+        <w:t>R</w:t>
+      </w:r>
+      <w:proofErr w:type="spellEnd"/>
+      <w:r>
+        <w:t xml:space="preserve"> by scanning and marking characters from the front of the string and from the back until you confirm there is a match.  Then, scan the starting characters and the final characters to ensure that x is longer in length than y.</w:t>
+      </w:r>
     </w:p>
     <w:p/>
     <w:p>
+      <w:pPr>
+        <w:pStyle w:val="ListParagraph"/>
+        <w:numPr>
+          <w:ilvl w:val="0"/>
+          <w:numId w:val="7"/>
+        </w:numPr>
+      </w:pPr>
+      <w:r>
+        <w:t xml:space="preserve">Start by scanning each character from the front of the string and comparing them to the characters from the end of the string.  </w:t>
+      </w:r>
+    </w:p>
+    <w:p>
+      <w:pPr>
+        <w:pStyle w:val="ListParagraph"/>
+        <w:numPr>
+          <w:ilvl w:val="0"/>
+          <w:numId w:val="7"/>
+        </w:numPr>
+      </w:pPr>
+      <w:r>
+        <w:t>When a nonmatching character is found, unmark the previous characters and start with next character</w:t>
+      </w:r>
+      <w:r>
+        <w:t xml:space="preserve"> in line</w:t>
+      </w:r>
+      <w:r>
+        <w:t xml:space="preserve"> </w:t>
+      </w:r>
+      <w:r>
+        <w:t>from the start of the string</w:t>
+      </w:r>
+      <w:r>
+        <w:t xml:space="preserve">.  </w:t>
+      </w:r>
+    </w:p>
+    <w:p>
+      <w:pPr>
+        <w:pStyle w:val="ListParagraph"/>
+        <w:numPr>
+          <w:ilvl w:val="0"/>
+          <w:numId w:val="7"/>
+        </w:numPr>
+      </w:pPr>
+      <w:r>
+        <w:t xml:space="preserve">Continue moving back and forth until w and </w:t>
+      </w:r>
+      <w:proofErr w:type="spellStart"/>
+      <w:r>
+        <w:t>w</w:t>
+      </w:r>
+      <w:r>
+        <w:rPr>
+          <w:vertAlign w:val="superscript"/>
+        </w:rPr>
+        <w:t>R</w:t>
+      </w:r>
+      <w:proofErr w:type="spellEnd"/>
+      <w:r>
+        <w:t xml:space="preserve"> have been located through matching and leave them marked.  </w:t>
+      </w:r>
+    </w:p>
+    <w:p>
+      <w:pPr>
+        <w:pStyle w:val="ListParagraph"/>
+        <w:numPr>
+          <w:ilvl w:val="0"/>
+          <w:numId w:val="7"/>
+        </w:numPr>
+      </w:pPr>
+      <w:r>
+        <w:lastRenderedPageBreak/>
+        <w:t xml:space="preserve">Reset head to </w:t>
+      </w:r>
+      <w:r>
+        <w:t xml:space="preserve">the </w:t>
+      </w:r>
+      <w:r>
+        <w:t>start of the string and scan again to compare characters from the start to characters from the end.  If there are more characters in x than there are in y, then move to accept.</w:t>
+      </w:r>
+    </w:p>
+    <w:p/>
+    <w:p>
+      <w:r>
+        <w:t xml:space="preserve">Nondeterminism also makes this task more complex, as it requires the repeated searching of each individual character.  This then might require many additional steps </w:t>
+      </w:r>
       <w:proofErr w:type="gramStart"/>
       <w:r>
-        <w:t>Such as:</w:t>
+        <w:t>in order to</w:t>
       </w:r>
       <w:proofErr w:type="gramEnd"/>
       <w:r>
-        <w:t xml:space="preserve"> </w:t>
-      </w:r>
-      <w:r>
-        <w:t xml:space="preserve"> ab, </w:t>
-      </w:r>
-      <w:proofErr w:type="spellStart"/>
-      <w:r>
-        <w:t>aaaabb</w:t>
-      </w:r>
-      <w:proofErr w:type="spellEnd"/>
-      <w:r>
-        <w:t xml:space="preserve">, </w:t>
-      </w:r>
-      <w:proofErr w:type="spellStart"/>
-      <w:r>
-        <w:t>aaaaaaaaabbb</w:t>
-      </w:r>
-      <w:proofErr w:type="spellEnd"/>
-    </w:p>
-    <w:p/>
-    <w:p>
-      <w:r>
-        <w:t>Idea</w:t>
-      </w:r>
-      <w:proofErr w:type="gramStart"/>
-      <w:r>
-        <w:t>:</w:t>
-      </w:r>
-      <w:r>
-        <w:t xml:space="preserve">  Scan</w:t>
-      </w:r>
-      <w:proofErr w:type="gramEnd"/>
-      <w:r>
-        <w:t xml:space="preserve"> through the </w:t>
-      </w:r>
-      <w:r>
-        <w:t>string as many times</w:t>
-      </w:r>
-      <w:r>
-        <w:t xml:space="preserve"> as there are </w:t>
-      </w:r>
-      <w:r>
-        <w:t>‘</w:t>
-      </w:r>
-      <w:r>
-        <w:t>b’s,</w:t>
-      </w:r>
-      <w:r>
-        <w:t>’</w:t>
-      </w:r>
-      <w:r>
-        <w:t xml:space="preserve"> marking a matching </w:t>
-      </w:r>
-      <w:r>
-        <w:t>‘</w:t>
-      </w:r>
-      <w:r>
-        <w:t>a</w:t>
-      </w:r>
-      <w:r>
-        <w:t>’</w:t>
-      </w:r>
-      <w:r>
-        <w:t xml:space="preserve"> for each </w:t>
-      </w:r>
-      <w:r>
-        <w:t>‘</w:t>
-      </w:r>
-      <w:r>
-        <w:t>b</w:t>
-      </w:r>
-      <w:r>
-        <w:t>’</w:t>
-      </w:r>
-      <w:r>
-        <w:t xml:space="preserve"> each time.</w:t>
-      </w:r>
-      <w:r>
-        <w:t xml:space="preserve">  This will multiply the number of ‘a’s’ that are marked by the number of ‘b’s’ that are in the string.</w:t>
-      </w:r>
-    </w:p>
-    <w:p>
-      <w:pPr>
-        <w:pStyle w:val="ListParagraph"/>
-        <w:numPr>
-          <w:ilvl w:val="0"/>
-          <w:numId w:val="5"/>
-        </w:numPr>
-      </w:pPr>
-      <w:r>
-        <w:t xml:space="preserve">First scan to </w:t>
-      </w:r>
-      <w:r>
-        <w:t>locate and mark the first ‘b,’ then reset the head to the start of the string.</w:t>
-      </w:r>
-    </w:p>
-    <w:p>
-      <w:pPr>
-        <w:pStyle w:val="ListParagraph"/>
-        <w:numPr>
-          <w:ilvl w:val="0"/>
-          <w:numId w:val="5"/>
-        </w:numPr>
-      </w:pPr>
-      <w:r>
-        <w:t>Scan again to confirm the existence of the first ‘a.’  If found, reset the head to the start of the string.  If not found, reject the string.</w:t>
-      </w:r>
-    </w:p>
-    <w:p>
-      <w:pPr>
-        <w:pStyle w:val="ListParagraph"/>
-        <w:numPr>
-          <w:ilvl w:val="0"/>
-          <w:numId w:val="5"/>
-        </w:numPr>
-      </w:pPr>
-      <w:r>
-        <w:t xml:space="preserve">Next, scan to </w:t>
-      </w:r>
-      <w:r>
-        <w:t xml:space="preserve">check if there </w:t>
-      </w:r>
-      <w:r>
-        <w:t xml:space="preserve">are additional </w:t>
-      </w:r>
-      <w:r>
-        <w:t>‘b</w:t>
-      </w:r>
-      <w:r>
-        <w:t>’s.</w:t>
-      </w:r>
-      <w:r>
-        <w:t xml:space="preserve">’  If there </w:t>
-      </w:r>
-      <w:r>
-        <w:t>are</w:t>
-      </w:r>
-      <w:r>
-        <w:t xml:space="preserve">, then go to a state that will </w:t>
-      </w:r>
-      <w:r>
-        <w:t xml:space="preserve">start marking the multiplied </w:t>
-      </w:r>
-      <w:r>
-        <w:t>‘</w:t>
-      </w:r>
-      <w:r>
-        <w:t>a’s.</w:t>
-      </w:r>
-      <w:r>
-        <w:t>’</w:t>
-      </w:r>
-      <w:r>
-        <w:t xml:space="preserve">  If not, then scan for additional </w:t>
-      </w:r>
-      <w:r>
-        <w:t>‘</w:t>
-      </w:r>
-      <w:r>
-        <w:t>a’s,</w:t>
-      </w:r>
-      <w:r>
-        <w:t>’</w:t>
-      </w:r>
-      <w:r>
-        <w:t xml:space="preserve"> and if there are </w:t>
-      </w:r>
-      <w:r>
-        <w:t>none, then accept.</w:t>
-      </w:r>
-    </w:p>
-    <w:p>
-      <w:pPr>
-        <w:pStyle w:val="ListParagraph"/>
-        <w:numPr>
-          <w:ilvl w:val="0"/>
-          <w:numId w:val="5"/>
-        </w:numPr>
-      </w:pPr>
-      <w:r>
-        <w:lastRenderedPageBreak/>
-        <w:t xml:space="preserve">If there are additional ‘b’s,’ then start resetting and scanning to mark an ‘a’ for each ‘b’ in the string.  Then reset this step for each ‘b’ in the string </w:t>
-      </w:r>
-      <w:proofErr w:type="gramStart"/>
-      <w:r>
-        <w:t>in order to</w:t>
-      </w:r>
-      <w:proofErr w:type="gramEnd"/>
-      <w:r>
-        <w:t xml:space="preserve"> multiply the number of marked ‘a’s.’  </w:t>
-      </w:r>
-    </w:p>
-    <w:p>
-      <w:pPr>
-        <w:pStyle w:val="ListParagraph"/>
-        <w:numPr>
-          <w:ilvl w:val="0"/>
-          <w:numId w:val="5"/>
-        </w:numPr>
-      </w:pPr>
-      <w:r>
-        <w:t>Once all ‘</w:t>
-      </w:r>
-      <w:proofErr w:type="gramStart"/>
-      <w:r>
-        <w:t>a’s</w:t>
-      </w:r>
-      <w:proofErr w:type="gramEnd"/>
-      <w:r>
-        <w:t>’ are marked in accordance with the number of ‘b’s,’ then scan from the start of the string to verify there are no remaining ‘a’s’</w:t>
-      </w:r>
-      <w:r>
-        <w:t xml:space="preserve"> or ‘b’s.’</w:t>
-      </w:r>
-      <w:r>
-        <w:t xml:space="preserve">  If there are none, then accept.</w:t>
-      </w:r>
-    </w:p>
-    <w:p/>
-    <w:p/>
-    <w:p>
-      <w:pPr>
-        <w:rPr>
-          <w:b/>
-          <w:bCs/>
-          <w:sz w:val="32"/>
-          <w:szCs w:val="32"/>
-          <w:u w:val="single"/>
-        </w:rPr>
-      </w:pPr>
-      <w:r>
-        <w:rPr>
-          <w:b/>
-          <w:bCs/>
-          <w:sz w:val="32"/>
-          <w:szCs w:val="32"/>
-          <w:u w:val="single"/>
-        </w:rPr>
-        <w:t>Section 10.3:</w:t>
-      </w:r>
-    </w:p>
-    <w:p>
-      <w:pPr>
-        <w:rPr>
-          <w:b/>
-          <w:bCs/>
-        </w:rPr>
-      </w:pPr>
-    </w:p>
-    <w:p>
-      <w:pPr>
-        <w:rPr>
-          <w:b/>
-          <w:bCs/>
-          <w:sz w:val="28"/>
-          <w:szCs w:val="28"/>
-        </w:rPr>
-      </w:pPr>
-      <w:r>
-        <w:rPr>
-          <w:b/>
-          <w:bCs/>
-          <w:sz w:val="28"/>
-          <w:szCs w:val="28"/>
-        </w:rPr>
-        <w:t>2) Write programs for nondeterministic Turing machines that accept the following languages, and explain if and how nondeterminism simplifies the task:</w:t>
-      </w:r>
-    </w:p>
-    <w:p>
-      <w:pPr>
-        <w:rPr>
-          <w:sz w:val="28"/>
-          <w:szCs w:val="28"/>
-        </w:rPr>
-      </w:pPr>
-    </w:p>
-    <w:p>
-      <w:pPr>
-        <w:rPr>
-          <w:b/>
-          <w:bCs/>
-          <w:sz w:val="28"/>
-          <w:szCs w:val="28"/>
-        </w:rPr>
-      </w:pPr>
-      <w:r>
-        <w:rPr>
-          <w:b/>
-          <w:bCs/>
-          <w:sz w:val="28"/>
-          <w:szCs w:val="28"/>
-        </w:rPr>
-        <w:t xml:space="preserve">b)  L = </w:t>
-      </w:r>
-      <w:proofErr w:type="gramStart"/>
-      <w:r>
-        <w:rPr>
-          <w:b/>
-          <w:bCs/>
-          <w:sz w:val="28"/>
-          <w:szCs w:val="28"/>
-        </w:rPr>
-        <w:t xml:space="preserve">{ </w:t>
-      </w:r>
-      <w:proofErr w:type="spellStart"/>
-      <w:r>
-        <w:rPr>
-          <w:b/>
-          <w:bCs/>
-          <w:sz w:val="28"/>
-          <w:szCs w:val="28"/>
-        </w:rPr>
-        <w:t>ww</w:t>
-      </w:r>
-      <w:r>
-        <w:rPr>
-          <w:b/>
-          <w:bCs/>
-          <w:sz w:val="28"/>
-          <w:szCs w:val="28"/>
-          <w:vertAlign w:val="superscript"/>
-        </w:rPr>
-        <w:t>R</w:t>
-      </w:r>
-      <w:r>
-        <w:rPr>
-          <w:b/>
-          <w:bCs/>
-          <w:sz w:val="28"/>
-          <w:szCs w:val="28"/>
-        </w:rPr>
-        <w:t>w</w:t>
-      </w:r>
-      <w:proofErr w:type="spellEnd"/>
-      <w:proofErr w:type="gramEnd"/>
-      <w:r>
-        <w:rPr>
-          <w:b/>
-          <w:bCs/>
-          <w:sz w:val="28"/>
-          <w:szCs w:val="28"/>
-        </w:rPr>
-        <w:t xml:space="preserve"> : w ϵ </w:t>
-      </w:r>
-      <w:proofErr w:type="gramStart"/>
-      <w:r>
-        <w:rPr>
-          <w:b/>
-          <w:bCs/>
-          <w:sz w:val="28"/>
-          <w:szCs w:val="28"/>
-        </w:rPr>
-        <w:t>{ a</w:t>
-      </w:r>
-      <w:proofErr w:type="gramEnd"/>
-      <w:r>
-        <w:rPr>
-          <w:b/>
-          <w:bCs/>
-          <w:sz w:val="28"/>
-          <w:szCs w:val="28"/>
-        </w:rPr>
-        <w:t xml:space="preserve">, </w:t>
-      </w:r>
-      <w:proofErr w:type="gramStart"/>
-      <w:r>
-        <w:rPr>
-          <w:b/>
-          <w:bCs/>
-          <w:sz w:val="28"/>
-          <w:szCs w:val="28"/>
-        </w:rPr>
-        <w:t>b }</w:t>
-      </w:r>
-      <w:proofErr w:type="gramEnd"/>
-      <w:r>
-        <w:rPr>
-          <w:b/>
-          <w:bCs/>
-          <w:sz w:val="28"/>
-          <w:szCs w:val="28"/>
-          <w:vertAlign w:val="superscript"/>
-        </w:rPr>
-        <w:t>+</w:t>
-      </w:r>
-      <w:r>
-        <w:rPr>
-          <w:b/>
-          <w:bCs/>
-          <w:sz w:val="28"/>
-          <w:szCs w:val="28"/>
-        </w:rPr>
-        <w:t xml:space="preserve"> }</w:t>
-      </w:r>
-    </w:p>
-    <w:p/>
-    <w:p>
-      <w:r>
-        <w:t>Idea</w:t>
-      </w:r>
-      <w:proofErr w:type="gramStart"/>
-      <w:r>
-        <w:t>:  Scan</w:t>
-      </w:r>
-      <w:proofErr w:type="gramEnd"/>
-      <w:r>
-        <w:t xml:space="preserve"> the length of the string until you match</w:t>
-      </w:r>
-      <w:r>
-        <w:t xml:space="preserve"> the</w:t>
-      </w:r>
-      <w:r>
-        <w:t xml:space="preserve"> string for w in the first and third blocks, then reverse the head from the start of the second block and compare </w:t>
-      </w:r>
-      <w:proofErr w:type="spellStart"/>
-      <w:r>
-        <w:t>w</w:t>
-      </w:r>
-      <w:r>
-        <w:rPr>
-          <w:vertAlign w:val="superscript"/>
-        </w:rPr>
-        <w:t>R</w:t>
-      </w:r>
-      <w:proofErr w:type="spellEnd"/>
-      <w:r>
-        <w:t xml:space="preserve"> against w.</w:t>
-      </w:r>
-    </w:p>
-    <w:p/>
-    <w:p>
-      <w:pPr>
-        <w:pStyle w:val="ListParagraph"/>
-        <w:numPr>
-          <w:ilvl w:val="0"/>
-          <w:numId w:val="6"/>
-        </w:numPr>
-      </w:pPr>
-      <w:r>
-        <w:t xml:space="preserve">Mark the first character.  </w:t>
-      </w:r>
-    </w:p>
-    <w:p>
-      <w:pPr>
-        <w:pStyle w:val="ListParagraph"/>
-        <w:numPr>
-          <w:ilvl w:val="0"/>
-          <w:numId w:val="6"/>
-        </w:numPr>
-      </w:pPr>
-      <w:r>
-        <w:t xml:space="preserve">Scan onward until a matching character is found.  </w:t>
-      </w:r>
-    </w:p>
-    <w:p>
-      <w:pPr>
-        <w:pStyle w:val="ListParagraph"/>
-        <w:numPr>
-          <w:ilvl w:val="0"/>
-          <w:numId w:val="6"/>
-        </w:numPr>
-      </w:pPr>
-      <w:r>
-        <w:t xml:space="preserve">Then scan the subsequent character after each marked character to check if they are part of a matching </w:t>
-      </w:r>
-      <w:r>
-        <w:t>w</w:t>
-      </w:r>
-      <w:r>
-        <w:t xml:space="preserve">.  </w:t>
-      </w:r>
-    </w:p>
-    <w:p>
-      <w:pPr>
-        <w:pStyle w:val="ListParagraph"/>
-        <w:numPr>
-          <w:ilvl w:val="0"/>
-          <w:numId w:val="6"/>
-        </w:numPr>
-      </w:pPr>
-      <w:r>
-        <w:t xml:space="preserve">If they are not </w:t>
-      </w:r>
-      <w:r>
-        <w:t>part of a matching w</w:t>
-      </w:r>
-      <w:r>
-        <w:t>, abandon the first matching character and start a new scan to find the next matching character.</w:t>
-      </w:r>
-      <w:r>
-        <w:t xml:space="preserve">  This will eventually determine if there are two matching w’s.</w:t>
-      </w:r>
-    </w:p>
-    <w:p>
-      <w:pPr>
-        <w:pStyle w:val="ListParagraph"/>
-        <w:numPr>
-          <w:ilvl w:val="0"/>
-          <w:numId w:val="6"/>
-        </w:numPr>
-      </w:pPr>
-      <w:r>
-        <w:t xml:space="preserve">Once the location of both w’s has been found, start a left-scan from the </w:t>
-      </w:r>
-      <w:r>
-        <w:t>beginning</w:t>
-      </w:r>
-      <w:r>
-        <w:t xml:space="preserve"> of the second w</w:t>
-      </w:r>
-      <w:r>
-        <w:t xml:space="preserve"> </w:t>
-      </w:r>
-      <w:proofErr w:type="gramStart"/>
-      <w:r>
-        <w:t>in order to</w:t>
-      </w:r>
-      <w:proofErr w:type="gramEnd"/>
-      <w:r>
-        <w:t xml:space="preserve"> start checking </w:t>
-      </w:r>
-      <w:proofErr w:type="spellStart"/>
-      <w:r>
-        <w:t>w</w:t>
-      </w:r>
-      <w:r>
-        <w:rPr>
-          <w:vertAlign w:val="superscript"/>
-        </w:rPr>
-        <w:t>R</w:t>
-      </w:r>
-      <w:proofErr w:type="spellEnd"/>
-      <w:r>
-        <w:t xml:space="preserve">.  </w:t>
-      </w:r>
-    </w:p>
-    <w:p>
-      <w:pPr>
-        <w:pStyle w:val="ListParagraph"/>
-        <w:numPr>
-          <w:ilvl w:val="0"/>
-          <w:numId w:val="6"/>
-        </w:numPr>
-      </w:pPr>
-      <w:r>
-        <w:t>Finally, c</w:t>
-      </w:r>
-      <w:r>
-        <w:t>ompare each character that is found with characters in right-facing order from the first w.  Accept only if there is no character mismatch found.</w:t>
-      </w:r>
-    </w:p>
-    <w:p/>
-    <w:p>
-      <w:r>
-        <w:t xml:space="preserve">Nondeterminism makes this task more complex, as it requires the repeated searching of each individual character.  This then might require many additional steps </w:t>
-      </w:r>
-      <w:proofErr w:type="gramStart"/>
-      <w:r>
-        <w:t>in order to</w:t>
-      </w:r>
-      <w:proofErr w:type="gramEnd"/>
-      <w:r>
-        <w:t xml:space="preserve"> locate the boundaries of </w:t>
-      </w:r>
-      <w:proofErr w:type="spellStart"/>
-      <w:r>
-        <w:t>w</w:t>
-      </w:r>
-      <w:r>
-        <w:rPr>
-          <w:vertAlign w:val="superscript"/>
-        </w:rPr>
-        <w:t>R</w:t>
-      </w:r>
-      <w:proofErr w:type="spellEnd"/>
-      <w:r>
-        <w:t>.</w:t>
-      </w:r>
-    </w:p>
-    <w:p/>
-    <w:p/>
-    <w:p/>
-    <w:p>
-      <w:pPr>
-        <w:rPr>
-          <w:sz w:val="28"/>
-          <w:szCs w:val="28"/>
-        </w:rPr>
-      </w:pPr>
-      <w:r>
-        <w:rPr>
-          <w:b/>
-          <w:bCs/>
-          <w:sz w:val="28"/>
-          <w:szCs w:val="28"/>
-        </w:rPr>
-        <w:t xml:space="preserve">c)  L = </w:t>
-      </w:r>
-      <w:proofErr w:type="gramStart"/>
-      <w:r>
-        <w:rPr>
-          <w:b/>
-          <w:bCs/>
-          <w:sz w:val="28"/>
-          <w:szCs w:val="28"/>
-        </w:rPr>
-        <w:t xml:space="preserve">{ </w:t>
-      </w:r>
-      <w:proofErr w:type="spellStart"/>
-      <w:r>
-        <w:rPr>
-          <w:b/>
-          <w:bCs/>
-          <w:sz w:val="28"/>
-          <w:szCs w:val="28"/>
-        </w:rPr>
-        <w:t>xww</w:t>
-      </w:r>
-      <w:r>
-        <w:rPr>
-          <w:b/>
-          <w:bCs/>
-          <w:sz w:val="28"/>
-          <w:szCs w:val="28"/>
-          <w:vertAlign w:val="superscript"/>
-        </w:rPr>
-        <w:t>R</w:t>
-      </w:r>
-      <w:r>
-        <w:rPr>
-          <w:b/>
-          <w:bCs/>
-          <w:sz w:val="28"/>
-          <w:szCs w:val="28"/>
-        </w:rPr>
-        <w:t>y</w:t>
-      </w:r>
-      <w:proofErr w:type="spellEnd"/>
-      <w:proofErr w:type="gramEnd"/>
-      <w:r>
-        <w:rPr>
-          <w:b/>
-          <w:bCs/>
-          <w:sz w:val="28"/>
-          <w:szCs w:val="28"/>
-        </w:rPr>
-        <w:t xml:space="preserve"> : x, y, w ϵ </w:t>
-      </w:r>
-      <w:proofErr w:type="gramStart"/>
-      <w:r>
-        <w:rPr>
-          <w:b/>
-          <w:bCs/>
-          <w:sz w:val="28"/>
-          <w:szCs w:val="28"/>
-        </w:rPr>
-        <w:t>{ a</w:t>
-      </w:r>
-      <w:proofErr w:type="gramEnd"/>
-      <w:r>
-        <w:rPr>
-          <w:b/>
-          <w:bCs/>
-          <w:sz w:val="28"/>
-          <w:szCs w:val="28"/>
-        </w:rPr>
-        <w:t xml:space="preserve">, </w:t>
-      </w:r>
-      <w:proofErr w:type="gramStart"/>
-      <w:r>
-        <w:rPr>
-          <w:b/>
-          <w:bCs/>
-          <w:sz w:val="28"/>
-          <w:szCs w:val="28"/>
-        </w:rPr>
-        <w:t>b }</w:t>
-      </w:r>
-      <w:proofErr w:type="gramEnd"/>
-      <w:r>
-        <w:rPr>
-          <w:b/>
-          <w:bCs/>
-          <w:sz w:val="28"/>
-          <w:szCs w:val="28"/>
-          <w:vertAlign w:val="superscript"/>
-        </w:rPr>
-        <w:t>+</w:t>
-      </w:r>
-      <w:r>
-        <w:rPr>
-          <w:b/>
-          <w:bCs/>
-          <w:sz w:val="28"/>
-          <w:szCs w:val="28"/>
-        </w:rPr>
-        <w:t xml:space="preserve"> , |x| ≥ |y</w:t>
-      </w:r>
-      <w:proofErr w:type="gramStart"/>
-      <w:r>
-        <w:rPr>
-          <w:b/>
-          <w:bCs/>
-          <w:sz w:val="28"/>
-          <w:szCs w:val="28"/>
-        </w:rPr>
-        <w:t>| }</w:t>
-      </w:r>
-      <w:proofErr w:type="gramEnd"/>
-    </w:p>
-    <w:p/>
-    <w:p>
-      <w:r>
-        <w:t>Idea</w:t>
-      </w:r>
-      <w:proofErr w:type="gramStart"/>
-      <w:r>
-        <w:t xml:space="preserve">:  </w:t>
-      </w:r>
-      <w:r>
-        <w:t>First</w:t>
-      </w:r>
-      <w:proofErr w:type="gramEnd"/>
-      <w:r>
-        <w:t xml:space="preserve"> determine the location of w and </w:t>
-      </w:r>
-      <w:proofErr w:type="spellStart"/>
-      <w:r>
-        <w:t>w</w:t>
-      </w:r>
-      <w:r>
-        <w:rPr>
-          <w:vertAlign w:val="superscript"/>
-        </w:rPr>
-        <w:t>R</w:t>
-      </w:r>
-      <w:proofErr w:type="spellEnd"/>
-      <w:r>
-        <w:t xml:space="preserve"> by scanning and marking characters from the front of the string and from the back until you confirm there is a match.  Then, scan the starting characters and the final characters to ensure that x is longer in length than y.</w:t>
-      </w:r>
-    </w:p>
-    <w:p/>
-    <w:p>
-      <w:pPr>
-        <w:pStyle w:val="ListParagraph"/>
-        <w:numPr>
-          <w:ilvl w:val="0"/>
-          <w:numId w:val="7"/>
-        </w:numPr>
-      </w:pPr>
-      <w:r>
-        <w:lastRenderedPageBreak/>
-        <w:t xml:space="preserve">Start by scanning each character from the front of the string and comparing them to the characters from the end of the string.  </w:t>
-      </w:r>
-    </w:p>
-    <w:p>
-      <w:pPr>
-        <w:pStyle w:val="ListParagraph"/>
-        <w:numPr>
-          <w:ilvl w:val="0"/>
-          <w:numId w:val="7"/>
-        </w:numPr>
-      </w:pPr>
-      <w:r>
-        <w:t>When a nonmatching character is found, unmark the previous characters and start with next character</w:t>
-      </w:r>
-      <w:r>
-        <w:t xml:space="preserve"> in line</w:t>
-      </w:r>
-      <w:r>
-        <w:t xml:space="preserve"> </w:t>
-      </w:r>
-      <w:r>
-        <w:t>from the start of the string</w:t>
-      </w:r>
-      <w:r>
-        <w:t xml:space="preserve">.  </w:t>
-      </w:r>
-    </w:p>
-    <w:p>
-      <w:pPr>
-        <w:pStyle w:val="ListParagraph"/>
-        <w:numPr>
-          <w:ilvl w:val="0"/>
-          <w:numId w:val="7"/>
-        </w:numPr>
-      </w:pPr>
-      <w:r>
-        <w:t xml:space="preserve">Continue moving back and forth until w and </w:t>
-      </w:r>
-      <w:proofErr w:type="spellStart"/>
-      <w:r>
-        <w:t>w</w:t>
-      </w:r>
-      <w:r>
-        <w:rPr>
-          <w:vertAlign w:val="superscript"/>
-        </w:rPr>
-        <w:t>R</w:t>
-      </w:r>
-      <w:proofErr w:type="spellEnd"/>
-      <w:r>
-        <w:t xml:space="preserve"> have been located through matching</w:t>
-      </w:r>
-      <w:r>
-        <w:t xml:space="preserve"> and leave them marked</w:t>
-      </w:r>
-      <w:r>
-        <w:t xml:space="preserve">.  </w:t>
-      </w:r>
-    </w:p>
-    <w:p>
-      <w:pPr>
-        <w:pStyle w:val="ListParagraph"/>
-        <w:numPr>
-          <w:ilvl w:val="0"/>
-          <w:numId w:val="7"/>
-        </w:numPr>
-      </w:pPr>
-      <w:r>
-        <w:t xml:space="preserve">Reset head to </w:t>
-      </w:r>
-      <w:r>
-        <w:t xml:space="preserve">the </w:t>
-      </w:r>
-      <w:r>
-        <w:t>start of the string and scan again to compare characters from the start to characters from the end.  If there are more characters in x than there are in y, then move to accept.</w:t>
-      </w:r>
-    </w:p>
-    <w:p/>
-    <w:p>
-      <w:r>
-        <w:t>Nondeterminism</w:t>
-      </w:r>
-      <w:r>
-        <w:t xml:space="preserve"> also</w:t>
-      </w:r>
-      <w:r>
-        <w:t xml:space="preserve"> makes this task more complex, as it requires the repeated searching of each individual character.  This then might require many additional steps </w:t>
-      </w:r>
-      <w:proofErr w:type="gramStart"/>
-      <w:r>
-        <w:t>in order to</w:t>
-      </w:r>
-      <w:proofErr w:type="gramEnd"/>
-      <w:r>
-        <w:t xml:space="preserve"> </w:t>
-      </w:r>
-      <w:r>
-        <w:t xml:space="preserve">find a match between w and </w:t>
+        <w:t xml:space="preserve"> find a match between w and </w:t>
       </w:r>
       <w:proofErr w:type="spellStart"/>
       <w:r>
@@ -3697,6 +4244,7 @@
     <w:p/>
     <w:p/>
     <w:sectPr>
+      <w:footerReference w:type="default" r:id="rId13"/>
       <w:pgSz w:w="12240" w:h="15840"/>
       <w:pgMar w:top="1440" w:right="1440" w:bottom="1440" w:left="1440" w:header="720" w:footer="720" w:gutter="0"/>
       <w:cols w:space="720"/>
@@ -3704,6 +4252,112 @@
     </w:sectPr>
   </w:body>
 </w:document>
+</file>
+
+<file path=word/endnotes.xml><?xml version="1.0" encoding="utf-8"?>
+<w:endnotes xmlns:wpc="http://schemas.microsoft.com/office/word/2010/wordprocessingCanvas" xmlns:cx="http://schemas.microsoft.com/office/drawing/2014/chartex" xmlns:cx1="http://schemas.microsoft.com/office/drawing/2015/9/8/chartex" xmlns:cx2="http://schemas.microsoft.com/office/drawing/2015/10/21/chartex" xmlns:cx3="http://schemas.microsoft.com/office/drawing/2016/5/9/chartex" xmlns:cx4="http://schemas.microsoft.com/office/drawing/2016/5/10/chartex" xmlns:cx5="http://schemas.microsoft.com/office/drawing/2016/5/11/chartex" xmlns:cx6="http://schemas.microsoft.com/office/drawing/2016/5/12/chartex" xmlns:cx7="http://schemas.microsoft.com/office/drawing/2016/5/13/chartex" xmlns:cx8="http://schemas.microsoft.com/office/drawing/2016/5/14/chartex" xmlns:mc="http://schemas.openxmlformats.org/markup-compatibility/2006" xmlns:aink="http://schemas.microsoft.com/office/drawing/2016/ink" xmlns:am3d="http://schemas.microsoft.com/office/drawing/2017/model3d" xmlns:o="urn:schemas-microsoft-com:office:office" xmlns:oel="http://schemas.microsoft.com/office/2019/extlst" xmlns:r="http://schemas.openxmlformats.org/officeDocument/2006/relationships" xmlns:m="http://schemas.openxmlformats.org/officeDocument/2006/math" xmlns:v="urn:schemas-microsoft-com:vml" xmlns:wp14="http://schemas.microsoft.com/office/word/2010/wordprocessingDrawing" xmlns:wp="http://schemas.openxmlformats.org/drawingml/2006/wordprocessingDrawing" xmlns:w10="urn:schemas-microsoft-com:office:word" xmlns:w="http://schemas.openxmlformats.org/wordprocessingml/2006/main" xmlns:w14="http://schemas.microsoft.com/office/word/2010/wordml" xmlns:w15="http://schemas.microsoft.com/office/word/2012/wordml" xmlns:w16cex="http://schemas.microsoft.com/office/word/2018/wordml/cex" xmlns:w16cid="http://schemas.microsoft.com/office/word/2016/wordml/cid" xmlns:w16="http://schemas.microsoft.com/office/word/2018/wordml" xmlns:w16du="http://schemas.microsoft.com/office/word/2023/wordml/word16du" xmlns:w16sdtdh="http://schemas.microsoft.com/office/word/2020/wordml/sdtdatahash" xmlns:w16sdtfl="http://schemas.microsoft.com/office/word/2024/wordml/sdtformatlock" xmlns:w16se="http://schemas.microsoft.com/office/word/2015/wordml/symex" xmlns:wpg="http://schemas.microsoft.com/office/word/2010/wordprocessingGroup" xmlns:wpi="http://schemas.microsoft.com/office/word/2010/wordprocessingInk" xmlns:wne="http://schemas.microsoft.com/office/word/2006/wordml" xmlns:wps="http://schemas.microsoft.com/office/word/2010/wordprocessingShape" mc:Ignorable="w14 w15 w16se w16cid w16 w16cex w16sdtdh w16sdtfl w16du wp14">
+  <w:endnote w:type="separator" w:id="-1">
+    <w:p>
+      <w:pPr>
+        <w:spacing w:after="0"/>
+      </w:pPr>
+      <w:r>
+        <w:separator/>
+      </w:r>
+    </w:p>
+  </w:endnote>
+  <w:endnote w:type="continuationSeparator" w:id="0">
+    <w:p>
+      <w:pPr>
+        <w:spacing w:after="0"/>
+      </w:pPr>
+      <w:r>
+        <w:continuationSeparator/>
+      </w:r>
+    </w:p>
+  </w:endnote>
+</w:endnotes>
+</file>
+
+<file path=word/footer1.xml><?xml version="1.0" encoding="utf-8"?>
+<w:ftr xmlns:wpc="http://schemas.microsoft.com/office/word/2010/wordprocessingCanvas" xmlns:cx="http://schemas.microsoft.com/office/drawing/2014/chartex" xmlns:cx1="http://schemas.microsoft.com/office/drawing/2015/9/8/chartex" xmlns:cx2="http://schemas.microsoft.com/office/drawing/2015/10/21/chartex" xmlns:cx3="http://schemas.microsoft.com/office/drawing/2016/5/9/chartex" xmlns:cx4="http://schemas.microsoft.com/office/drawing/2016/5/10/chartex" xmlns:cx5="http://schemas.microsoft.com/office/drawing/2016/5/11/chartex" xmlns:cx6="http://schemas.microsoft.com/office/drawing/2016/5/12/chartex" xmlns:cx7="http://schemas.microsoft.com/office/drawing/2016/5/13/chartex" xmlns:cx8="http://schemas.microsoft.com/office/drawing/2016/5/14/chartex" xmlns:mc="http://schemas.openxmlformats.org/markup-compatibility/2006" xmlns:aink="http://schemas.microsoft.com/office/drawing/2016/ink" xmlns:am3d="http://schemas.microsoft.com/office/drawing/2017/model3d" xmlns:o="urn:schemas-microsoft-com:office:office" xmlns:oel="http://schemas.microsoft.com/office/2019/extlst" xmlns:r="http://schemas.openxmlformats.org/officeDocument/2006/relationships" xmlns:m="http://schemas.openxmlformats.org/officeDocument/2006/math" xmlns:v="urn:schemas-microsoft-com:vml" xmlns:wp14="http://schemas.microsoft.com/office/word/2010/wordprocessingDrawing" xmlns:wp="http://schemas.openxmlformats.org/drawingml/2006/wordprocessingDrawing" xmlns:w10="urn:schemas-microsoft-com:office:word" xmlns:w="http://schemas.openxmlformats.org/wordprocessingml/2006/main" xmlns:w14="http://schemas.microsoft.com/office/word/2010/wordml" xmlns:w15="http://schemas.microsoft.com/office/word/2012/wordml" xmlns:w16cex="http://schemas.microsoft.com/office/word/2018/wordml/cex" xmlns:w16cid="http://schemas.microsoft.com/office/word/2016/wordml/cid" xmlns:w16="http://schemas.microsoft.com/office/word/2018/wordml" xmlns:w16du="http://schemas.microsoft.com/office/word/2023/wordml/word16du" xmlns:w16sdtdh="http://schemas.microsoft.com/office/word/2020/wordml/sdtdatahash" xmlns:w16sdtfl="http://schemas.microsoft.com/office/word/2024/wordml/sdtformatlock" xmlns:w16se="http://schemas.microsoft.com/office/word/2015/wordml/symex" xmlns:wpg="http://schemas.microsoft.com/office/word/2010/wordprocessingGroup" xmlns:wpi="http://schemas.microsoft.com/office/word/2010/wordprocessingInk" xmlns:wne="http://schemas.microsoft.com/office/word/2006/wordml" xmlns:wps="http://schemas.microsoft.com/office/word/2010/wordprocessingShape" mc:Ignorable="w14 w15 w16se w16cid w16 w16cex w16sdtdh w16sdtfl w16du wp14">
+  <w:p>
+    <w:pPr>
+      <w:pStyle w:val="Footer"/>
+      <w:jc w:val="right"/>
+    </w:pPr>
+    <w:r>
+      <w:t xml:space="preserve">Carter </w:t>
+    </w:r>
+    <w:sdt>
+      <w:sdtPr>
+        <w:id w:val="-480461851"/>
+        <w:docPartObj>
+          <w:docPartGallery w:val="Page Numbers (Bottom of Page)"/>
+          <w:docPartUnique/>
+        </w:docPartObj>
+      </w:sdtPr>
+      <w:sdtEndPr>
+        <w:rPr>
+          <w:noProof/>
+        </w:rPr>
+      </w:sdtEndPr>
+      <w:sdtContent>
+        <w:r>
+          <w:fldChar w:fldCharType="begin"/>
+        </w:r>
+        <w:r>
+          <w:instrText xml:space="preserve"> PAGE   \* MERGEFORMAT </w:instrText>
+        </w:r>
+        <w:r>
+          <w:fldChar w:fldCharType="separate"/>
+        </w:r>
+        <w:r>
+          <w:rPr>
+            <w:noProof/>
+          </w:rPr>
+          <w:t>2</w:t>
+        </w:r>
+        <w:r>
+          <w:rPr>
+            <w:noProof/>
+          </w:rPr>
+          <w:fldChar w:fldCharType="end"/>
+        </w:r>
+      </w:sdtContent>
+    </w:sdt>
+  </w:p>
+  <w:p>
+    <w:pPr>
+      <w:pStyle w:val="Footer"/>
+    </w:pPr>
+  </w:p>
+</w:ftr>
+</file>
+
+<file path=word/footnotes.xml><?xml version="1.0" encoding="utf-8"?>
+<w:footnotes xmlns:wpc="http://schemas.microsoft.com/office/word/2010/wordprocessingCanvas" xmlns:cx="http://schemas.microsoft.com/office/drawing/2014/chartex" xmlns:cx1="http://schemas.microsoft.com/office/drawing/2015/9/8/chartex" xmlns:cx2="http://schemas.microsoft.com/office/drawing/2015/10/21/chartex" xmlns:cx3="http://schemas.microsoft.com/office/drawing/2016/5/9/chartex" xmlns:cx4="http://schemas.microsoft.com/office/drawing/2016/5/10/chartex" xmlns:cx5="http://schemas.microsoft.com/office/drawing/2016/5/11/chartex" xmlns:cx6="http://schemas.microsoft.com/office/drawing/2016/5/12/chartex" xmlns:cx7="http://schemas.microsoft.com/office/drawing/2016/5/13/chartex" xmlns:cx8="http://schemas.microsoft.com/office/drawing/2016/5/14/chartex" xmlns:mc="http://schemas.openxmlformats.org/markup-compatibility/2006" xmlns:aink="http://schemas.microsoft.com/office/drawing/2016/ink" xmlns:am3d="http://schemas.microsoft.com/office/drawing/2017/model3d" xmlns:o="urn:schemas-microsoft-com:office:office" xmlns:oel="http://schemas.microsoft.com/office/2019/extlst" xmlns:r="http://schemas.openxmlformats.org/officeDocument/2006/relationships" xmlns:m="http://schemas.openxmlformats.org/officeDocument/2006/math" xmlns:v="urn:schemas-microsoft-com:vml" xmlns:wp14="http://schemas.microsoft.com/office/word/2010/wordprocessingDrawing" xmlns:wp="http://schemas.openxmlformats.org/drawingml/2006/wordprocessingDrawing" xmlns:w10="urn:schemas-microsoft-com:office:word" xmlns:w="http://schemas.openxmlformats.org/wordprocessingml/2006/main" xmlns:w14="http://schemas.microsoft.com/office/word/2010/wordml" xmlns:w15="http://schemas.microsoft.com/office/word/2012/wordml" xmlns:w16cex="http://schemas.microsoft.com/office/word/2018/wordml/cex" xmlns:w16cid="http://schemas.microsoft.com/office/word/2016/wordml/cid" xmlns:w16="http://schemas.microsoft.com/office/word/2018/wordml" xmlns:w16du="http://schemas.microsoft.com/office/word/2023/wordml/word16du" xmlns:w16sdtdh="http://schemas.microsoft.com/office/word/2020/wordml/sdtdatahash" xmlns:w16sdtfl="http://schemas.microsoft.com/office/word/2024/wordml/sdtformatlock" xmlns:w16se="http://schemas.microsoft.com/office/word/2015/wordml/symex" xmlns:wpg="http://schemas.microsoft.com/office/word/2010/wordprocessingGroup" xmlns:wpi="http://schemas.microsoft.com/office/word/2010/wordprocessingInk" xmlns:wne="http://schemas.microsoft.com/office/word/2006/wordml" xmlns:wps="http://schemas.microsoft.com/office/word/2010/wordprocessingShape" mc:Ignorable="w14 w15 w16se w16cid w16 w16cex w16sdtdh w16sdtfl w16du wp14">
+  <w:footnote w:type="separator" w:id="-1">
+    <w:p>
+      <w:pPr>
+        <w:spacing w:after="0"/>
+      </w:pPr>
+      <w:r>
+        <w:separator/>
+      </w:r>
+    </w:p>
+  </w:footnote>
+  <w:footnote w:type="continuationSeparator" w:id="0">
+    <w:p>
+      <w:pPr>
+        <w:spacing w:after="0"/>
+      </w:pPr>
+      <w:r>
+        <w:continuationSeparator/>
+      </w:r>
+    </w:p>
+  </w:footnote>
+</w:footnotes>
 </file>
 
 <file path=word/numbering.xml><?xml version="1.0" encoding="utf-8"?>
@@ -5271,6 +5925,50 @@
       <w:spacing w:val="5"/>
     </w:rPr>
   </w:style>
+  <w:style w:type="paragraph" w:styleId="Header">
+    <w:name w:val="header"/>
+    <w:basedOn w:val="Normal"/>
+    <w:link w:val="HeaderChar"/>
+    <w:uiPriority w:val="99"/>
+    <w:unhideWhenUsed/>
+    <w:rsid w:val="00D30E96"/>
+    <w:pPr>
+      <w:tabs>
+        <w:tab w:val="center" w:pos="4680"/>
+        <w:tab w:val="right" w:pos="9360"/>
+      </w:tabs>
+      <w:spacing w:after="0"/>
+    </w:pPr>
+  </w:style>
+  <w:style w:type="character" w:customStyle="1" w:styleId="HeaderChar">
+    <w:name w:val="Header Char"/>
+    <w:basedOn w:val="DefaultParagraphFont"/>
+    <w:link w:val="Header"/>
+    <w:uiPriority w:val="99"/>
+    <w:rsid w:val="00D30E96"/>
+  </w:style>
+  <w:style w:type="paragraph" w:styleId="Footer">
+    <w:name w:val="footer"/>
+    <w:basedOn w:val="Normal"/>
+    <w:link w:val="FooterChar"/>
+    <w:uiPriority w:val="99"/>
+    <w:unhideWhenUsed/>
+    <w:rsid w:val="00D30E96"/>
+    <w:pPr>
+      <w:tabs>
+        <w:tab w:val="center" w:pos="4680"/>
+        <w:tab w:val="right" w:pos="9360"/>
+      </w:tabs>
+      <w:spacing w:after="0"/>
+    </w:pPr>
+  </w:style>
+  <w:style w:type="character" w:customStyle="1" w:styleId="FooterChar">
+    <w:name w:val="Footer Char"/>
+    <w:basedOn w:val="DefaultParagraphFont"/>
+    <w:link w:val="Footer"/>
+    <w:uiPriority w:val="99"/>
+    <w:rsid w:val="00D30E96"/>
+  </w:style>
 </w:styles>
 </file>
 

--- a/CS3185/HW6/HW6.docx
+++ b/CS3185/HW6/HW6.docx
@@ -1042,984 +1042,939 @@
         <w:pStyle w:val="ListParagraph"/>
         <w:numPr>
           <w:ilvl w:val="0"/>
-          <w:numId w:val="1"/>
-        </w:numPr>
+          <w:numId w:val="8"/>
+        </w:numPr>
+      </w:pPr>
+      <w:r>
+        <w:t>δ</w:t>
+      </w:r>
+      <w:r>
+        <w:t xml:space="preserve"> </w:t>
+      </w:r>
+      <w:r>
+        <w:t xml:space="preserve">(q0, a) = (q1, </w:t>
+      </w:r>
+      <w:r>
+        <w:t>X</w:t>
+      </w:r>
+      <w:r>
+        <w:t xml:space="preserve">, </w:t>
+      </w:r>
+      <w:r>
+        <w:t>L</w:t>
+      </w:r>
+      <w:r>
+        <w:t>) –</w:t>
+      </w:r>
+      <w:r>
+        <w:t xml:space="preserve"> </w:t>
+      </w:r>
+      <w:r>
+        <w:t>mark</w:t>
+      </w:r>
+      <w:r>
+        <w:t xml:space="preserve"> located</w:t>
+      </w:r>
+      <w:r>
+        <w:t xml:space="preserve"> a</w:t>
+      </w:r>
+      <w:r>
+        <w:t xml:space="preserve">, start scanning for matching b (back to start of </w:t>
+      </w:r>
+      <w:r>
+        <w:t>string</w:t>
+      </w:r>
+      <w:r>
+        <w:t>)</w:t>
+      </w:r>
+    </w:p>
+    <w:p>
+      <w:pPr>
+        <w:pStyle w:val="ListParagraph"/>
+        <w:numPr>
+          <w:ilvl w:val="0"/>
+          <w:numId w:val="8"/>
+        </w:numPr>
+      </w:pPr>
+      <w:r>
+        <w:t xml:space="preserve">δ (q0, b) = </w:t>
+      </w:r>
+      <w:r>
+        <w:t>(q</w:t>
+      </w:r>
+      <w:r>
+        <w:t>0</w:t>
+      </w:r>
+      <w:r>
+        <w:t>, b, R)</w:t>
+      </w:r>
+      <w:r>
+        <w:t xml:space="preserve"> – skip other possible options</w:t>
+      </w:r>
+    </w:p>
+    <w:p>
+      <w:pPr>
+        <w:pStyle w:val="ListParagraph"/>
+        <w:numPr>
+          <w:ilvl w:val="0"/>
+          <w:numId w:val="8"/>
+        </w:numPr>
+      </w:pPr>
+      <w:proofErr w:type="gramStart"/>
+      <w:r>
+        <w:t>δ (q0, X) =</w:t>
+      </w:r>
+      <w:proofErr w:type="gramEnd"/>
+      <w:r>
+        <w:t xml:space="preserve"> (q0, X, R)</w:t>
+      </w:r>
+    </w:p>
+    <w:p>
+      <w:pPr>
+        <w:pStyle w:val="ListParagraph"/>
+        <w:numPr>
+          <w:ilvl w:val="0"/>
+          <w:numId w:val="8"/>
+        </w:numPr>
+      </w:pPr>
+      <w:proofErr w:type="gramStart"/>
+      <w:r>
+        <w:t>δ (q0, Y) =</w:t>
+      </w:r>
+      <w:proofErr w:type="gramEnd"/>
+      <w:r>
+        <w:t xml:space="preserve"> (q0, Y, R)</w:t>
+      </w:r>
+    </w:p>
+    <w:p>
+      <w:pPr>
+        <w:pStyle w:val="ListParagraph"/>
+        <w:numPr>
+          <w:ilvl w:val="0"/>
+          <w:numId w:val="8"/>
+        </w:numPr>
+      </w:pPr>
+      <w:r>
+        <w:t>δ (q0, □) = (q</w:t>
+      </w:r>
+      <w:r>
+        <w:t>4</w:t>
+      </w:r>
+      <w:r>
+        <w:t xml:space="preserve">, □, </w:t>
+      </w:r>
+      <w:r>
+        <w:t>L</w:t>
+      </w:r>
+      <w:r>
+        <w:t>) – no unmarked a’s</w:t>
+      </w:r>
+      <w:r>
+        <w:t xml:space="preserve">, start </w:t>
+      </w:r>
+      <w:r>
+        <w:t>scanning</w:t>
+      </w:r>
+      <w:r>
+        <w:t xml:space="preserve"> for an unmarked b for accept</w:t>
+      </w:r>
+    </w:p>
+    <w:p>
+      <w:pPr>
+        <w:pStyle w:val="ListParagraph"/>
         <w:ind w:left="360"/>
       </w:pPr>
-      <w:r>
-        <w:t>δ</w:t>
+    </w:p>
+    <w:p>
+      <w:pPr>
+        <w:pStyle w:val="ListParagraph"/>
+        <w:numPr>
+          <w:ilvl w:val="0"/>
+          <w:numId w:val="8"/>
+        </w:numPr>
+      </w:pPr>
+      <w:r>
+        <w:t>δ (q1, X) = (q1, X, L) – return to leftmost spot to start next scan</w:t>
+      </w:r>
+    </w:p>
+    <w:p>
+      <w:pPr>
+        <w:pStyle w:val="ListParagraph"/>
+        <w:numPr>
+          <w:ilvl w:val="0"/>
+          <w:numId w:val="8"/>
+        </w:numPr>
+      </w:pPr>
+      <w:r>
+        <w:t xml:space="preserve">δ (q1, Y) = (q1, </w:t>
+      </w:r>
+      <w:r>
+        <w:t>Y</w:t>
+      </w:r>
+      <w:r>
+        <w:t>, L)</w:t>
+      </w:r>
+    </w:p>
+    <w:p>
+      <w:pPr>
+        <w:pStyle w:val="ListParagraph"/>
+        <w:numPr>
+          <w:ilvl w:val="0"/>
+          <w:numId w:val="8"/>
+        </w:numPr>
+      </w:pPr>
+      <w:proofErr w:type="gramStart"/>
+      <w:r>
+        <w:t>δ (q1, a) =</w:t>
+      </w:r>
+      <w:proofErr w:type="gramEnd"/>
+      <w:r>
+        <w:t xml:space="preserve"> (q1, a, L)</w:t>
+      </w:r>
+    </w:p>
+    <w:p>
+      <w:pPr>
+        <w:pStyle w:val="ListParagraph"/>
+        <w:numPr>
+          <w:ilvl w:val="0"/>
+          <w:numId w:val="8"/>
+        </w:numPr>
+      </w:pPr>
+      <w:r>
+        <w:t>δ (q1, b) = (q1, b, L)</w:t>
+      </w:r>
+    </w:p>
+    <w:p>
+      <w:pPr>
+        <w:pStyle w:val="ListParagraph"/>
+        <w:numPr>
+          <w:ilvl w:val="0"/>
+          <w:numId w:val="8"/>
+        </w:numPr>
+      </w:pPr>
+      <w:r>
+        <w:t>δ (q1, □) = (q</w:t>
+      </w:r>
+      <w:r>
+        <w:t>2</w:t>
+      </w:r>
+      <w:r>
+        <w:t xml:space="preserve">, □, R) – </w:t>
+      </w:r>
+      <w:r>
+        <w:t>reset to start of string, start search for matching b</w:t>
+      </w:r>
+    </w:p>
+    <w:p>
+      <w:pPr>
+        <w:pStyle w:val="ListParagraph"/>
+        <w:ind w:left="360"/>
+      </w:pPr>
+    </w:p>
+    <w:p>
+      <w:pPr>
+        <w:pStyle w:val="ListParagraph"/>
+        <w:numPr>
+          <w:ilvl w:val="0"/>
+          <w:numId w:val="8"/>
+        </w:numPr>
+      </w:pPr>
+      <w:r>
+        <w:t>δ (</w:t>
+      </w:r>
+      <w:r>
+        <w:t>q2</w:t>
+      </w:r>
+      <w:r>
+        <w:t xml:space="preserve">, </w:t>
+      </w:r>
+      <w:r>
+        <w:t>b</w:t>
+      </w:r>
+      <w:r>
+        <w:t>) = (q</w:t>
+      </w:r>
+      <w:r>
+        <w:t>3</w:t>
+      </w:r>
+      <w:r>
+        <w:t xml:space="preserve">, </w:t>
+      </w:r>
+      <w:r>
+        <w:t>Y</w:t>
+      </w:r>
+      <w:r>
+        <w:t xml:space="preserve">, </w:t>
+      </w:r>
+      <w:r>
+        <w:t>L</w:t>
+      </w:r>
+      <w:r>
+        <w:t>)</w:t>
+      </w:r>
+      <w:r>
+        <w:t xml:space="preserve"> – </w:t>
+      </w:r>
+      <w:r>
+        <w:t xml:space="preserve">found a </w:t>
+      </w:r>
+      <w:r>
+        <w:t xml:space="preserve">matching </w:t>
+      </w:r>
+      <w:r>
+        <w:t>b</w:t>
+      </w:r>
+      <w:r>
+        <w:t>, head back to start to check again</w:t>
+      </w:r>
+    </w:p>
+    <w:p>
+      <w:pPr>
+        <w:pStyle w:val="ListParagraph"/>
+        <w:numPr>
+          <w:ilvl w:val="0"/>
+          <w:numId w:val="8"/>
+        </w:numPr>
+      </w:pPr>
+      <w:r>
+        <w:t>δ (</w:t>
+      </w:r>
+      <w:r>
+        <w:t>q2</w:t>
+      </w:r>
+      <w:r>
+        <w:t>, Y) = (</w:t>
+      </w:r>
+      <w:r>
+        <w:t>q2</w:t>
+      </w:r>
+      <w:r>
+        <w:t>, Y, R) – skip other possible options</w:t>
+      </w:r>
+    </w:p>
+    <w:p>
+      <w:pPr>
+        <w:pStyle w:val="ListParagraph"/>
+        <w:numPr>
+          <w:ilvl w:val="0"/>
+          <w:numId w:val="8"/>
+        </w:numPr>
+      </w:pPr>
+      <w:proofErr w:type="gramStart"/>
+      <w:r>
+        <w:t>δ (</w:t>
+      </w:r>
+      <w:r>
+        <w:t>q2</w:t>
+      </w:r>
+      <w:r>
+        <w:t>, X) =</w:t>
+      </w:r>
+      <w:proofErr w:type="gramEnd"/>
+      <w:r>
+        <w:t xml:space="preserve"> (</w:t>
+      </w:r>
+      <w:r>
+        <w:t>q2</w:t>
+      </w:r>
+      <w:r>
+        <w:t>, X, R)</w:t>
+      </w:r>
+    </w:p>
+    <w:p>
+      <w:pPr>
+        <w:pStyle w:val="ListParagraph"/>
+        <w:numPr>
+          <w:ilvl w:val="0"/>
+          <w:numId w:val="8"/>
+        </w:numPr>
+      </w:pPr>
+      <w:r>
+        <w:t>δ (</w:t>
+      </w:r>
+      <w:r>
+        <w:t>q2</w:t>
+      </w:r>
+      <w:r>
+        <w:t>, a) = (</w:t>
+      </w:r>
+      <w:r>
+        <w:t>q2</w:t>
+      </w:r>
+      <w:r>
+        <w:t>, a, R)</w:t>
+      </w:r>
+    </w:p>
+    <w:p>
+      <w:pPr>
+        <w:pStyle w:val="ListParagraph"/>
+        <w:numPr>
+          <w:ilvl w:val="0"/>
+          <w:numId w:val="8"/>
+        </w:numPr>
+      </w:pPr>
+      <w:r>
+        <w:t>δ (</w:t>
+      </w:r>
+      <w:r>
+        <w:t>q2</w:t>
+      </w:r>
+      <w:r>
+        <w:t>, □) = (q</w:t>
+      </w:r>
+      <w:r>
+        <w:t>6</w:t>
+      </w:r>
+      <w:r>
+        <w:t xml:space="preserve">, □, L) – no </w:t>
+      </w:r>
+      <w:r>
+        <w:t xml:space="preserve">unpaired </w:t>
+      </w:r>
+      <w:r>
+        <w:t xml:space="preserve">b found, </w:t>
+      </w:r>
+      <w:r>
+        <w:t xml:space="preserve">so </w:t>
+      </w:r>
+      <w:proofErr w:type="spellStart"/>
+      <w:r>
+        <w:t>n</w:t>
+      </w:r>
+      <w:r>
+        <w:rPr>
+          <w:vertAlign w:val="subscript"/>
+        </w:rPr>
+        <w:t>a</w:t>
+      </w:r>
+      <w:proofErr w:type="spellEnd"/>
+      <w:r>
+        <w:t xml:space="preserve">(a) &gt; </w:t>
+      </w:r>
+      <w:proofErr w:type="spellStart"/>
+      <w:r>
+        <w:t>n</w:t>
+      </w:r>
+      <w:r>
+        <w:rPr>
+          <w:vertAlign w:val="subscript"/>
+        </w:rPr>
+        <w:t>a</w:t>
+      </w:r>
+      <w:proofErr w:type="spellEnd"/>
+      <w:r>
+        <w:t>(b), head to accept</w:t>
+      </w:r>
+    </w:p>
+    <w:p>
+      <w:pPr>
+        <w:pStyle w:val="ListParagraph"/>
+        <w:ind w:left="360"/>
+      </w:pPr>
+    </w:p>
+    <w:p>
+      <w:pPr>
+        <w:pStyle w:val="ListParagraph"/>
+        <w:numPr>
+          <w:ilvl w:val="0"/>
+          <w:numId w:val="8"/>
+        </w:numPr>
+      </w:pPr>
+      <w:r>
+        <w:t>δ (</w:t>
+      </w:r>
+      <w:r>
+        <w:t>q3</w:t>
+      </w:r>
+      <w:r>
+        <w:t>, X) = (</w:t>
+      </w:r>
+      <w:r>
+        <w:t>q3</w:t>
+      </w:r>
+      <w:r>
+        <w:t>, X, L)</w:t>
+      </w:r>
+      <w:r>
+        <w:t xml:space="preserve"> – return to leftmost spot to start next scan</w:t>
+      </w:r>
+    </w:p>
+    <w:p>
+      <w:pPr>
+        <w:pStyle w:val="ListParagraph"/>
+        <w:numPr>
+          <w:ilvl w:val="0"/>
+          <w:numId w:val="8"/>
+        </w:numPr>
+      </w:pPr>
+      <w:r>
+        <w:t>δ (</w:t>
+      </w:r>
+      <w:r>
+        <w:t>q3</w:t>
+      </w:r>
+      <w:r>
+        <w:t>, Y) = (</w:t>
+      </w:r>
+      <w:r>
+        <w:t>q3</w:t>
+      </w:r>
+      <w:r>
+        <w:t xml:space="preserve">, </w:t>
+      </w:r>
+      <w:r>
+        <w:t>Y</w:t>
+      </w:r>
+      <w:r>
+        <w:t>, L)</w:t>
+      </w:r>
+    </w:p>
+    <w:p>
+      <w:pPr>
+        <w:pStyle w:val="ListParagraph"/>
+        <w:numPr>
+          <w:ilvl w:val="0"/>
+          <w:numId w:val="8"/>
+        </w:numPr>
+      </w:pPr>
+      <w:r>
+        <w:t>δ (</w:t>
+      </w:r>
+      <w:r>
+        <w:t>q3</w:t>
+      </w:r>
+      <w:r>
+        <w:t>, a) = (</w:t>
+      </w:r>
+      <w:r>
+        <w:t>q3</w:t>
+      </w:r>
+      <w:r>
+        <w:t>, a, L)</w:t>
+      </w:r>
+    </w:p>
+    <w:p>
+      <w:pPr>
+        <w:pStyle w:val="ListParagraph"/>
+        <w:numPr>
+          <w:ilvl w:val="0"/>
+          <w:numId w:val="8"/>
+        </w:numPr>
+      </w:pPr>
+      <w:r>
+        <w:t>δ (</w:t>
+      </w:r>
+      <w:r>
+        <w:t>q3</w:t>
+      </w:r>
+      <w:r>
+        <w:t>, b) = (</w:t>
+      </w:r>
+      <w:r>
+        <w:t>q3</w:t>
+      </w:r>
+      <w:r>
+        <w:t>, b, L)</w:t>
+      </w:r>
+    </w:p>
+    <w:p>
+      <w:pPr>
+        <w:pStyle w:val="ListParagraph"/>
+        <w:numPr>
+          <w:ilvl w:val="0"/>
+          <w:numId w:val="8"/>
+        </w:numPr>
+      </w:pPr>
+      <w:r>
+        <w:t>δ (</w:t>
+      </w:r>
+      <w:r>
+        <w:t>q3</w:t>
+      </w:r>
+      <w:r>
+        <w:t xml:space="preserve">, □) = (q0, □, R) – back at start of </w:t>
+      </w:r>
+      <w:r>
+        <w:t>string</w:t>
+      </w:r>
+      <w:r>
+        <w:t>, start next scan</w:t>
+      </w:r>
+    </w:p>
+    <w:p>
+      <w:pPr>
+        <w:pStyle w:val="ListParagraph"/>
+        <w:ind w:left="360"/>
+      </w:pPr>
+    </w:p>
+    <w:p>
+      <w:pPr>
+        <w:pStyle w:val="ListParagraph"/>
+        <w:numPr>
+          <w:ilvl w:val="0"/>
+          <w:numId w:val="8"/>
+        </w:numPr>
+      </w:pPr>
+      <w:r>
+        <w:t>δ (q4, X) = (q4, X, L) – return to leftmost spot to start check for unpaired b</w:t>
+      </w:r>
+    </w:p>
+    <w:p>
+      <w:pPr>
+        <w:pStyle w:val="ListParagraph"/>
+        <w:numPr>
+          <w:ilvl w:val="0"/>
+          <w:numId w:val="8"/>
+        </w:numPr>
+      </w:pPr>
+      <w:r>
+        <w:t>δ (q4, Y) = (q4, Y, L)</w:t>
+      </w:r>
+    </w:p>
+    <w:p>
+      <w:pPr>
+        <w:pStyle w:val="ListParagraph"/>
+        <w:numPr>
+          <w:ilvl w:val="0"/>
+          <w:numId w:val="8"/>
+        </w:numPr>
+      </w:pPr>
+      <w:r>
+        <w:t>δ (q4, a) = (q4, a, L)</w:t>
+      </w:r>
+    </w:p>
+    <w:p>
+      <w:pPr>
+        <w:pStyle w:val="ListParagraph"/>
+        <w:numPr>
+          <w:ilvl w:val="0"/>
+          <w:numId w:val="8"/>
+        </w:numPr>
+      </w:pPr>
+      <w:r>
+        <w:t>δ (q4, b) = (q4, b, L)</w:t>
+      </w:r>
+    </w:p>
+    <w:p>
+      <w:pPr>
+        <w:pStyle w:val="ListParagraph"/>
+        <w:numPr>
+          <w:ilvl w:val="0"/>
+          <w:numId w:val="8"/>
+        </w:numPr>
+      </w:pPr>
+      <w:r>
+        <w:t xml:space="preserve">δ (q4, □) = (q5, □, R) – back at start of </w:t>
+      </w:r>
+      <w:r>
+        <w:t>string</w:t>
+      </w:r>
+      <w:r>
+        <w:t>, start next scan</w:t>
+      </w:r>
+    </w:p>
+    <w:p>
+      <w:pPr>
+        <w:pStyle w:val="ListParagraph"/>
+        <w:ind w:left="360"/>
+      </w:pPr>
+    </w:p>
+    <w:p>
+      <w:pPr>
+        <w:pStyle w:val="ListParagraph"/>
+        <w:numPr>
+          <w:ilvl w:val="0"/>
+          <w:numId w:val="8"/>
+        </w:numPr>
+      </w:pPr>
+      <w:r>
+        <w:t>δ (</w:t>
+      </w:r>
+      <w:r>
+        <w:t>q5</w:t>
+      </w:r>
+      <w:r>
+        <w:t xml:space="preserve">, </w:t>
+      </w:r>
+      <w:r>
+        <w:t>b</w:t>
+      </w:r>
+      <w:r>
+        <w:t>) = (q</w:t>
+      </w:r>
+      <w:r>
+        <w:t>6</w:t>
+      </w:r>
+      <w:r>
+        <w:t xml:space="preserve">, </w:t>
+      </w:r>
+      <w:r>
+        <w:t>b</w:t>
+      </w:r>
+      <w:r>
+        <w:t>, R)</w:t>
+      </w:r>
+      <w:r>
+        <w:t xml:space="preserve"> – Found an extra b</w:t>
+      </w:r>
+      <w:r>
+        <w:t xml:space="preserve"> so </w:t>
+      </w:r>
+      <w:proofErr w:type="spellStart"/>
+      <w:r>
+        <w:t>n</w:t>
+      </w:r>
+      <w:r>
+        <w:rPr>
+          <w:vertAlign w:val="subscript"/>
+        </w:rPr>
+        <w:t>a</w:t>
+      </w:r>
+      <w:proofErr w:type="spellEnd"/>
+      <w:r>
+        <w:t xml:space="preserve">(b) &gt; </w:t>
+      </w:r>
+      <w:proofErr w:type="spellStart"/>
+      <w:r>
+        <w:t>n</w:t>
+      </w:r>
+      <w:r>
+        <w:rPr>
+          <w:vertAlign w:val="subscript"/>
+        </w:rPr>
+        <w:t>a</w:t>
+      </w:r>
+      <w:proofErr w:type="spellEnd"/>
+      <w:r>
+        <w:t>(a)</w:t>
+      </w:r>
+      <w:r>
+        <w:t>, head to accept</w:t>
+      </w:r>
+    </w:p>
+    <w:p>
+      <w:pPr>
+        <w:pStyle w:val="ListParagraph"/>
+        <w:numPr>
+          <w:ilvl w:val="0"/>
+          <w:numId w:val="8"/>
+        </w:numPr>
+      </w:pPr>
+      <w:r>
+        <w:t>δ (</w:t>
+      </w:r>
+      <w:r>
+        <w:t>q5</w:t>
+      </w:r>
+      <w:r>
+        <w:t>, Y) = (</w:t>
+      </w:r>
+      <w:r>
+        <w:t>q5</w:t>
+      </w:r>
+      <w:r>
+        <w:t>, Y, R)</w:t>
+      </w:r>
+      <w:r>
+        <w:t xml:space="preserve"> – Check rest of string for unpaired b’s</w:t>
+      </w:r>
+    </w:p>
+    <w:p>
+      <w:pPr>
+        <w:pStyle w:val="ListParagraph"/>
+        <w:numPr>
+          <w:ilvl w:val="0"/>
+          <w:numId w:val="8"/>
+        </w:numPr>
+      </w:pPr>
+      <w:r>
+        <w:t>δ (</w:t>
+      </w:r>
+      <w:r>
+        <w:t>q5</w:t>
+      </w:r>
+      <w:r>
+        <w:t>, X) = (</w:t>
+      </w:r>
+      <w:r>
+        <w:t>q5</w:t>
+      </w:r>
+      <w:r>
+        <w:t>, X, R)</w:t>
+      </w:r>
+    </w:p>
+    <w:p>
+      <w:pPr>
+        <w:pStyle w:val="ListParagraph"/>
+        <w:numPr>
+          <w:ilvl w:val="0"/>
+          <w:numId w:val="8"/>
+        </w:numPr>
+      </w:pPr>
+      <w:r>
+        <w:t>δ (</w:t>
+      </w:r>
+      <w:r>
+        <w:t>q5</w:t>
+      </w:r>
+      <w:r>
+        <w:t>, a) = (</w:t>
+      </w:r>
+      <w:r>
+        <w:t>q5</w:t>
+      </w:r>
+      <w:r>
+        <w:t>, a, R)</w:t>
+      </w:r>
+    </w:p>
+    <w:p>
+      <w:pPr>
+        <w:pStyle w:val="ListParagraph"/>
+        <w:numPr>
+          <w:ilvl w:val="0"/>
+          <w:numId w:val="8"/>
+        </w:numPr>
+      </w:pPr>
+      <w:r>
+        <w:t>δ (</w:t>
+      </w:r>
+      <w:r>
+        <w:t>q5</w:t>
+      </w:r>
+      <w:r>
+        <w:t>, □) = (q</w:t>
+      </w:r>
+      <w:r>
+        <w:t>8</w:t>
+      </w:r>
+      <w:r>
+        <w:t xml:space="preserve">, □, </w:t>
+      </w:r>
+      <w:r>
+        <w:t>L</w:t>
+      </w:r>
+      <w:r>
+        <w:t>)</w:t>
+      </w:r>
+      <w:r>
+        <w:t xml:space="preserve"> – No unpaired b found</w:t>
+      </w:r>
+      <w:r>
+        <w:t>, so</w:t>
       </w:r>
       <w:r>
         <w:t xml:space="preserve"> </w:t>
       </w:r>
-      <w:r>
-        <w:t xml:space="preserve">(q0, a) = (q1, </w:t>
-      </w:r>
-      <w:r>
-        <w:t>X</w:t>
-      </w:r>
-      <w:r>
-        <w:t xml:space="preserve">, </w:t>
-      </w:r>
-      <w:r>
-        <w:t>L</w:t>
-      </w:r>
-      <w:r>
-        <w:t>) –</w:t>
-      </w:r>
-      <w:r>
-        <w:t xml:space="preserve"> </w:t>
-      </w:r>
-      <w:r>
-        <w:t>mark</w:t>
-      </w:r>
-      <w:r>
-        <w:t xml:space="preserve"> located</w:t>
-      </w:r>
-      <w:r>
-        <w:t xml:space="preserve"> a</w:t>
-      </w:r>
-      <w:r>
-        <w:t xml:space="preserve">, start scanning for matching b (back to start of </w:t>
+      <w:proofErr w:type="spellStart"/>
+      <w:r>
+        <w:t>n</w:t>
+      </w:r>
+      <w:r>
+        <w:rPr>
+          <w:vertAlign w:val="subscript"/>
+        </w:rPr>
+        <w:t>a</w:t>
+      </w:r>
+      <w:proofErr w:type="spellEnd"/>
+      <w:r>
+        <w:t xml:space="preserve">(a) = </w:t>
+      </w:r>
+      <w:proofErr w:type="spellStart"/>
+      <w:r>
+        <w:t>n</w:t>
+      </w:r>
+      <w:r>
+        <w:rPr>
+          <w:vertAlign w:val="subscript"/>
+        </w:rPr>
+        <w:t>a</w:t>
+      </w:r>
+      <w:proofErr w:type="spellEnd"/>
+      <w:r>
+        <w:t>(b)</w:t>
+      </w:r>
+      <w:r>
+        <w:t>, rejected</w:t>
+      </w:r>
+    </w:p>
+    <w:p>
+      <w:pPr>
+        <w:pStyle w:val="ListParagraph"/>
+        <w:ind w:left="360"/>
+      </w:pPr>
+    </w:p>
+    <w:p>
+      <w:pPr>
+        <w:pStyle w:val="ListParagraph"/>
+        <w:numPr>
+          <w:ilvl w:val="0"/>
+          <w:numId w:val="8"/>
+        </w:numPr>
+      </w:pPr>
+      <w:r>
+        <w:t xml:space="preserve">δ (q6, a) = (q6, a, R) – move to end of </w:t>
       </w:r>
       <w:r>
         <w:t>string</w:t>
       </w:r>
       <w:r>
-        <w:t>)</w:t>
-      </w:r>
-    </w:p>
-    <w:p>
-      <w:pPr>
-        <w:pStyle w:val="ListParagraph"/>
-        <w:numPr>
-          <w:ilvl w:val="0"/>
-          <w:numId w:val="1"/>
-        </w:numPr>
-        <w:ind w:left="360"/>
-      </w:pPr>
-      <w:r>
-        <w:t xml:space="preserve">δ (q0, b) = </w:t>
-      </w:r>
-      <w:r>
-        <w:t>(q</w:t>
-      </w:r>
-      <w:r>
-        <w:t>0</w:t>
-      </w:r>
-      <w:r>
-        <w:t>, b, R)</w:t>
-      </w:r>
-      <w:r>
-        <w:t xml:space="preserve"> – skip other possible options</w:t>
-      </w:r>
-    </w:p>
-    <w:p>
-      <w:pPr>
-        <w:pStyle w:val="ListParagraph"/>
-        <w:numPr>
-          <w:ilvl w:val="0"/>
-          <w:numId w:val="1"/>
-        </w:numPr>
-        <w:ind w:left="360"/>
-      </w:pPr>
-      <w:proofErr w:type="gramStart"/>
-      <w:r>
-        <w:t>δ (q0, X) =</w:t>
-      </w:r>
-      <w:proofErr w:type="gramEnd"/>
-      <w:r>
-        <w:t xml:space="preserve"> (q0, X, R)</w:t>
-      </w:r>
-    </w:p>
-    <w:p>
-      <w:pPr>
-        <w:pStyle w:val="ListParagraph"/>
-        <w:numPr>
-          <w:ilvl w:val="0"/>
-          <w:numId w:val="1"/>
-        </w:numPr>
-        <w:ind w:left="360"/>
-      </w:pPr>
-      <w:proofErr w:type="gramStart"/>
-      <w:r>
-        <w:t>δ (q0, Y) =</w:t>
-      </w:r>
-      <w:proofErr w:type="gramEnd"/>
-      <w:r>
-        <w:t xml:space="preserve"> (q0, Y, R)</w:t>
-      </w:r>
-    </w:p>
-    <w:p>
-      <w:pPr>
-        <w:pStyle w:val="ListParagraph"/>
-        <w:numPr>
-          <w:ilvl w:val="0"/>
-          <w:numId w:val="1"/>
-        </w:numPr>
-        <w:ind w:left="360"/>
-      </w:pPr>
-      <w:r>
-        <w:t>δ (q0, □) = (q</w:t>
-      </w:r>
-      <w:r>
-        <w:t>4</w:t>
-      </w:r>
-      <w:r>
-        <w:t xml:space="preserve">, □, </w:t>
-      </w:r>
-      <w:r>
-        <w:t>L</w:t>
-      </w:r>
-      <w:r>
-        <w:t>) – no unmarked a’s</w:t>
-      </w:r>
-      <w:r>
-        <w:t xml:space="preserve">, start </w:t>
-      </w:r>
-      <w:r>
-        <w:t>scanning</w:t>
-      </w:r>
-      <w:r>
-        <w:t xml:space="preserve"> for an unmarked b for accept</w:t>
-      </w:r>
-    </w:p>
-    <w:p>
-      <w:pPr>
-        <w:pStyle w:val="ListParagraph"/>
-        <w:ind w:left="360"/>
-      </w:pPr>
-    </w:p>
-    <w:p>
-      <w:pPr>
-        <w:pStyle w:val="ListParagraph"/>
-        <w:numPr>
-          <w:ilvl w:val="0"/>
-          <w:numId w:val="1"/>
-        </w:numPr>
-        <w:ind w:left="360"/>
-      </w:pPr>
-      <w:r>
-        <w:t>δ (q1, X) = (q1, X, L) – return to leftmost spot to start next scan</w:t>
-      </w:r>
-    </w:p>
-    <w:p>
-      <w:pPr>
-        <w:pStyle w:val="ListParagraph"/>
-        <w:numPr>
-          <w:ilvl w:val="0"/>
-          <w:numId w:val="1"/>
-        </w:numPr>
-        <w:ind w:left="360"/>
-      </w:pPr>
-      <w:r>
-        <w:t xml:space="preserve">δ (q1, Y) = (q1, </w:t>
-      </w:r>
-      <w:r>
-        <w:t>Y</w:t>
-      </w:r>
-      <w:r>
-        <w:t>, L)</w:t>
-      </w:r>
-    </w:p>
-    <w:p>
-      <w:pPr>
-        <w:pStyle w:val="ListParagraph"/>
-        <w:numPr>
-          <w:ilvl w:val="0"/>
-          <w:numId w:val="1"/>
-        </w:numPr>
-        <w:ind w:left="360"/>
-      </w:pPr>
-      <w:proofErr w:type="gramStart"/>
-      <w:r>
-        <w:t>δ (q1, a) =</w:t>
-      </w:r>
-      <w:proofErr w:type="gramEnd"/>
-      <w:r>
-        <w:t xml:space="preserve"> (q1, a, L)</w:t>
-      </w:r>
-    </w:p>
-    <w:p>
-      <w:pPr>
-        <w:pStyle w:val="ListParagraph"/>
-        <w:numPr>
-          <w:ilvl w:val="0"/>
-          <w:numId w:val="1"/>
-        </w:numPr>
-        <w:ind w:left="360"/>
-      </w:pPr>
-      <w:r>
-        <w:t>δ (q1, b) = (q1, b, L)</w:t>
-      </w:r>
-    </w:p>
-    <w:p>
-      <w:pPr>
-        <w:pStyle w:val="ListParagraph"/>
-        <w:numPr>
-          <w:ilvl w:val="0"/>
-          <w:numId w:val="1"/>
-        </w:numPr>
-        <w:ind w:left="360"/>
-      </w:pPr>
-      <w:r>
-        <w:t>δ (q1, □) = (q</w:t>
-      </w:r>
-      <w:r>
-        <w:t>2</w:t>
-      </w:r>
-      <w:r>
-        <w:t xml:space="preserve">, □, R) – </w:t>
-      </w:r>
-      <w:r>
-        <w:t>reset to start of string, start search for matching b</w:t>
-      </w:r>
-    </w:p>
-    <w:p>
-      <w:pPr>
-        <w:pStyle w:val="ListParagraph"/>
-        <w:ind w:left="360"/>
-      </w:pPr>
-    </w:p>
-    <w:p>
-      <w:pPr>
-        <w:pStyle w:val="ListParagraph"/>
-        <w:numPr>
-          <w:ilvl w:val="0"/>
-          <w:numId w:val="1"/>
-        </w:numPr>
-        <w:ind w:left="360"/>
-      </w:pPr>
-      <w:r>
-        <w:t>δ (</w:t>
-      </w:r>
-      <w:r>
-        <w:t>q2</w:t>
-      </w:r>
-      <w:r>
-        <w:t xml:space="preserve">, </w:t>
-      </w:r>
-      <w:r>
-        <w:t>b</w:t>
-      </w:r>
-      <w:r>
-        <w:t>) = (q</w:t>
-      </w:r>
-      <w:r>
-        <w:t>3</w:t>
-      </w:r>
-      <w:r>
-        <w:t xml:space="preserve">, </w:t>
-      </w:r>
-      <w:r>
-        <w:t>Y</w:t>
-      </w:r>
-      <w:r>
-        <w:t xml:space="preserve">, </w:t>
-      </w:r>
-      <w:r>
-        <w:t>L</w:t>
-      </w:r>
-      <w:r>
-        <w:t>)</w:t>
-      </w:r>
-      <w:r>
-        <w:t xml:space="preserve"> – </w:t>
-      </w:r>
-      <w:r>
-        <w:t xml:space="preserve">found a </w:t>
-      </w:r>
-      <w:r>
-        <w:t xml:space="preserve">matching </w:t>
-      </w:r>
-      <w:r>
-        <w:t>b</w:t>
-      </w:r>
-      <w:r>
-        <w:t>, head back to start to check again</w:t>
-      </w:r>
-    </w:p>
-    <w:p>
-      <w:pPr>
-        <w:pStyle w:val="ListParagraph"/>
-        <w:numPr>
-          <w:ilvl w:val="0"/>
-          <w:numId w:val="1"/>
-        </w:numPr>
-        <w:ind w:left="360"/>
-      </w:pPr>
-      <w:r>
-        <w:t>δ (</w:t>
-      </w:r>
-      <w:r>
-        <w:t>q2</w:t>
-      </w:r>
-      <w:r>
-        <w:t>, Y) = (</w:t>
-      </w:r>
-      <w:r>
-        <w:t>q2</w:t>
-      </w:r>
-      <w:r>
-        <w:t>, Y, R) – skip other possible options</w:t>
-      </w:r>
-    </w:p>
-    <w:p>
-      <w:pPr>
-        <w:pStyle w:val="ListParagraph"/>
-        <w:numPr>
-          <w:ilvl w:val="0"/>
-          <w:numId w:val="1"/>
-        </w:numPr>
-        <w:ind w:left="360"/>
-      </w:pPr>
-      <w:proofErr w:type="gramStart"/>
-      <w:r>
-        <w:t>δ (</w:t>
-      </w:r>
-      <w:r>
-        <w:t>q2</w:t>
-      </w:r>
-      <w:r>
-        <w:t>, X) =</w:t>
-      </w:r>
-      <w:proofErr w:type="gramEnd"/>
-      <w:r>
-        <w:t xml:space="preserve"> (</w:t>
-      </w:r>
-      <w:r>
-        <w:t>q2</w:t>
-      </w:r>
-      <w:r>
-        <w:t>, X, R)</w:t>
-      </w:r>
-    </w:p>
-    <w:p>
-      <w:pPr>
-        <w:pStyle w:val="ListParagraph"/>
-        <w:numPr>
-          <w:ilvl w:val="0"/>
-          <w:numId w:val="1"/>
-        </w:numPr>
-        <w:ind w:left="360"/>
-      </w:pPr>
-      <w:r>
-        <w:t>δ (</w:t>
-      </w:r>
-      <w:r>
-        <w:t>q2</w:t>
-      </w:r>
-      <w:r>
-        <w:t>, a) = (</w:t>
-      </w:r>
-      <w:r>
-        <w:t>q2</w:t>
-      </w:r>
-      <w:r>
-        <w:t>, a, R)</w:t>
-      </w:r>
-    </w:p>
-    <w:p>
-      <w:pPr>
-        <w:pStyle w:val="ListParagraph"/>
-        <w:numPr>
-          <w:ilvl w:val="0"/>
-          <w:numId w:val="1"/>
-        </w:numPr>
-        <w:ind w:left="360"/>
-      </w:pPr>
-      <w:r>
-        <w:t>δ (</w:t>
-      </w:r>
-      <w:r>
-        <w:t>q2</w:t>
+        <w:t xml:space="preserve"> to accept</w:t>
+      </w:r>
+    </w:p>
+    <w:p>
+      <w:pPr>
+        <w:pStyle w:val="ListParagraph"/>
+        <w:numPr>
+          <w:ilvl w:val="0"/>
+          <w:numId w:val="8"/>
+        </w:numPr>
+      </w:pPr>
+      <w:r>
+        <w:t>δ (q6, b) = (q6, b, R)</w:t>
+      </w:r>
+    </w:p>
+    <w:p>
+      <w:pPr>
+        <w:pStyle w:val="ListParagraph"/>
+        <w:numPr>
+          <w:ilvl w:val="0"/>
+          <w:numId w:val="8"/>
+        </w:numPr>
+      </w:pPr>
+      <w:r>
+        <w:t>δ (q6, X) = (q6, X, R)</w:t>
+      </w:r>
+    </w:p>
+    <w:p>
+      <w:pPr>
+        <w:pStyle w:val="ListParagraph"/>
+        <w:numPr>
+          <w:ilvl w:val="0"/>
+          <w:numId w:val="8"/>
+        </w:numPr>
+      </w:pPr>
+      <w:r>
+        <w:t>δ (q6, Y) = (q6, Y, R)</w:t>
+      </w:r>
+    </w:p>
+    <w:p>
+      <w:pPr>
+        <w:pStyle w:val="ListParagraph"/>
+        <w:numPr>
+          <w:ilvl w:val="0"/>
+          <w:numId w:val="8"/>
+        </w:numPr>
+      </w:pPr>
+      <w:r>
+        <w:t>δ (q</w:t>
+      </w:r>
+      <w:r>
+        <w:t>6</w:t>
       </w:r>
       <w:r>
         <w:t>, □) = (q</w:t>
       </w:r>
       <w:r>
-        <w:t>6</w:t>
-      </w:r>
-      <w:r>
-        <w:t xml:space="preserve">, □, L) – no </w:t>
-      </w:r>
-      <w:r>
-        <w:t xml:space="preserve">unpaired </w:t>
-      </w:r>
-      <w:r>
-        <w:t xml:space="preserve">b found, </w:t>
-      </w:r>
-      <w:r>
-        <w:t xml:space="preserve">so </w:t>
-      </w:r>
-      <w:proofErr w:type="spellStart"/>
-      <w:r>
-        <w:t>n</w:t>
-      </w:r>
-      <w:r>
-        <w:rPr>
-          <w:vertAlign w:val="subscript"/>
-        </w:rPr>
-        <w:t>a</w:t>
-      </w:r>
-      <w:proofErr w:type="spellEnd"/>
-      <w:r>
-        <w:t xml:space="preserve">(a) &gt; </w:t>
-      </w:r>
-      <w:proofErr w:type="spellStart"/>
-      <w:r>
-        <w:t>n</w:t>
-      </w:r>
-      <w:r>
-        <w:rPr>
-          <w:vertAlign w:val="subscript"/>
-        </w:rPr>
-        <w:t>a</w:t>
-      </w:r>
-      <w:proofErr w:type="spellEnd"/>
-      <w:r>
-        <w:t>(b), head to accept</w:t>
-      </w:r>
-    </w:p>
-    <w:p>
-      <w:pPr>
-        <w:pStyle w:val="ListParagraph"/>
-        <w:ind w:left="360"/>
-      </w:pPr>
-    </w:p>
-    <w:p>
-      <w:pPr>
-        <w:pStyle w:val="ListParagraph"/>
-        <w:numPr>
-          <w:ilvl w:val="0"/>
-          <w:numId w:val="1"/>
-        </w:numPr>
-        <w:ind w:left="360"/>
-      </w:pPr>
-      <w:r>
-        <w:t>δ (</w:t>
-      </w:r>
-      <w:r>
-        <w:t>q3</w:t>
-      </w:r>
-      <w:r>
-        <w:t>, X) = (</w:t>
-      </w:r>
-      <w:r>
-        <w:t>q3</w:t>
-      </w:r>
-      <w:r>
-        <w:t>, X, L)</w:t>
-      </w:r>
-      <w:r>
-        <w:t xml:space="preserve"> – return to leftmost spot to start next scan</w:t>
-      </w:r>
-    </w:p>
-    <w:p>
-      <w:pPr>
-        <w:pStyle w:val="ListParagraph"/>
-        <w:numPr>
-          <w:ilvl w:val="0"/>
-          <w:numId w:val="1"/>
-        </w:numPr>
-        <w:ind w:left="360"/>
-      </w:pPr>
-      <w:r>
-        <w:t>δ (</w:t>
-      </w:r>
-      <w:r>
-        <w:t>q3</w:t>
-      </w:r>
-      <w:r>
-        <w:t>, Y) = (</w:t>
-      </w:r>
-      <w:r>
-        <w:t>q3</w:t>
-      </w:r>
-      <w:r>
-        <w:t xml:space="preserve">, </w:t>
-      </w:r>
-      <w:r>
-        <w:t>Y</w:t>
-      </w:r>
-      <w:r>
-        <w:t>, L)</w:t>
-      </w:r>
-    </w:p>
-    <w:p>
-      <w:pPr>
-        <w:pStyle w:val="ListParagraph"/>
-        <w:numPr>
-          <w:ilvl w:val="0"/>
-          <w:numId w:val="1"/>
-        </w:numPr>
-        <w:ind w:left="360"/>
-      </w:pPr>
-      <w:r>
-        <w:t>δ (</w:t>
-      </w:r>
-      <w:r>
-        <w:t>q3</w:t>
-      </w:r>
-      <w:r>
-        <w:t>, a) = (</w:t>
-      </w:r>
-      <w:r>
-        <w:t>q3</w:t>
-      </w:r>
-      <w:r>
-        <w:t>, a, L)</w:t>
-      </w:r>
-    </w:p>
-    <w:p>
-      <w:pPr>
-        <w:pStyle w:val="ListParagraph"/>
-        <w:numPr>
-          <w:ilvl w:val="0"/>
-          <w:numId w:val="1"/>
-        </w:numPr>
-        <w:ind w:left="360"/>
-      </w:pPr>
-      <w:r>
-        <w:t>δ (</w:t>
-      </w:r>
-      <w:r>
-        <w:t>q3</w:t>
-      </w:r>
-      <w:r>
-        <w:t>, b) = (</w:t>
-      </w:r>
-      <w:r>
-        <w:t>q3</w:t>
-      </w:r>
-      <w:r>
-        <w:t>, b, L)</w:t>
-      </w:r>
-    </w:p>
-    <w:p>
-      <w:pPr>
-        <w:pStyle w:val="ListParagraph"/>
-        <w:numPr>
-          <w:ilvl w:val="0"/>
-          <w:numId w:val="1"/>
-        </w:numPr>
-        <w:ind w:left="360"/>
-      </w:pPr>
-      <w:r>
-        <w:t>δ (</w:t>
-      </w:r>
-      <w:r>
-        <w:t>q3</w:t>
-      </w:r>
-      <w:r>
-        <w:t>, □) = (q0, □, R) – back at start of tape, start next scan</w:t>
-      </w:r>
-    </w:p>
-    <w:p>
-      <w:pPr>
-        <w:pStyle w:val="ListParagraph"/>
-        <w:ind w:left="360"/>
-      </w:pPr>
-    </w:p>
-    <w:p>
-      <w:pPr>
-        <w:pStyle w:val="ListParagraph"/>
-        <w:numPr>
-          <w:ilvl w:val="0"/>
-          <w:numId w:val="1"/>
-        </w:numPr>
-        <w:ind w:left="360"/>
-      </w:pPr>
-      <w:r>
-        <w:t>δ (q4, X) = (q4, X, L) – return to leftmost spot to start check for unpaired b</w:t>
-      </w:r>
-    </w:p>
-    <w:p>
-      <w:pPr>
-        <w:pStyle w:val="ListParagraph"/>
-        <w:numPr>
-          <w:ilvl w:val="0"/>
-          <w:numId w:val="1"/>
-        </w:numPr>
-        <w:ind w:left="360"/>
-      </w:pPr>
-      <w:r>
-        <w:t>δ (q4, Y) = (q4, Y, L)</w:t>
-      </w:r>
-    </w:p>
-    <w:p>
-      <w:pPr>
-        <w:pStyle w:val="ListParagraph"/>
-        <w:numPr>
-          <w:ilvl w:val="0"/>
-          <w:numId w:val="1"/>
-        </w:numPr>
-        <w:ind w:left="360"/>
-      </w:pPr>
-      <w:r>
-        <w:t>δ (q4, a) = (q4, a, L)</w:t>
-      </w:r>
-    </w:p>
-    <w:p>
-      <w:pPr>
-        <w:pStyle w:val="ListParagraph"/>
-        <w:numPr>
-          <w:ilvl w:val="0"/>
-          <w:numId w:val="1"/>
-        </w:numPr>
-        <w:ind w:left="360"/>
-      </w:pPr>
-      <w:r>
-        <w:t>δ (q4, b) = (q4, b, L)</w:t>
-      </w:r>
-    </w:p>
-    <w:p>
-      <w:pPr>
-        <w:pStyle w:val="ListParagraph"/>
-        <w:numPr>
-          <w:ilvl w:val="0"/>
-          <w:numId w:val="1"/>
-        </w:numPr>
-        <w:ind w:left="360"/>
-      </w:pPr>
-      <w:r>
-        <w:t>δ (q4, □) = (q5, □, R) – back at start of tape, start next scan</w:t>
-      </w:r>
-    </w:p>
-    <w:p>
-      <w:pPr>
-        <w:pStyle w:val="ListParagraph"/>
-        <w:ind w:left="360"/>
-      </w:pPr>
-    </w:p>
-    <w:p>
-      <w:pPr>
-        <w:pStyle w:val="ListParagraph"/>
-        <w:numPr>
-          <w:ilvl w:val="0"/>
-          <w:numId w:val="1"/>
-        </w:numPr>
-        <w:ind w:left="360"/>
-      </w:pPr>
-      <w:r>
-        <w:t>δ (</w:t>
-      </w:r>
-      <w:r>
-        <w:t>q5</w:t>
-      </w:r>
-      <w:r>
-        <w:t xml:space="preserve">, </w:t>
-      </w:r>
-      <w:r>
-        <w:t>b</w:t>
-      </w:r>
-      <w:r>
-        <w:t>) = (q</w:t>
-      </w:r>
-      <w:r>
-        <w:t>6</w:t>
-      </w:r>
-      <w:r>
-        <w:t xml:space="preserve">, </w:t>
-      </w:r>
-      <w:r>
-        <w:t>b</w:t>
-      </w:r>
-      <w:r>
-        <w:t>, R)</w:t>
-      </w:r>
-      <w:r>
-        <w:t xml:space="preserve"> – Found an extra b</w:t>
-      </w:r>
-      <w:r>
-        <w:t xml:space="preserve"> so </w:t>
-      </w:r>
-      <w:proofErr w:type="spellStart"/>
-      <w:r>
-        <w:t>n</w:t>
-      </w:r>
-      <w:r>
-        <w:rPr>
-          <w:vertAlign w:val="subscript"/>
-        </w:rPr>
-        <w:t>a</w:t>
-      </w:r>
-      <w:proofErr w:type="spellEnd"/>
-      <w:r>
-        <w:t xml:space="preserve">(b) &gt; </w:t>
-      </w:r>
-      <w:proofErr w:type="spellStart"/>
-      <w:r>
-        <w:t>n</w:t>
-      </w:r>
-      <w:r>
-        <w:rPr>
-          <w:vertAlign w:val="subscript"/>
-        </w:rPr>
-        <w:t>a</w:t>
-      </w:r>
-      <w:proofErr w:type="spellEnd"/>
-      <w:r>
-        <w:t>(a)</w:t>
-      </w:r>
-      <w:r>
-        <w:t>, head to accept</w:t>
-      </w:r>
-    </w:p>
-    <w:p>
-      <w:pPr>
-        <w:pStyle w:val="ListParagraph"/>
-        <w:numPr>
-          <w:ilvl w:val="0"/>
-          <w:numId w:val="1"/>
-        </w:numPr>
-        <w:ind w:left="360"/>
-      </w:pPr>
-      <w:r>
-        <w:t>δ (</w:t>
-      </w:r>
-      <w:r>
-        <w:t>q5</w:t>
-      </w:r>
-      <w:r>
-        <w:t>, Y) = (</w:t>
-      </w:r>
-      <w:r>
-        <w:t>q5</w:t>
-      </w:r>
-      <w:r>
-        <w:t>, Y, R)</w:t>
-      </w:r>
-      <w:r>
-        <w:t xml:space="preserve"> – Check rest of string for unpaired b’s</w:t>
-      </w:r>
-    </w:p>
-    <w:p>
-      <w:pPr>
-        <w:pStyle w:val="ListParagraph"/>
-        <w:numPr>
-          <w:ilvl w:val="0"/>
-          <w:numId w:val="1"/>
-        </w:numPr>
-        <w:ind w:left="360"/>
-      </w:pPr>
-      <w:r>
-        <w:t>δ (</w:t>
-      </w:r>
-      <w:r>
-        <w:t>q5</w:t>
-      </w:r>
-      <w:r>
-        <w:t>, X) = (</w:t>
-      </w:r>
-      <w:r>
-        <w:t>q5</w:t>
-      </w:r>
-      <w:r>
-        <w:t>, X, R)</w:t>
-      </w:r>
-    </w:p>
-    <w:p>
-      <w:pPr>
-        <w:pStyle w:val="ListParagraph"/>
-        <w:numPr>
-          <w:ilvl w:val="0"/>
-          <w:numId w:val="1"/>
-        </w:numPr>
-        <w:ind w:left="360"/>
-      </w:pPr>
-      <w:r>
-        <w:t>δ (</w:t>
-      </w:r>
-      <w:r>
-        <w:t>q5</w:t>
-      </w:r>
-      <w:r>
-        <w:t>, a) = (</w:t>
-      </w:r>
-      <w:r>
-        <w:t>q5</w:t>
-      </w:r>
-      <w:r>
-        <w:t>, a, R)</w:t>
-      </w:r>
-    </w:p>
-    <w:p>
-      <w:pPr>
-        <w:pStyle w:val="ListParagraph"/>
-        <w:numPr>
-          <w:ilvl w:val="0"/>
-          <w:numId w:val="1"/>
-        </w:numPr>
-        <w:ind w:left="360"/>
-      </w:pPr>
-      <w:r>
-        <w:t>δ (</w:t>
-      </w:r>
-      <w:r>
-        <w:t>q5</w:t>
-      </w:r>
-      <w:r>
-        <w:t>, □) = (q</w:t>
-      </w:r>
-      <w:r>
-        <w:t>8</w:t>
-      </w:r>
-      <w:r>
-        <w:t xml:space="preserve">, □, </w:t>
-      </w:r>
-      <w:r>
-        <w:t>L</w:t>
-      </w:r>
-      <w:r>
-        <w:t>)</w:t>
-      </w:r>
-      <w:r>
-        <w:t xml:space="preserve"> – No unpaired b found</w:t>
-      </w:r>
-      <w:r>
-        <w:t>, so</w:t>
-      </w:r>
-      <w:r>
-        <w:t xml:space="preserve"> </w:t>
-      </w:r>
-      <w:proofErr w:type="spellStart"/>
-      <w:r>
-        <w:t>n</w:t>
-      </w:r>
-      <w:r>
-        <w:rPr>
-          <w:vertAlign w:val="subscript"/>
-        </w:rPr>
-        <w:t>a</w:t>
-      </w:r>
-      <w:proofErr w:type="spellEnd"/>
-      <w:r>
-        <w:t xml:space="preserve">(a) = </w:t>
-      </w:r>
-      <w:proofErr w:type="spellStart"/>
-      <w:r>
-        <w:t>n</w:t>
-      </w:r>
-      <w:r>
-        <w:rPr>
-          <w:vertAlign w:val="subscript"/>
-        </w:rPr>
-        <w:t>a</w:t>
-      </w:r>
-      <w:proofErr w:type="spellEnd"/>
-      <w:r>
-        <w:t>(b)</w:t>
-      </w:r>
-      <w:r>
-        <w:t>, rejected</w:t>
-      </w:r>
-    </w:p>
-    <w:p>
-      <w:pPr>
-        <w:pStyle w:val="ListParagraph"/>
-        <w:ind w:left="360"/>
-      </w:pPr>
-    </w:p>
-    <w:p>
-      <w:pPr>
-        <w:pStyle w:val="ListParagraph"/>
-        <w:numPr>
-          <w:ilvl w:val="0"/>
-          <w:numId w:val="1"/>
-        </w:numPr>
-        <w:ind w:left="360"/>
-      </w:pPr>
-      <w:r>
-        <w:t>δ (q</w:t>
-      </w:r>
-      <w:r>
-        <w:t>8</w:t>
-      </w:r>
-      <w:r>
-        <w:t xml:space="preserve">, □) = </w:t>
-      </w:r>
-      <w:r>
-        <w:t>rejected</w:t>
-      </w:r>
-    </w:p>
-    <w:p>
-      <w:pPr>
-        <w:pStyle w:val="ListParagraph"/>
-        <w:ind w:left="360"/>
-      </w:pPr>
-    </w:p>
-    <w:p>
-      <w:pPr>
-        <w:pStyle w:val="ListParagraph"/>
-        <w:numPr>
-          <w:ilvl w:val="0"/>
-          <w:numId w:val="1"/>
-        </w:numPr>
-        <w:ind w:left="360"/>
-      </w:pPr>
-      <w:r>
-        <w:t>δ (q6, a) = (q6, a, R) – move to end of tape to accept</w:t>
-      </w:r>
-    </w:p>
-    <w:p>
-      <w:pPr>
-        <w:pStyle w:val="ListParagraph"/>
-        <w:numPr>
-          <w:ilvl w:val="0"/>
-          <w:numId w:val="1"/>
-        </w:numPr>
-        <w:ind w:left="360"/>
-      </w:pPr>
-      <w:r>
-        <w:t>δ (q6, b) = (q6, b, R)</w:t>
-      </w:r>
-    </w:p>
-    <w:p>
-      <w:pPr>
-        <w:pStyle w:val="ListParagraph"/>
-        <w:numPr>
-          <w:ilvl w:val="0"/>
-          <w:numId w:val="1"/>
-        </w:numPr>
-        <w:ind w:left="360"/>
-      </w:pPr>
-      <w:r>
-        <w:t>δ (q6, X) = (q6, X, R)</w:t>
-      </w:r>
-    </w:p>
-    <w:p>
-      <w:pPr>
-        <w:pStyle w:val="ListParagraph"/>
-        <w:numPr>
-          <w:ilvl w:val="0"/>
-          <w:numId w:val="1"/>
-        </w:numPr>
-        <w:ind w:left="360"/>
-      </w:pPr>
-      <w:r>
-        <w:t>δ (q6, Y) = (q6, Y, R)</w:t>
-      </w:r>
-    </w:p>
-    <w:p>
-      <w:pPr>
-        <w:pStyle w:val="ListParagraph"/>
-        <w:numPr>
-          <w:ilvl w:val="0"/>
-          <w:numId w:val="1"/>
-        </w:numPr>
-        <w:ind w:left="360"/>
-      </w:pPr>
-      <w:r>
-        <w:t>δ (q</w:t>
-      </w:r>
-      <w:r>
-        <w:t>6</w:t>
-      </w:r>
-      <w:r>
-        <w:t>, □) = (q</w:t>
-      </w:r>
-      <w:r>
         <w:t>7</w:t>
       </w:r>
       <w:r>
@@ -2035,7 +1990,6 @@
         <w:t>d</w:t>
       </w:r>
     </w:p>
-    <w:p/>
     <w:p>
       <w:r>
         <w:t>Trace</w:t>
@@ -2053,10 +2007,10 @@
           <w:noProof/>
         </w:rPr>
         <w:drawing>
-          <wp:inline distT="0" distB="0" distL="0" distR="0" wp14:anchorId="35BFF72E" wp14:editId="19A958DA">
-            <wp:extent cx="3406140" cy="2824466"/>
-            <wp:effectExtent l="0" t="0" r="3810" b="0"/>
-            <wp:docPr id="859968680" name="Picture 1"/>
+          <wp:inline distT="0" distB="0" distL="0" distR="0" wp14:anchorId="18CD5F81" wp14:editId="11332311">
+            <wp:extent cx="4273008" cy="3543300"/>
+            <wp:effectExtent l="0" t="0" r="0" b="0"/>
+            <wp:docPr id="1132838062" name="Picture 5"/>
             <wp:cNvGraphicFramePr>
               <a:graphicFrameLocks xmlns:a="http://schemas.openxmlformats.org/drawingml/2006/main" noChangeAspect="1"/>
             </wp:cNvGraphicFramePr>
@@ -2064,7 +2018,7 @@
               <a:graphicData uri="http://schemas.openxmlformats.org/drawingml/2006/picture">
                 <pic:pic xmlns:pic="http://schemas.openxmlformats.org/drawingml/2006/picture">
                   <pic:nvPicPr>
-                    <pic:cNvPr id="0" name="Picture 1"/>
+                    <pic:cNvPr id="0" name="Picture 5"/>
                     <pic:cNvPicPr>
                       <a:picLocks noChangeAspect="1" noChangeArrowheads="1"/>
                     </pic:cNvPicPr>
@@ -2085,7 +2039,7 @@
                   <pic:spPr bwMode="auto">
                     <a:xfrm>
                       <a:off x="0" y="0"/>
-                      <a:ext cx="3426140" cy="2841051"/>
+                      <a:ext cx="4281885" cy="3550661"/>
                     </a:xfrm>
                     <a:prstGeom prst="rect">
                       <a:avLst/>
@@ -2110,8 +2064,8 @@
         </w:rPr>
         <w:lastRenderedPageBreak/>
         <w:drawing>
-          <wp:inline distT="0" distB="0" distL="0" distR="0" wp14:anchorId="297E3A90" wp14:editId="7C300AA1">
-            <wp:extent cx="3281737" cy="3752850"/>
+          <wp:inline distT="0" distB="0" distL="0" distR="0" wp14:anchorId="297E3A90" wp14:editId="023DA016">
+            <wp:extent cx="3531615" cy="4038600"/>
             <wp:effectExtent l="0" t="0" r="0" b="0"/>
             <wp:docPr id="1602121759" name="Picture 2"/>
             <wp:cNvGraphicFramePr>
@@ -2142,7 +2096,7 @@
                   <pic:spPr bwMode="auto">
                     <a:xfrm>
                       <a:off x="0" y="0"/>
-                      <a:ext cx="3292927" cy="3765647"/>
+                      <a:ext cx="3553326" cy="4063428"/>
                     </a:xfrm>
                     <a:prstGeom prst="rect">
                       <a:avLst/>
@@ -2159,7 +2113,6 @@
         </w:drawing>
       </w:r>
     </w:p>
-    <w:p/>
     <w:p/>
     <w:p/>
     <w:p>
@@ -4452,6 +4405,92 @@
     </w:lvl>
   </w:abstractNum>
   <w:abstractNum w:abstractNumId="1" w15:restartNumberingAfterBreak="0">
+    <w:nsid w:val="2A677D4E"/>
+    <w:multiLevelType w:val="hybridMultilevel"/>
+    <w:tmpl w:val="B9B2825C"/>
+    <w:lvl w:ilvl="0" w:tplc="FFFFFFFF">
+      <w:start w:val="1"/>
+      <w:numFmt w:val="decimal"/>
+      <w:lvlText w:val="%1."/>
+      <w:lvlJc w:val="left"/>
+      <w:pPr>
+        <w:ind w:left="360" w:hanging="360"/>
+      </w:pPr>
+    </w:lvl>
+    <w:lvl w:ilvl="1" w:tplc="FFFFFFFF" w:tentative="1">
+      <w:start w:val="1"/>
+      <w:numFmt w:val="lowerLetter"/>
+      <w:lvlText w:val="%2."/>
+      <w:lvlJc w:val="left"/>
+      <w:pPr>
+        <w:ind w:left="1080" w:hanging="360"/>
+      </w:pPr>
+    </w:lvl>
+    <w:lvl w:ilvl="2" w:tplc="FFFFFFFF" w:tentative="1">
+      <w:start w:val="1"/>
+      <w:numFmt w:val="lowerRoman"/>
+      <w:lvlText w:val="%3."/>
+      <w:lvlJc w:val="right"/>
+      <w:pPr>
+        <w:ind w:left="1800" w:hanging="180"/>
+      </w:pPr>
+    </w:lvl>
+    <w:lvl w:ilvl="3" w:tplc="FFFFFFFF" w:tentative="1">
+      <w:start w:val="1"/>
+      <w:numFmt w:val="decimal"/>
+      <w:lvlText w:val="%4."/>
+      <w:lvlJc w:val="left"/>
+      <w:pPr>
+        <w:ind w:left="2520" w:hanging="360"/>
+      </w:pPr>
+    </w:lvl>
+    <w:lvl w:ilvl="4" w:tplc="FFFFFFFF" w:tentative="1">
+      <w:start w:val="1"/>
+      <w:numFmt w:val="lowerLetter"/>
+      <w:lvlText w:val="%5."/>
+      <w:lvlJc w:val="left"/>
+      <w:pPr>
+        <w:ind w:left="3240" w:hanging="360"/>
+      </w:pPr>
+    </w:lvl>
+    <w:lvl w:ilvl="5" w:tplc="FFFFFFFF" w:tentative="1">
+      <w:start w:val="1"/>
+      <w:numFmt w:val="lowerRoman"/>
+      <w:lvlText w:val="%6."/>
+      <w:lvlJc w:val="right"/>
+      <w:pPr>
+        <w:ind w:left="3960" w:hanging="180"/>
+      </w:pPr>
+    </w:lvl>
+    <w:lvl w:ilvl="6" w:tplc="FFFFFFFF" w:tentative="1">
+      <w:start w:val="1"/>
+      <w:numFmt w:val="decimal"/>
+      <w:lvlText w:val="%7."/>
+      <w:lvlJc w:val="left"/>
+      <w:pPr>
+        <w:ind w:left="4680" w:hanging="360"/>
+      </w:pPr>
+    </w:lvl>
+    <w:lvl w:ilvl="7" w:tplc="FFFFFFFF" w:tentative="1">
+      <w:start w:val="1"/>
+      <w:numFmt w:val="lowerLetter"/>
+      <w:lvlText w:val="%8."/>
+      <w:lvlJc w:val="left"/>
+      <w:pPr>
+        <w:ind w:left="5400" w:hanging="360"/>
+      </w:pPr>
+    </w:lvl>
+    <w:lvl w:ilvl="8" w:tplc="FFFFFFFF" w:tentative="1">
+      <w:start w:val="1"/>
+      <w:numFmt w:val="lowerRoman"/>
+      <w:lvlText w:val="%9."/>
+      <w:lvlJc w:val="right"/>
+      <w:pPr>
+        <w:ind w:left="6120" w:hanging="180"/>
+      </w:pPr>
+    </w:lvl>
+  </w:abstractNum>
+  <w:abstractNum w:abstractNumId="2" w15:restartNumberingAfterBreak="0">
     <w:nsid w:val="371A268E"/>
     <w:multiLevelType w:val="hybridMultilevel"/>
     <w:tmpl w:val="57C0D172"/>
@@ -4540,7 +4579,7 @@
       </w:pPr>
     </w:lvl>
   </w:abstractNum>
-  <w:abstractNum w:abstractNumId="2" w15:restartNumberingAfterBreak="0">
+  <w:abstractNum w:abstractNumId="3" w15:restartNumberingAfterBreak="0">
     <w:nsid w:val="3EB15916"/>
     <w:multiLevelType w:val="hybridMultilevel"/>
     <w:tmpl w:val="B9B2825C"/>
@@ -4626,7 +4665,7 @@
       </w:pPr>
     </w:lvl>
   </w:abstractNum>
-  <w:abstractNum w:abstractNumId="3" w15:restartNumberingAfterBreak="0">
+  <w:abstractNum w:abstractNumId="4" w15:restartNumberingAfterBreak="0">
     <w:nsid w:val="45E11CBD"/>
     <w:multiLevelType w:val="hybridMultilevel"/>
     <w:tmpl w:val="332ECD50"/>
@@ -4715,7 +4754,7 @@
       </w:pPr>
     </w:lvl>
   </w:abstractNum>
-  <w:abstractNum w:abstractNumId="4" w15:restartNumberingAfterBreak="0">
+  <w:abstractNum w:abstractNumId="5" w15:restartNumberingAfterBreak="0">
     <w:nsid w:val="4FC214CF"/>
     <w:multiLevelType w:val="hybridMultilevel"/>
     <w:tmpl w:val="DF80B63E"/>
@@ -4804,7 +4843,7 @@
       </w:pPr>
     </w:lvl>
   </w:abstractNum>
-  <w:abstractNum w:abstractNumId="5" w15:restartNumberingAfterBreak="0">
+  <w:abstractNum w:abstractNumId="6" w15:restartNumberingAfterBreak="0">
     <w:nsid w:val="667E3C26"/>
     <w:multiLevelType w:val="hybridMultilevel"/>
     <w:tmpl w:val="1C566E9A"/>
@@ -4893,7 +4932,7 @@
       </w:pPr>
     </w:lvl>
   </w:abstractNum>
-  <w:abstractNum w:abstractNumId="6" w15:restartNumberingAfterBreak="0">
+  <w:abstractNum w:abstractNumId="7" w15:restartNumberingAfterBreak="0">
     <w:nsid w:val="68277E35"/>
     <w:multiLevelType w:val="hybridMultilevel"/>
     <w:tmpl w:val="71261F74"/>
@@ -4983,25 +5022,28 @@
     </w:lvl>
   </w:abstractNum>
   <w:num w:numId="1" w16cid:durableId="2039427546">
-    <w:abstractNumId w:val="2"/>
+    <w:abstractNumId w:val="3"/>
   </w:num>
   <w:num w:numId="2" w16cid:durableId="565534238">
+    <w:abstractNumId w:val="5"/>
+  </w:num>
+  <w:num w:numId="3" w16cid:durableId="169411143">
+    <w:abstractNumId w:val="6"/>
+  </w:num>
+  <w:num w:numId="4" w16cid:durableId="931742885">
+    <w:abstractNumId w:val="7"/>
+  </w:num>
+  <w:num w:numId="5" w16cid:durableId="1299148093">
     <w:abstractNumId w:val="4"/>
   </w:num>
-  <w:num w:numId="3" w16cid:durableId="169411143">
-    <w:abstractNumId w:val="5"/>
-  </w:num>
-  <w:num w:numId="4" w16cid:durableId="931742885">
-    <w:abstractNumId w:val="6"/>
-  </w:num>
-  <w:num w:numId="5" w16cid:durableId="1299148093">
-    <w:abstractNumId w:val="3"/>
-  </w:num>
   <w:num w:numId="6" w16cid:durableId="765735890">
-    <w:abstractNumId w:val="1"/>
+    <w:abstractNumId w:val="2"/>
   </w:num>
   <w:num w:numId="7" w16cid:durableId="863635555">
     <w:abstractNumId w:val="0"/>
+  </w:num>
+  <w:num w:numId="8" w16cid:durableId="1991055908">
+    <w:abstractNumId w:val="1"/>
   </w:num>
 </w:numbering>
 </file>
